--- a/docs/软件功能设计文档.docx
+++ b/docs/软件功能设计文档.docx
@@ -1025,15 +1025,7 @@
         </w:rPr>
       </w:pPr>
       <w:r>
-        <w:rPr>
-          <w:rFonts w:ascii="宋体" w:hAnsi="宋体" w:eastAsia="宋体" w:cs="宋体"/>
-          <w:color w:val="FF0000"/>
-          <w:kern w:val="0"/>
-          <w:sz w:val="19"/>
-          <w:szCs w:val="19"/>
-          <w:lang w:val="en-US" w:eastAsia="zh-CN" w:bidi="ar"/>
-        </w:rPr>
-        <w:t>【填写示例】 本文档基于《校园图书借阅 Web 系统功能需求分析文档 V1.0》，对系统进行总体架构设计、模块详细设计与数据库设计，作为开发人员编码实现的直接依据，同时为后续测试、运维工作提供技术参考。</w:t>
+        <w:t>本文档基于《智聘星图功能需求分析文档 V1.0》，对系统进行总体架构设计、模块详细设计与数据库设计，作为开发人员编码实现的直接依据，同时为后续测试、运维工作提供技术参考。</w:t>
       </w:r>
     </w:p>
     <w:p>
@@ -1258,15 +1250,7 @@
         </w:rPr>
       </w:pPr>
       <w:r>
-        <w:rPr>
-          <w:rFonts w:ascii="宋体" w:hAnsi="宋体" w:eastAsia="宋体" w:cs="宋体"/>
-          <w:color w:val="FF0000"/>
-          <w:kern w:val="0"/>
-          <w:sz w:val="19"/>
-          <w:szCs w:val="19"/>
-          <w:lang w:val="en-US" w:eastAsia="zh-CN" w:bidi="ar"/>
-        </w:rPr>
-        <w:t>【填写示例】</w:t>
+        <w:t>文档初始版本编制完成，暂无设计变更。</w:t>
       </w:r>
     </w:p>
     <w:p>
@@ -1603,15 +1587,7 @@
         </w:rPr>
       </w:pPr>
       <w:r>
-        <w:rPr>
-          <w:rFonts w:ascii="宋体" w:hAnsi="宋体" w:eastAsia="宋体" w:cs="宋体"/>
-          <w:color w:val="FF0000"/>
-          <w:kern w:val="0"/>
-          <w:sz w:val="19"/>
-          <w:szCs w:val="19"/>
-          <w:lang w:val="en-US" w:eastAsia="zh-CN" w:bidi="ar"/>
-        </w:rPr>
-        <w:t>【填写示例】</w:t>
+        <w:t>文档初始版本编制完成，暂无设计变更。</w:t>
       </w:r>
     </w:p>
     <w:tbl>
@@ -2157,39 +2133,8 @@
             <w:vAlign w:val="center"/>
           </w:tcPr>
           <w:p>
-            <w:pPr>
-              <w:keepNext w:val="0"/>
-              <w:keepLines w:val="0"/>
-              <w:widowControl/>
-              <w:suppressLineNumbers w:val="0"/>
-              <w:pBdr>
-                <w:top w:val="none" w:color="auto" w:sz="0" w:space="0"/>
-                <w:left w:val="none" w:color="auto" w:sz="0" w:space="0"/>
-                <w:bottom w:val="none" w:color="auto" w:sz="0" w:space="0"/>
-                <w:right w:val="none" w:color="auto" w:sz="0" w:space="0"/>
-              </w:pBdr>
-              <w:spacing w:before="0" w:beforeAutospacing="0" w:after="0" w:afterAutospacing="0" w:line="288" w:lineRule="atLeast"/>
-              <w:ind w:left="0" w:right="0"/>
-              <w:jc w:val="left"/>
-              <w:rPr>
-                <w:rFonts w:ascii="宋体" w:hAnsi="宋体" w:eastAsia="宋体" w:cs="宋体"/>
-                <w:color w:val="FF0000"/>
-                <w:kern w:val="0"/>
-                <w:sz w:val="19"/>
-                <w:szCs w:val="19"/>
-                <w:lang w:val="en-US" w:eastAsia="zh-CN" w:bidi="ar"/>
-              </w:rPr>
-            </w:pPr>
             <w:r>
-              <w:rPr>
-                <w:rFonts w:ascii="宋体" w:hAnsi="宋体" w:eastAsia="宋体" w:cs="宋体"/>
-                <w:color w:val="FF0000"/>
-                <w:kern w:val="0"/>
-                <w:sz w:val="19"/>
-                <w:szCs w:val="19"/>
-                <w:lang w:val="en-US" w:eastAsia="zh-CN" w:bidi="ar"/>
-              </w:rPr>
-              <w:t>MyBatis</w:t>
+              <w:t>SQLAlchemy 2.0</w:t>
             </w:r>
           </w:p>
         </w:tc>
@@ -2212,39 +2157,8 @@
             <w:vAlign w:val="center"/>
           </w:tcPr>
           <w:p>
-            <w:pPr>
-              <w:keepNext w:val="0"/>
-              <w:keepLines w:val="0"/>
-              <w:widowControl/>
-              <w:suppressLineNumbers w:val="0"/>
-              <w:pBdr>
-                <w:top w:val="none" w:color="auto" w:sz="0" w:space="0"/>
-                <w:left w:val="none" w:color="auto" w:sz="0" w:space="0"/>
-                <w:bottom w:val="none" w:color="auto" w:sz="0" w:space="0"/>
-                <w:right w:val="none" w:color="auto" w:sz="0" w:space="0"/>
-              </w:pBdr>
-              <w:spacing w:before="0" w:beforeAutospacing="0" w:after="0" w:afterAutospacing="0" w:line="288" w:lineRule="atLeast"/>
-              <w:ind w:left="0" w:right="0"/>
-              <w:jc w:val="left"/>
-              <w:rPr>
-                <w:rFonts w:ascii="宋体" w:hAnsi="宋体" w:eastAsia="宋体" w:cs="宋体"/>
-                <w:color w:val="FF0000"/>
-                <w:kern w:val="0"/>
-                <w:sz w:val="19"/>
-                <w:szCs w:val="19"/>
-                <w:lang w:val="en-US" w:eastAsia="zh-CN" w:bidi="ar"/>
-              </w:rPr>
-            </w:pPr>
             <w:r>
-              <w:rPr>
-                <w:rFonts w:ascii="宋体" w:hAnsi="宋体" w:eastAsia="宋体" w:cs="宋体"/>
-                <w:color w:val="FF0000"/>
-                <w:kern w:val="0"/>
-                <w:sz w:val="19"/>
-                <w:szCs w:val="19"/>
-                <w:lang w:val="en-US" w:eastAsia="zh-CN" w:bidi="ar"/>
-              </w:rPr>
-              <w:t>Java 持久层框架，用于简化数据库操作与 SQL 映射</w:t>
+              <w:t>Python异步ORM框架，用于KingbaseES数据库的声明式映射与查询</w:t>
             </w:r>
           </w:p>
         </w:tc>
@@ -2619,15 +2533,7 @@
         </w:rPr>
       </w:pPr>
       <w:r>
-        <w:rPr>
-          <w:rFonts w:ascii="宋体" w:hAnsi="宋体" w:eastAsia="宋体" w:cs="宋体"/>
-          <w:color w:val="FF0000"/>
-          <w:kern w:val="0"/>
-          <w:sz w:val="19"/>
-          <w:szCs w:val="19"/>
-          <w:lang w:val="en-US" w:eastAsia="zh-CN" w:bidi="ar"/>
-        </w:rPr>
-        <w:t>【填写示例】</w:t>
+        <w:t>文档初始版本编制完成，暂无设计变更。</w:t>
       </w:r>
     </w:p>
     <w:tbl>
@@ -3020,15 +2926,7 @@
               <w:jc w:val="left"/>
             </w:pPr>
             <w:r>
-              <w:rPr>
-                <w:rFonts w:ascii="宋体" w:hAnsi="宋体" w:eastAsia="宋体" w:cs="宋体"/>
-                <w:kern w:val="0"/>
-                <w:sz w:val="24"/>
-                <w:szCs w:val="24"/>
-                <w:bdr w:val="none" w:color="auto" w:sz="0" w:space="0"/>
-                <w:lang w:val="en-US" w:eastAsia="zh-CN" w:bidi="ar"/>
-              </w:rPr>
-              <w:t>完成总体架构、数据库、核心模块详细设计，发布初始版本</w:t>
+              <w:t>完成智聘星图系统总体架构、数据库设计、核心模块详细设计，发布初始版本</w:t>
             </w:r>
           </w:p>
         </w:tc>
@@ -3559,15 +3457,7 @@
         </w:rPr>
       </w:pPr>
       <w:r>
-        <w:rPr>
-          <w:rFonts w:ascii="宋体" w:hAnsi="宋体" w:eastAsia="宋体" w:cs="宋体"/>
-          <w:color w:val="FF0000"/>
-          <w:kern w:val="0"/>
-          <w:sz w:val="19"/>
-          <w:szCs w:val="19"/>
-          <w:lang w:val="en-US" w:eastAsia="zh-CN" w:bidi="ar"/>
-        </w:rPr>
-        <w:t>【填写示例】 系统采用 B/S 前后端分离三层架构，分为表现层、业务逻辑层、数据访问层：</w:t>
+        <w:t>系统采用B/S前后端分离架构，分为三层：</w:t>
       </w:r>
     </w:p>
     <w:p>
@@ -3631,51 +3521,35 @@
         </w:rPr>
       </w:pPr>
       <w:r>
-        <w:rPr>
-          <w:rFonts w:ascii="宋体" w:hAnsi="宋体" w:eastAsia="宋体" w:cs="宋体"/>
-          <w:color w:val="FF0000"/>
-          <w:kern w:val="0"/>
-          <w:sz w:val="19"/>
-          <w:szCs w:val="19"/>
-          <w:lang w:val="en-US" w:eastAsia="zh-CN" w:bidi="ar"/>
-        </w:rPr>
-        <w:t>业务逻辑层：后端采用 SpringBoot 2.7 框架，封装核心业务逻辑，提供 RESTful 风格 API 接口；</w:t>
-      </w:r>
-    </w:p>
-    <w:p>
-      <w:pPr>
-        <w:keepNext w:val="0"/>
-        <w:keepLines w:val="0"/>
-        <w:widowControl/>
-        <w:suppressLineNumbers w:val="0"/>
-        <w:pBdr>
-          <w:top w:val="none" w:color="auto" w:sz="0" w:space="0"/>
-          <w:left w:val="none" w:color="auto" w:sz="0" w:space="0"/>
-          <w:bottom w:val="none" w:color="auto" w:sz="0" w:space="0"/>
-          <w:right w:val="none" w:color="auto" w:sz="0" w:space="0"/>
-        </w:pBdr>
-        <w:spacing w:before="0" w:beforeAutospacing="0" w:after="0" w:afterAutospacing="0" w:line="288" w:lineRule="atLeast"/>
-        <w:ind w:left="0" w:right="0"/>
-        <w:jc w:val="left"/>
-        <w:rPr>
-          <w:rFonts w:ascii="宋体" w:hAnsi="宋体" w:eastAsia="宋体" w:cs="宋体"/>
-          <w:color w:val="FF0000"/>
-          <w:kern w:val="0"/>
-          <w:sz w:val="19"/>
-          <w:szCs w:val="19"/>
-          <w:lang w:val="en-US" w:eastAsia="zh-CN" w:bidi="ar"/>
-        </w:rPr>
-      </w:pPr>
-      <w:r>
-        <w:rPr>
-          <w:rFonts w:ascii="宋体" w:hAnsi="宋体" w:eastAsia="宋体" w:cs="宋体"/>
-          <w:color w:val="FF0000"/>
-          <w:kern w:val="0"/>
-          <w:sz w:val="19"/>
-          <w:szCs w:val="19"/>
-          <w:lang w:val="en-US" w:eastAsia="zh-CN" w:bidi="ar"/>
-        </w:rPr>
-        <w:t>数据访问层：采用 MyBatis 持久层框架，操作 MySQL 8.0 数据库，实现数据读写与事务控制。</w:t>
+        <w:t>业务逻辑层：后端采用 FastAPI 框架，封装核心业务逻辑，提供 RESTful 风格 API 接口；</w:t>
+      </w:r>
+    </w:p>
+    <w:p>
+      <w:pPr>
+        <w:keepNext w:val="0"/>
+        <w:keepLines w:val="0"/>
+        <w:widowControl/>
+        <w:suppressLineNumbers w:val="0"/>
+        <w:pBdr>
+          <w:top w:val="none" w:color="auto" w:sz="0" w:space="0"/>
+          <w:left w:val="none" w:color="auto" w:sz="0" w:space="0"/>
+          <w:bottom w:val="none" w:color="auto" w:sz="0" w:space="0"/>
+          <w:right w:val="none" w:color="auto" w:sz="0" w:space="0"/>
+        </w:pBdr>
+        <w:spacing w:before="0" w:beforeAutospacing="0" w:after="0" w:afterAutospacing="0" w:line="288" w:lineRule="atLeast"/>
+        <w:ind w:left="0" w:right="0"/>
+        <w:jc w:val="left"/>
+        <w:rPr>
+          <w:rFonts w:ascii="宋体" w:hAnsi="宋体" w:eastAsia="宋体" w:cs="宋体"/>
+          <w:color w:val="FF0000"/>
+          <w:kern w:val="0"/>
+          <w:sz w:val="19"/>
+          <w:szCs w:val="19"/>
+          <w:lang w:val="en-US" w:eastAsia="zh-CN" w:bidi="ar"/>
+        </w:rPr>
+      </w:pPr>
+      <w:r>
+        <w:t>数据访问层：采用 SQLAlchemy 2.0 (async) 异步 ORM 框架，操作 KingbaseES V8 数据库，实现数据读写与事务控制。</w:t>
       </w:r>
     </w:p>
     <w:p>
@@ -3892,123 +3766,91 @@
         </w:rPr>
       </w:pPr>
       <w:r>
-        <w:rPr>
-          <w:rFonts w:ascii="宋体" w:hAnsi="宋体" w:eastAsia="宋体" w:cs="宋体"/>
-          <w:color w:val="FF0000"/>
-          <w:kern w:val="0"/>
-          <w:sz w:val="19"/>
-          <w:szCs w:val="19"/>
-          <w:lang w:val="en-US" w:eastAsia="zh-CN" w:bidi="ar"/>
-        </w:rPr>
-        <w:t>【填写示例】</w:t>
-      </w:r>
-    </w:p>
-    <w:p>
-      <w:pPr>
-        <w:keepNext w:val="0"/>
-        <w:keepLines w:val="0"/>
-        <w:widowControl/>
-        <w:suppressLineNumbers w:val="0"/>
-        <w:pBdr>
-          <w:top w:val="none" w:color="auto" w:sz="0" w:space="0"/>
-          <w:left w:val="none" w:color="auto" w:sz="0" w:space="0"/>
-          <w:bottom w:val="none" w:color="auto" w:sz="0" w:space="0"/>
-          <w:right w:val="none" w:color="auto" w:sz="0" w:space="0"/>
-        </w:pBdr>
-        <w:spacing w:before="0" w:beforeAutospacing="0" w:after="0" w:afterAutospacing="0" w:line="288" w:lineRule="atLeast"/>
-        <w:ind w:left="0" w:right="0"/>
-        <w:jc w:val="left"/>
-        <w:rPr>
-          <w:rFonts w:ascii="宋体" w:hAnsi="宋体" w:eastAsia="宋体" w:cs="宋体"/>
-          <w:color w:val="FF0000"/>
-          <w:kern w:val="0"/>
-          <w:sz w:val="19"/>
-          <w:szCs w:val="19"/>
-          <w:lang w:val="en-US" w:eastAsia="zh-CN" w:bidi="ar"/>
-        </w:rPr>
-      </w:pPr>
-      <w:r>
-        <w:rPr>
-          <w:rFonts w:ascii="宋体" w:hAnsi="宋体" w:eastAsia="宋体" w:cs="宋体"/>
-          <w:color w:val="FF0000"/>
-          <w:kern w:val="0"/>
-          <w:sz w:val="19"/>
-          <w:szCs w:val="19"/>
-          <w:lang w:val="en-US" w:eastAsia="zh-CN" w:bidi="ar"/>
-        </w:rPr>
-        <w:t>前端读者模块：负责图书检索、借阅操作、个人信息等读者端页面的展示与交互</w:t>
-      </w:r>
-    </w:p>
-    <w:p>
-      <w:pPr>
-        <w:keepNext w:val="0"/>
-        <w:keepLines w:val="0"/>
-        <w:widowControl/>
-        <w:suppressLineNumbers w:val="0"/>
-        <w:pBdr>
-          <w:top w:val="none" w:color="auto" w:sz="0" w:space="0"/>
-          <w:left w:val="none" w:color="auto" w:sz="0" w:space="0"/>
-          <w:bottom w:val="none" w:color="auto" w:sz="0" w:space="0"/>
-          <w:right w:val="none" w:color="auto" w:sz="0" w:space="0"/>
-        </w:pBdr>
-        <w:spacing w:before="0" w:beforeAutospacing="0" w:after="0" w:afterAutospacing="0" w:line="288" w:lineRule="atLeast"/>
-        <w:ind w:left="0" w:right="0"/>
-        <w:jc w:val="left"/>
-        <w:rPr>
-          <w:rFonts w:ascii="宋体" w:hAnsi="宋体" w:eastAsia="宋体" w:cs="宋体"/>
-          <w:color w:val="FF0000"/>
-          <w:kern w:val="0"/>
-          <w:sz w:val="19"/>
-          <w:szCs w:val="19"/>
-          <w:lang w:val="en-US" w:eastAsia="zh-CN" w:bidi="ar"/>
-        </w:rPr>
-      </w:pPr>
-      <w:r>
-        <w:rPr>
-          <w:rFonts w:ascii="宋体" w:hAnsi="宋体" w:eastAsia="宋体" w:cs="宋体"/>
-          <w:color w:val="FF0000"/>
-          <w:kern w:val="0"/>
-          <w:sz w:val="19"/>
-          <w:szCs w:val="19"/>
-          <w:lang w:val="en-US" w:eastAsia="zh-CN" w:bidi="ar"/>
-        </w:rPr>
-        <w:t>前端管理员模块：负责图书、读者、借还业务等管理端页面的展示与交互</w:t>
-      </w:r>
-    </w:p>
-    <w:p>
-      <w:pPr>
-        <w:keepNext w:val="0"/>
-        <w:keepLines w:val="0"/>
-        <w:widowControl/>
-        <w:suppressLineNumbers w:val="0"/>
-        <w:pBdr>
-          <w:top w:val="none" w:color="auto" w:sz="0" w:space="0"/>
-          <w:left w:val="none" w:color="auto" w:sz="0" w:space="0"/>
-          <w:bottom w:val="none" w:color="auto" w:sz="0" w:space="0"/>
-          <w:right w:val="none" w:color="auto" w:sz="0" w:space="0"/>
-        </w:pBdr>
-        <w:spacing w:before="0" w:beforeAutospacing="0" w:after="0" w:afterAutospacing="0" w:line="288" w:lineRule="atLeast"/>
-        <w:ind w:left="0" w:right="0"/>
-        <w:jc w:val="left"/>
-        <w:rPr>
-          <w:rFonts w:ascii="宋体" w:hAnsi="宋体" w:eastAsia="宋体" w:cs="宋体"/>
-          <w:color w:val="FF0000"/>
-          <w:kern w:val="0"/>
-          <w:sz w:val="19"/>
-          <w:szCs w:val="19"/>
-          <w:lang w:val="en-US" w:eastAsia="zh-CN" w:bidi="ar"/>
-        </w:rPr>
-      </w:pPr>
-      <w:r>
-        <w:rPr>
-          <w:rFonts w:ascii="宋体" w:hAnsi="宋体" w:eastAsia="宋体" w:cs="宋体"/>
-          <w:color w:val="FF0000"/>
-          <w:kern w:val="0"/>
-          <w:sz w:val="19"/>
-          <w:szCs w:val="19"/>
-          <w:lang w:val="en-US" w:eastAsia="zh-CN" w:bidi="ar"/>
-        </w:rPr>
-        <w:t>后端业务模块：封装借阅、图书、读者、权限等核心业务逻辑与接口</w:t>
+        <w:t>文档初始版本编制完成，暂无设计变更。</w:t>
+      </w:r>
+    </w:p>
+    <w:p>
+      <w:pPr>
+        <w:keepNext w:val="0"/>
+        <w:keepLines w:val="0"/>
+        <w:widowControl/>
+        <w:suppressLineNumbers w:val="0"/>
+        <w:pBdr>
+          <w:top w:val="none" w:color="auto" w:sz="0" w:space="0"/>
+          <w:left w:val="none" w:color="auto" w:sz="0" w:space="0"/>
+          <w:bottom w:val="none" w:color="auto" w:sz="0" w:space="0"/>
+          <w:right w:val="none" w:color="auto" w:sz="0" w:space="0"/>
+        </w:pBdr>
+        <w:spacing w:before="0" w:beforeAutospacing="0" w:after="0" w:afterAutospacing="0" w:line="288" w:lineRule="atLeast"/>
+        <w:ind w:left="0" w:right="0"/>
+        <w:jc w:val="left"/>
+        <w:rPr>
+          <w:rFonts w:ascii="宋体" w:hAnsi="宋体" w:eastAsia="宋体" w:cs="宋体"/>
+          <w:color w:val="FF0000"/>
+          <w:kern w:val="0"/>
+          <w:sz w:val="19"/>
+          <w:szCs w:val="19"/>
+          <w:lang w:val="en-US" w:eastAsia="zh-CN" w:bidi="ar"/>
+        </w:rPr>
+      </w:pPr>
+      <w:r>
+        <w:t>前端求职者模块：负责注册登录、个人档案、简历管理、能力图谱、岗位推荐搜索、职业规划、AI面试等求职者端页面的展示与交互</w:t>
+      </w:r>
+    </w:p>
+    <w:p>
+      <w:pPr>
+        <w:keepNext w:val="0"/>
+        <w:keepLines w:val="0"/>
+        <w:widowControl/>
+        <w:suppressLineNumbers w:val="0"/>
+        <w:pBdr>
+          <w:top w:val="none" w:color="auto" w:sz="0" w:space="0"/>
+          <w:left w:val="none" w:color="auto" w:sz="0" w:space="0"/>
+          <w:bottom w:val="none" w:color="auto" w:sz="0" w:space="0"/>
+          <w:right w:val="none" w:color="auto" w:sz="0" w:space="0"/>
+        </w:pBdr>
+        <w:spacing w:before="0" w:beforeAutospacing="0" w:after="0" w:afterAutospacing="0" w:line="288" w:lineRule="atLeast"/>
+        <w:ind w:left="0" w:right="0"/>
+        <w:jc w:val="left"/>
+        <w:rPr>
+          <w:rFonts w:ascii="宋体" w:hAnsi="宋体" w:eastAsia="宋体" w:cs="宋体"/>
+          <w:color w:val="FF0000"/>
+          <w:kern w:val="0"/>
+          <w:sz w:val="19"/>
+          <w:szCs w:val="19"/>
+          <w:lang w:val="en-US" w:eastAsia="zh-CN" w:bidi="ar"/>
+        </w:rPr>
+      </w:pPr>
+      <w:r>
+        <w:t>前端企业模块：负责企业信息管理、岗位发布管理、候选人推荐筛选等企业端页面的展示与交互</w:t>
+      </w:r>
+    </w:p>
+    <w:p>
+      <w:pPr>
+        <w:keepNext w:val="0"/>
+        <w:keepLines w:val="0"/>
+        <w:widowControl/>
+        <w:suppressLineNumbers w:val="0"/>
+        <w:pBdr>
+          <w:top w:val="none" w:color="auto" w:sz="0" w:space="0"/>
+          <w:left w:val="none" w:color="auto" w:sz="0" w:space="0"/>
+          <w:bottom w:val="none" w:color="auto" w:sz="0" w:space="0"/>
+          <w:right w:val="none" w:color="auto" w:sz="0" w:space="0"/>
+        </w:pBdr>
+        <w:spacing w:before="0" w:beforeAutospacing="0" w:after="0" w:afterAutospacing="0" w:line="288" w:lineRule="atLeast"/>
+        <w:ind w:left="0" w:right="0"/>
+        <w:jc w:val="left"/>
+        <w:rPr>
+          <w:rFonts w:ascii="宋体" w:hAnsi="宋体" w:eastAsia="宋体" w:cs="宋体"/>
+          <w:color w:val="FF0000"/>
+          <w:kern w:val="0"/>
+          <w:sz w:val="19"/>
+          <w:szCs w:val="19"/>
+          <w:lang w:val="en-US" w:eastAsia="zh-CN" w:bidi="ar"/>
+        </w:rPr>
+      </w:pPr>
+      <w:r>
+        <w:t>后端业务模块：封装认证、用户、简历、岗位、能力图谱、匹配推荐、职业规划、AI面试、通知、审核等核心业务逻辑与接口</w:t>
       </w:r>
     </w:p>
     <w:p>
@@ -4297,15 +4139,7 @@
         </w:rPr>
       </w:pPr>
       <w:r>
-        <w:rPr>
-          <w:rFonts w:ascii="宋体" w:hAnsi="宋体" w:eastAsia="宋体" w:cs="宋体"/>
-          <w:color w:val="FF0000"/>
-          <w:kern w:val="0"/>
-          <w:sz w:val="19"/>
-          <w:szCs w:val="19"/>
-          <w:lang w:val="en-US" w:eastAsia="zh-CN" w:bidi="ar"/>
-        </w:rPr>
-        <w:t>【填写示例】</w:t>
+        <w:t>文档初始版本编制完成，暂无设计变更。</w:t>
       </w:r>
     </w:p>
     <w:p>
@@ -4702,51 +4536,35 @@
         </w:rPr>
       </w:pPr>
       <w:r>
-        <w:rPr>
-          <w:rFonts w:ascii="宋体" w:hAnsi="宋体" w:eastAsia="宋体" w:cs="宋体"/>
-          <w:color w:val="FF0000"/>
-          <w:kern w:val="0"/>
-          <w:sz w:val="19"/>
-          <w:szCs w:val="19"/>
-          <w:lang w:val="en-US" w:eastAsia="zh-CN" w:bidi="ar"/>
-        </w:rPr>
-        <w:t>后端：SpringBoot 项目打包为 Jar 包，后台常驻运行，提供 API 服务；</w:t>
-      </w:r>
-    </w:p>
-    <w:p>
-      <w:pPr>
-        <w:keepNext w:val="0"/>
-        <w:keepLines w:val="0"/>
-        <w:widowControl/>
-        <w:suppressLineNumbers w:val="0"/>
-        <w:pBdr>
-          <w:top w:val="none" w:color="auto" w:sz="0" w:space="0"/>
-          <w:left w:val="none" w:color="auto" w:sz="0" w:space="0"/>
-          <w:bottom w:val="none" w:color="auto" w:sz="0" w:space="0"/>
-          <w:right w:val="none" w:color="auto" w:sz="0" w:space="0"/>
-        </w:pBdr>
-        <w:spacing w:before="0" w:beforeAutospacing="0" w:after="0" w:afterAutospacing="0" w:line="288" w:lineRule="atLeast"/>
-        <w:ind w:left="0" w:right="0"/>
-        <w:jc w:val="left"/>
-        <w:rPr>
-          <w:rFonts w:ascii="宋体" w:hAnsi="宋体" w:eastAsia="宋体" w:cs="宋体"/>
-          <w:color w:val="FF0000"/>
-          <w:kern w:val="0"/>
-          <w:sz w:val="19"/>
-          <w:szCs w:val="19"/>
-          <w:lang w:val="en-US" w:eastAsia="zh-CN" w:bidi="ar"/>
-        </w:rPr>
-      </w:pPr>
-      <w:r>
-        <w:rPr>
-          <w:rFonts w:ascii="宋体" w:hAnsi="宋体" w:eastAsia="宋体" w:cs="宋体"/>
-          <w:color w:val="FF0000"/>
-          <w:kern w:val="0"/>
-          <w:sz w:val="19"/>
-          <w:szCs w:val="19"/>
-          <w:lang w:val="en-US" w:eastAsia="zh-CN" w:bidi="ar"/>
-        </w:rPr>
-        <w:t>数据库：MySQL 独立部署，开启每日自动全量备份，保障数据安全；</w:t>
+        <w:t>后端：FastAPI 项目通过 uvicorn 运行，提供 RESTful API 服务；</w:t>
+      </w:r>
+    </w:p>
+    <w:p>
+      <w:pPr>
+        <w:keepNext w:val="0"/>
+        <w:keepLines w:val="0"/>
+        <w:widowControl/>
+        <w:suppressLineNumbers w:val="0"/>
+        <w:pBdr>
+          <w:top w:val="none" w:color="auto" w:sz="0" w:space="0"/>
+          <w:left w:val="none" w:color="auto" w:sz="0" w:space="0"/>
+          <w:bottom w:val="none" w:color="auto" w:sz="0" w:space="0"/>
+          <w:right w:val="none" w:color="auto" w:sz="0" w:space="0"/>
+        </w:pBdr>
+        <w:spacing w:before="0" w:beforeAutospacing="0" w:after="0" w:afterAutospacing="0" w:line="288" w:lineRule="atLeast"/>
+        <w:ind w:left="0" w:right="0"/>
+        <w:jc w:val="left"/>
+        <w:rPr>
+          <w:rFonts w:ascii="宋体" w:hAnsi="宋体" w:eastAsia="宋体" w:cs="宋体"/>
+          <w:color w:val="FF0000"/>
+          <w:kern w:val="0"/>
+          <w:sz w:val="19"/>
+          <w:szCs w:val="19"/>
+          <w:lang w:val="en-US" w:eastAsia="zh-CN" w:bidi="ar"/>
+        </w:rPr>
+      </w:pPr>
+      <w:r>
+        <w:t>数据库：KingbaseES V8 独立部署，开启每日自动全量备份，保障数据安全；</w:t>
       </w:r>
     </w:p>
     <w:p>
@@ -5000,15 +4818,7 @@
         </w:rPr>
       </w:pPr>
       <w:r>
-        <w:rPr>
-          <w:rFonts w:ascii="宋体" w:hAnsi="宋体" w:eastAsia="宋体" w:cs="宋体"/>
-          <w:color w:val="FF0000"/>
-          <w:kern w:val="0"/>
-          <w:sz w:val="19"/>
-          <w:szCs w:val="19"/>
-          <w:lang w:val="en-US" w:eastAsia="zh-CN" w:bidi="ar"/>
-        </w:rPr>
-        <w:t>【填写示例】</w:t>
+        <w:t>文档初始版本编制完成，暂无设计变更。</w:t>
       </w:r>
     </w:p>
     <w:p>
@@ -5108,79 +4918,52 @@
         </w:rPr>
       </w:pPr>
       <w:r>
-        <w:rPr>
-          <w:rFonts w:ascii="宋体" w:hAnsi="宋体" w:eastAsia="宋体" w:cs="宋体"/>
-          <w:color w:val="FF0000"/>
-          <w:kern w:val="0"/>
-          <w:sz w:val="19"/>
-          <w:szCs w:val="19"/>
-          <w:lang w:val="en-US" w:eastAsia="zh-CN" w:bidi="ar"/>
-        </w:rPr>
-        <w:t>校园统一身份认证接口：对接校园认证平台，采用 HTTPS POST 方式，传输格式为 JSON，用于用户身份校验与信息同步。</w:t>
-      </w:r>
-    </w:p>
-    <w:p>
-      <w:pPr>
-        <w:keepNext w:val="0"/>
-        <w:keepLines w:val="0"/>
-        <w:widowControl/>
-        <w:suppressLineNumbers w:val="0"/>
-        <w:pBdr>
-          <w:top w:val="none" w:color="auto" w:sz="0" w:space="0"/>
-          <w:left w:val="none" w:color="auto" w:sz="0" w:space="0"/>
-          <w:bottom w:val="none" w:color="auto" w:sz="0" w:space="0"/>
-          <w:right w:val="none" w:color="auto" w:sz="0" w:space="0"/>
-        </w:pBdr>
-        <w:spacing w:before="0" w:beforeAutospacing="0" w:after="0" w:afterAutospacing="0" w:line="288" w:lineRule="atLeast"/>
-        <w:ind w:left="0" w:right="0"/>
-        <w:jc w:val="left"/>
-        <w:rPr>
-          <w:rFonts w:ascii="宋体" w:hAnsi="宋体" w:eastAsia="宋体" w:cs="宋体"/>
-          <w:color w:val="FF0000"/>
-          <w:kern w:val="0"/>
-          <w:sz w:val="19"/>
-          <w:szCs w:val="19"/>
-          <w:lang w:val="en-US" w:eastAsia="zh-CN" w:bidi="ar"/>
-        </w:rPr>
-      </w:pPr>
-      <w:r>
-        <w:rPr>
-          <w:rFonts w:ascii="宋体" w:hAnsi="宋体" w:eastAsia="宋体" w:cs="宋体"/>
-          <w:color w:val="FF0000"/>
-          <w:kern w:val="0"/>
-          <w:sz w:val="19"/>
-          <w:szCs w:val="19"/>
-          <w:lang w:val="en-US" w:eastAsia="zh-CN" w:bidi="ar"/>
-        </w:rPr>
-        <w:t>短信服务接口：对接阿里云短信平台，采用 HTTPS POST 方式，用于发送到期提醒、预约通知短信。</w:t>
-      </w:r>
-    </w:p>
-    <w:p>
-      <w:pPr>
-        <w:keepNext w:val="0"/>
-        <w:keepLines w:val="0"/>
-        <w:widowControl/>
-        <w:suppressLineNumbers w:val="0"/>
-        <w:pBdr>
-          <w:top w:val="none" w:color="auto" w:sz="0" w:space="0"/>
-          <w:left w:val="none" w:color="auto" w:sz="0" w:space="0"/>
-          <w:bottom w:val="none" w:color="auto" w:sz="0" w:space="0"/>
-          <w:right w:val="none" w:color="auto" w:sz="0" w:space="0"/>
-        </w:pBdr>
-        <w:spacing w:before="0" w:beforeAutospacing="0" w:after="0" w:afterAutospacing="0" w:line="288" w:lineRule="atLeast"/>
-        <w:ind w:left="0" w:right="0"/>
-        <w:jc w:val="left"/>
-      </w:pPr>
-      <w:r>
-        <w:rPr>
-          <w:rFonts w:ascii="宋体" w:hAnsi="宋体" w:eastAsia="宋体" w:cs="宋体"/>
-          <w:color w:val="FF0000"/>
-          <w:kern w:val="0"/>
-          <w:sz w:val="19"/>
-          <w:szCs w:val="19"/>
-          <w:lang w:val="en-US" w:eastAsia="zh-CN" w:bidi="ar"/>
-        </w:rPr>
-        <w:t>数据库接口：后端服务通过 JDBC 协议连接 MySQL 数据库，实现数据的增删改查操作。</w:t>
+        <w:t>DeepSeek API 接口：接入云端大模型API，采用HTTPS POST方式，传输格式为JSON，用于简历解析、能力图谱分析、AI面试对话、职业规划生成等AI能力。</w:t>
+      </w:r>
+    </w:p>
+    <w:p>
+      <w:pPr>
+        <w:keepNext w:val="0"/>
+        <w:keepLines w:val="0"/>
+        <w:widowControl/>
+        <w:suppressLineNumbers w:val="0"/>
+        <w:pBdr>
+          <w:top w:val="none" w:color="auto" w:sz="0" w:space="0"/>
+          <w:left w:val="none" w:color="auto" w:sz="0" w:space="0"/>
+          <w:bottom w:val="none" w:color="auto" w:sz="0" w:space="0"/>
+          <w:right w:val="none" w:color="auto" w:sz="0" w:space="0"/>
+        </w:pBdr>
+        <w:spacing w:before="0" w:beforeAutospacing="0" w:after="0" w:afterAutospacing="0" w:line="288" w:lineRule="atLeast"/>
+        <w:ind w:left="0" w:right="0"/>
+        <w:jc w:val="left"/>
+        <w:rPr>
+          <w:rFonts w:ascii="宋体" w:hAnsi="宋体" w:eastAsia="宋体" w:cs="宋体"/>
+          <w:color w:val="FF0000"/>
+          <w:kern w:val="0"/>
+          <w:sz w:val="19"/>
+          <w:szCs w:val="19"/>
+          <w:lang w:val="en-US" w:eastAsia="zh-CN" w:bidi="ar"/>
+        </w:rPr>
+      </w:pPr>
+    </w:p>
+    <w:p>
+      <w:pPr>
+        <w:keepNext w:val="0"/>
+        <w:keepLines w:val="0"/>
+        <w:widowControl/>
+        <w:suppressLineNumbers w:val="0"/>
+        <w:pBdr>
+          <w:top w:val="none" w:color="auto" w:sz="0" w:space="0"/>
+          <w:left w:val="none" w:color="auto" w:sz="0" w:space="0"/>
+          <w:bottom w:val="none" w:color="auto" w:sz="0" w:space="0"/>
+          <w:right w:val="none" w:color="auto" w:sz="0" w:space="0"/>
+        </w:pBdr>
+        <w:spacing w:before="0" w:beforeAutospacing="0" w:after="0" w:afterAutospacing="0" w:line="288" w:lineRule="atLeast"/>
+        <w:ind w:left="0" w:right="0"/>
+        <w:jc w:val="left"/>
+      </w:pPr>
+      <w:r>
+        <w:t>数据库接口：后端服务通过 asyncpg 驱动连接 KingbaseES 数据库(兼容PostgreSQL协议)，实现异步数据读写操作。</w:t>
       </w:r>
     </w:p>
     <w:p>
@@ -5217,123 +5000,91 @@
         </w:rPr>
       </w:pPr>
       <w:r>
-        <w:rPr>
-          <w:rFonts w:ascii="宋体" w:hAnsi="宋体" w:eastAsia="宋体" w:cs="宋体"/>
-          <w:color w:val="FF0000"/>
-          <w:kern w:val="0"/>
-          <w:sz w:val="19"/>
-          <w:szCs w:val="19"/>
-          <w:lang w:val="en-US" w:eastAsia="zh-CN" w:bidi="ar"/>
-        </w:rPr>
-        <w:t>【填写示例】</w:t>
-      </w:r>
-    </w:p>
-    <w:p>
-      <w:pPr>
-        <w:keepNext w:val="0"/>
-        <w:keepLines w:val="0"/>
-        <w:widowControl/>
-        <w:suppressLineNumbers w:val="0"/>
-        <w:pBdr>
-          <w:top w:val="none" w:color="auto" w:sz="0" w:space="0"/>
-          <w:left w:val="none" w:color="auto" w:sz="0" w:space="0"/>
-          <w:bottom w:val="none" w:color="auto" w:sz="0" w:space="0"/>
-          <w:right w:val="none" w:color="auto" w:sz="0" w:space="0"/>
-        </w:pBdr>
-        <w:spacing w:before="0" w:beforeAutospacing="0" w:after="0" w:afterAutospacing="0" w:line="288" w:lineRule="atLeast"/>
-        <w:ind w:left="0" w:right="0"/>
-        <w:jc w:val="left"/>
-        <w:rPr>
-          <w:rFonts w:ascii="宋体" w:hAnsi="宋体" w:eastAsia="宋体" w:cs="宋体"/>
-          <w:color w:val="FF0000"/>
-          <w:kern w:val="0"/>
-          <w:sz w:val="19"/>
-          <w:szCs w:val="19"/>
-          <w:lang w:val="en-US" w:eastAsia="zh-CN" w:bidi="ar"/>
-        </w:rPr>
-      </w:pPr>
-      <w:r>
-        <w:rPr>
-          <w:rFonts w:ascii="宋体" w:hAnsi="宋体" w:eastAsia="宋体" w:cs="宋体"/>
-          <w:color w:val="FF0000"/>
-          <w:kern w:val="0"/>
-          <w:sz w:val="19"/>
-          <w:szCs w:val="19"/>
-          <w:lang w:val="en-US" w:eastAsia="zh-CN" w:bidi="ar"/>
-        </w:rPr>
-        <w:t>前后端接口：统一采用 RESTful 风格，通过 HTTP 协议传输 JSON 格式数据，统一响应格式为{code, msg, data}。</w:t>
-      </w:r>
-    </w:p>
-    <w:p>
-      <w:pPr>
-        <w:keepNext w:val="0"/>
-        <w:keepLines w:val="0"/>
-        <w:widowControl/>
-        <w:suppressLineNumbers w:val="0"/>
-        <w:pBdr>
-          <w:top w:val="none" w:color="auto" w:sz="0" w:space="0"/>
-          <w:left w:val="none" w:color="auto" w:sz="0" w:space="0"/>
-          <w:bottom w:val="none" w:color="auto" w:sz="0" w:space="0"/>
-          <w:right w:val="none" w:color="auto" w:sz="0" w:space="0"/>
-        </w:pBdr>
-        <w:spacing w:before="0" w:beforeAutospacing="0" w:after="0" w:afterAutospacing="0" w:line="288" w:lineRule="atLeast"/>
-        <w:ind w:left="0" w:right="0"/>
-        <w:jc w:val="left"/>
-        <w:rPr>
-          <w:rFonts w:ascii="宋体" w:hAnsi="宋体" w:eastAsia="宋体" w:cs="宋体"/>
-          <w:color w:val="FF0000"/>
-          <w:kern w:val="0"/>
-          <w:sz w:val="19"/>
-          <w:szCs w:val="19"/>
-          <w:lang w:val="en-US" w:eastAsia="zh-CN" w:bidi="ar"/>
-        </w:rPr>
-      </w:pPr>
-      <w:r>
-        <w:rPr>
-          <w:rFonts w:ascii="宋体" w:hAnsi="宋体" w:eastAsia="宋体" w:cs="宋体"/>
-          <w:color w:val="FF0000"/>
-          <w:kern w:val="0"/>
-          <w:sz w:val="19"/>
-          <w:szCs w:val="19"/>
-          <w:lang w:val="en-US" w:eastAsia="zh-CN" w:bidi="ar"/>
-        </w:rPr>
-        <w:t>后端模块间接口：通过 Java 方法调用实现，Service 层封装业务逻辑，Controller 层对外暴露接口，Mapper 层负责数据库操作，层间通过参数传递数据。</w:t>
-      </w:r>
-    </w:p>
-    <w:p>
-      <w:pPr>
-        <w:keepNext w:val="0"/>
-        <w:keepLines w:val="0"/>
-        <w:widowControl/>
-        <w:suppressLineNumbers w:val="0"/>
-        <w:pBdr>
-          <w:top w:val="none" w:color="auto" w:sz="0" w:space="0"/>
-          <w:left w:val="none" w:color="auto" w:sz="0" w:space="0"/>
-          <w:bottom w:val="none" w:color="auto" w:sz="0" w:space="0"/>
-          <w:right w:val="none" w:color="auto" w:sz="0" w:space="0"/>
-        </w:pBdr>
-        <w:spacing w:before="0" w:beforeAutospacing="0" w:after="0" w:afterAutospacing="0" w:line="288" w:lineRule="atLeast"/>
-        <w:ind w:left="0" w:right="0"/>
-        <w:jc w:val="left"/>
-        <w:rPr>
-          <w:rFonts w:ascii="宋体" w:hAnsi="宋体" w:eastAsia="宋体" w:cs="宋体"/>
-          <w:color w:val="FF0000"/>
-          <w:kern w:val="0"/>
-          <w:sz w:val="19"/>
-          <w:szCs w:val="19"/>
-          <w:lang w:val="en-US" w:eastAsia="zh-CN" w:bidi="ar"/>
-        </w:rPr>
-      </w:pPr>
-      <w:r>
-        <w:rPr>
-          <w:rFonts w:ascii="宋体" w:hAnsi="宋体" w:eastAsia="宋体" w:cs="宋体"/>
-          <w:color w:val="FF0000"/>
-          <w:kern w:val="0"/>
-          <w:sz w:val="19"/>
-          <w:szCs w:val="19"/>
-          <w:lang w:val="en-US" w:eastAsia="zh-CN" w:bidi="ar"/>
-        </w:rPr>
-        <w:t>横切接口：权限拦截器、日志切面通过 Spring AOP 实现，对所有业务接口无侵入式增强。</w:t>
+        <w:t>文档初始版本编制完成，暂无设计变更。</w:t>
+      </w:r>
+    </w:p>
+    <w:p>
+      <w:pPr>
+        <w:keepNext w:val="0"/>
+        <w:keepLines w:val="0"/>
+        <w:widowControl/>
+        <w:suppressLineNumbers w:val="0"/>
+        <w:pBdr>
+          <w:top w:val="none" w:color="auto" w:sz="0" w:space="0"/>
+          <w:left w:val="none" w:color="auto" w:sz="0" w:space="0"/>
+          <w:bottom w:val="none" w:color="auto" w:sz="0" w:space="0"/>
+          <w:right w:val="none" w:color="auto" w:sz="0" w:space="0"/>
+        </w:pBdr>
+        <w:spacing w:before="0" w:beforeAutospacing="0" w:after="0" w:afterAutospacing="0" w:line="288" w:lineRule="atLeast"/>
+        <w:ind w:left="0" w:right="0"/>
+        <w:jc w:val="left"/>
+        <w:rPr>
+          <w:rFonts w:ascii="宋体" w:hAnsi="宋体" w:eastAsia="宋体" w:cs="宋体"/>
+          <w:color w:val="FF0000"/>
+          <w:kern w:val="0"/>
+          <w:sz w:val="19"/>
+          <w:szCs w:val="19"/>
+          <w:lang w:val="en-US" w:eastAsia="zh-CN" w:bidi="ar"/>
+        </w:rPr>
+      </w:pPr>
+      <w:r>
+        <w:t>前后端接口：统一采用 RESTful 风格，通过 HTTP 协议传输 JSON 格式数据，统一响应格式为Result{code, message, data}。</w:t>
+      </w:r>
+    </w:p>
+    <w:p>
+      <w:pPr>
+        <w:keepNext w:val="0"/>
+        <w:keepLines w:val="0"/>
+        <w:widowControl/>
+        <w:suppressLineNumbers w:val="0"/>
+        <w:pBdr>
+          <w:top w:val="none" w:color="auto" w:sz="0" w:space="0"/>
+          <w:left w:val="none" w:color="auto" w:sz="0" w:space="0"/>
+          <w:bottom w:val="none" w:color="auto" w:sz="0" w:space="0"/>
+          <w:right w:val="none" w:color="auto" w:sz="0" w:space="0"/>
+        </w:pBdr>
+        <w:spacing w:before="0" w:beforeAutospacing="0" w:after="0" w:afterAutospacing="0" w:line="288" w:lineRule="atLeast"/>
+        <w:ind w:left="0" w:right="0"/>
+        <w:jc w:val="left"/>
+        <w:rPr>
+          <w:rFonts w:ascii="宋体" w:hAnsi="宋体" w:eastAsia="宋体" w:cs="宋体"/>
+          <w:color w:val="FF0000"/>
+          <w:kern w:val="0"/>
+          <w:sz w:val="19"/>
+          <w:szCs w:val="19"/>
+          <w:lang w:val="en-US" w:eastAsia="zh-CN" w:bidi="ar"/>
+        </w:rPr>
+      </w:pPr>
+      <w:r>
+        <w:t>后端模块间接口：按照分层规范分为api路由层-&gt;services业务层-&gt;repositories仓储层-&gt;models模型层，层间通过依赖注入传递数据，遵循单一职责原则。</w:t>
+      </w:r>
+    </w:p>
+    <w:p>
+      <w:pPr>
+        <w:keepNext w:val="0"/>
+        <w:keepLines w:val="0"/>
+        <w:widowControl/>
+        <w:suppressLineNumbers w:val="0"/>
+        <w:pBdr>
+          <w:top w:val="none" w:color="auto" w:sz="0" w:space="0"/>
+          <w:left w:val="none" w:color="auto" w:sz="0" w:space="0"/>
+          <w:bottom w:val="none" w:color="auto" w:sz="0" w:space="0"/>
+          <w:right w:val="none" w:color="auto" w:sz="0" w:space="0"/>
+        </w:pBdr>
+        <w:spacing w:before="0" w:beforeAutospacing="0" w:after="0" w:afterAutospacing="0" w:line="288" w:lineRule="atLeast"/>
+        <w:ind w:left="0" w:right="0"/>
+        <w:jc w:val="left"/>
+        <w:rPr>
+          <w:rFonts w:ascii="宋体" w:hAnsi="宋体" w:eastAsia="宋体" w:cs="宋体"/>
+          <w:color w:val="FF0000"/>
+          <w:kern w:val="0"/>
+          <w:sz w:val="19"/>
+          <w:szCs w:val="19"/>
+          <w:lang w:val="en-US" w:eastAsia="zh-CN" w:bidi="ar"/>
+        </w:rPr>
+      </w:pPr>
+      <w:r>
+        <w:t>横切接口：JWT鉴权通过FastAPI Depends依赖注入实现，操作日志通过API路由层的装饰器/中间件自动记录，对所有业务接口无侵入。</w:t>
       </w:r>
     </w:p>
     <w:p>
@@ -5523,87 +5274,63 @@
         </w:rPr>
       </w:pPr>
       <w:r>
-        <w:rPr>
-          <w:rFonts w:ascii="宋体" w:hAnsi="宋体" w:eastAsia="宋体" w:cs="宋体"/>
-          <w:color w:val="FF0000"/>
-          <w:kern w:val="0"/>
-          <w:sz w:val="19"/>
-          <w:szCs w:val="19"/>
-          <w:lang w:val="en-US" w:eastAsia="zh-CN" w:bidi="ar"/>
-        </w:rPr>
-        <w:t>【填写示例】</w:t>
-      </w:r>
-    </w:p>
-    <w:p>
-      <w:pPr>
-        <w:keepNext w:val="0"/>
-        <w:keepLines w:val="0"/>
-        <w:widowControl/>
-        <w:suppressLineNumbers w:val="0"/>
-        <w:pBdr>
-          <w:top w:val="none" w:color="auto" w:sz="0" w:space="0"/>
-          <w:left w:val="none" w:color="auto" w:sz="0" w:space="0"/>
-          <w:bottom w:val="none" w:color="auto" w:sz="0" w:space="0"/>
-          <w:right w:val="none" w:color="auto" w:sz="0" w:space="0"/>
-        </w:pBdr>
-        <w:spacing w:before="0" w:beforeAutospacing="0" w:after="0" w:afterAutospacing="0" w:line="288" w:lineRule="atLeast"/>
-        <w:ind w:left="0" w:right="0"/>
-        <w:jc w:val="left"/>
-        <w:rPr>
-          <w:rFonts w:ascii="宋体" w:hAnsi="宋体" w:eastAsia="宋体" w:cs="宋体"/>
-          <w:color w:val="FF0000"/>
-          <w:kern w:val="0"/>
-          <w:sz w:val="19"/>
-          <w:szCs w:val="19"/>
-          <w:lang w:val="en-US" w:eastAsia="zh-CN" w:bidi="ar"/>
-        </w:rPr>
-      </w:pPr>
-      <w:r>
-        <w:rPr>
-          <w:rFonts w:ascii="宋体" w:hAnsi="宋体" w:eastAsia="宋体" w:cs="宋体"/>
-          <w:color w:val="FF0000"/>
-          <w:kern w:val="0"/>
-          <w:sz w:val="19"/>
-          <w:szCs w:val="19"/>
-          <w:lang w:val="en-US" w:eastAsia="zh-CN" w:bidi="ar"/>
-        </w:rPr>
-        <w:t>读者借阅业务运行组合：前端读者模块 → 后端借阅业务模块 → 数据持久化模块 → 图书库存模块，完成借阅全流程操作。</w:t>
-      </w:r>
-    </w:p>
-    <w:p>
-      <w:pPr>
-        <w:keepNext w:val="0"/>
-        <w:keepLines w:val="0"/>
-        <w:widowControl/>
-        <w:suppressLineNumbers w:val="0"/>
-        <w:pBdr>
-          <w:top w:val="none" w:color="auto" w:sz="0" w:space="0"/>
-          <w:left w:val="none" w:color="auto" w:sz="0" w:space="0"/>
-          <w:bottom w:val="none" w:color="auto" w:sz="0" w:space="0"/>
-          <w:right w:val="none" w:color="auto" w:sz="0" w:space="0"/>
-        </w:pBdr>
-        <w:spacing w:before="0" w:beforeAutospacing="0" w:after="0" w:afterAutospacing="0" w:line="288" w:lineRule="atLeast"/>
-        <w:ind w:left="0" w:right="0"/>
-        <w:jc w:val="left"/>
-        <w:rPr>
-          <w:rFonts w:ascii="宋体" w:hAnsi="宋体" w:eastAsia="宋体" w:cs="宋体"/>
-          <w:color w:val="FF0000"/>
-          <w:kern w:val="0"/>
-          <w:sz w:val="19"/>
-          <w:szCs w:val="19"/>
-          <w:lang w:val="en-US" w:eastAsia="zh-CN" w:bidi="ar"/>
-        </w:rPr>
-      </w:pPr>
-      <w:r>
-        <w:rPr>
-          <w:rFonts w:ascii="宋体" w:hAnsi="宋体" w:eastAsia="宋体" w:cs="宋体"/>
-          <w:color w:val="FF0000"/>
-          <w:kern w:val="0"/>
-          <w:sz w:val="19"/>
-          <w:szCs w:val="19"/>
-          <w:lang w:val="en-US" w:eastAsia="zh-CN" w:bidi="ar"/>
-        </w:rPr>
-        <w:t>管理员数据管理运行组合：前端管理员模块 → 后端管理业务模块 → 数据持久化模块，完成图书、读者数据的增删改查。</w:t>
+        <w:t>文档初始版本编制完成，暂无设计变更。</w:t>
+      </w:r>
+    </w:p>
+    <w:p>
+      <w:pPr>
+        <w:keepNext w:val="0"/>
+        <w:keepLines w:val="0"/>
+        <w:widowControl/>
+        <w:suppressLineNumbers w:val="0"/>
+        <w:pBdr>
+          <w:top w:val="none" w:color="auto" w:sz="0" w:space="0"/>
+          <w:left w:val="none" w:color="auto" w:sz="0" w:space="0"/>
+          <w:bottom w:val="none" w:color="auto" w:sz="0" w:space="0"/>
+          <w:right w:val="none" w:color="auto" w:sz="0" w:space="0"/>
+        </w:pBdr>
+        <w:spacing w:before="0" w:beforeAutospacing="0" w:after="0" w:afterAutospacing="0" w:line="288" w:lineRule="atLeast"/>
+        <w:ind w:left="0" w:right="0"/>
+        <w:jc w:val="left"/>
+        <w:rPr>
+          <w:rFonts w:ascii="宋体" w:hAnsi="宋体" w:eastAsia="宋体" w:cs="宋体"/>
+          <w:color w:val="FF0000"/>
+          <w:kern w:val="0"/>
+          <w:sz w:val="19"/>
+          <w:szCs w:val="19"/>
+          <w:lang w:val="en-US" w:eastAsia="zh-CN" w:bidi="ar"/>
+        </w:rPr>
+      </w:pPr>
+      <w:r>
+        <w:t>简历解析业务运行组合：前端简历模块 -&gt; 后端解析业务模块 -&gt; pdfplumber/python-docx解析引擎 -&gt; DeepSeek LLM归一化 -&gt; 数据持久化</w:t>
+      </w:r>
+    </w:p>
+    <w:p>
+      <w:pPr>
+        <w:keepNext w:val="0"/>
+        <w:keepLines w:val="0"/>
+        <w:widowControl/>
+        <w:suppressLineNumbers w:val="0"/>
+        <w:pBdr>
+          <w:top w:val="none" w:color="auto" w:sz="0" w:space="0"/>
+          <w:left w:val="none" w:color="auto" w:sz="0" w:space="0"/>
+          <w:bottom w:val="none" w:color="auto" w:sz="0" w:space="0"/>
+          <w:right w:val="none" w:color="auto" w:sz="0" w:space="0"/>
+        </w:pBdr>
+        <w:spacing w:before="0" w:beforeAutospacing="0" w:after="0" w:afterAutospacing="0" w:line="288" w:lineRule="atLeast"/>
+        <w:ind w:left="0" w:right="0"/>
+        <w:jc w:val="left"/>
+        <w:rPr>
+          <w:rFonts w:ascii="宋体" w:hAnsi="宋体" w:eastAsia="宋体" w:cs="宋体"/>
+          <w:color w:val="FF0000"/>
+          <w:kern w:val="0"/>
+          <w:sz w:val="19"/>
+          <w:szCs w:val="19"/>
+          <w:lang w:val="en-US" w:eastAsia="zh-CN" w:bidi="ar"/>
+        </w:rPr>
+      </w:pPr>
+      <w:r>
+        <w:t>人岗匹配业务运行组合：前端匹配推荐模块 -&gt; 后端匹配服务模块 -&gt; 图算法匹配引擎 -&gt; DeepSeek LLM评分润色 -&gt; 数据持久化</w:t>
       </w:r>
     </w:p>
     <w:p>
@@ -5676,15 +5403,7 @@
         </w:rPr>
       </w:pPr>
       <w:r>
-        <w:rPr>
-          <w:rFonts w:ascii="宋体" w:hAnsi="宋体" w:eastAsia="宋体" w:cs="宋体"/>
-          <w:color w:val="FF0000"/>
-          <w:kern w:val="0"/>
-          <w:sz w:val="19"/>
-          <w:szCs w:val="19"/>
-          <w:lang w:val="en-US" w:eastAsia="zh-CN" w:bidi="ar"/>
-        </w:rPr>
-        <w:t>【填写示例】</w:t>
+        <w:t>文档初始版本编制完成，暂无设计变更。</w:t>
       </w:r>
     </w:p>
     <w:p>
@@ -5784,15 +5503,7 @@
         </w:rPr>
       </w:pPr>
       <w:r>
-        <w:rPr>
-          <w:rFonts w:ascii="宋体" w:hAnsi="宋体" w:eastAsia="宋体" w:cs="宋体"/>
-          <w:color w:val="FF0000"/>
-          <w:kern w:val="0"/>
-          <w:sz w:val="19"/>
-          <w:szCs w:val="19"/>
-          <w:lang w:val="en-US" w:eastAsia="zh-CN" w:bidi="ar"/>
-        </w:rPr>
-        <w:t>核心业务操作（如借还书）需通过事务控制，保证数据一致性，失败时自动回滚。</w:t>
+        <w:t>核心业务操作（如简历解析状态流转、岗位下架与投递记录一致性）需通过事务控制，保证数据一致性，失败时自动回滚。</w:t>
       </w:r>
     </w:p>
     <w:p>
@@ -5946,15 +5657,7 @@
         </w:rPr>
       </w:pPr>
       <w:r>
-        <w:rPr>
-          <w:rFonts w:ascii="宋体" w:hAnsi="宋体" w:eastAsia="宋体" w:cs="宋体"/>
-          <w:color w:val="FF0000"/>
-          <w:kern w:val="0"/>
-          <w:sz w:val="19"/>
-          <w:szCs w:val="19"/>
-          <w:lang w:val="en-US" w:eastAsia="zh-CN" w:bidi="ar"/>
-        </w:rPr>
-        <w:t>【填写示例】</w:t>
+        <w:t>文档初始版本编制完成，暂无设计变更。</w:t>
       </w:r>
     </w:p>
     <w:p>
@@ -6054,15 +5757,7 @@
         </w:rPr>
       </w:pPr>
       <w:r>
-        <w:rPr>
-          <w:rFonts w:ascii="宋体" w:hAnsi="宋体" w:eastAsia="宋体" w:cs="宋体"/>
-          <w:color w:val="FF0000"/>
-          <w:kern w:val="0"/>
-          <w:sz w:val="19"/>
-          <w:szCs w:val="19"/>
-          <w:lang w:val="en-US" w:eastAsia="zh-CN" w:bidi="ar"/>
-        </w:rPr>
-        <w:t>业务类错误：业务规则不满足（如图书已借出、借阅数量超限），返回自定义业务错误码 + 提示。</w:t>
+        <w:t>业务类错误：业务规则不满足(如简历格式不支持、岗位已下架、重复投递)，返回自定义业务错误码+提示。</w:t>
       </w:r>
     </w:p>
     <w:p>
@@ -6135,15 +5830,7 @@
         </w:rPr>
       </w:pPr>
       <w:r>
-        <w:rPr>
-          <w:rFonts w:ascii="宋体" w:hAnsi="宋体" w:eastAsia="宋体" w:cs="宋体"/>
-          <w:color w:val="FF0000"/>
-          <w:kern w:val="0"/>
-          <w:sz w:val="19"/>
-          <w:szCs w:val="19"/>
-          <w:lang w:val="en-US" w:eastAsia="zh-CN" w:bidi="ar"/>
-        </w:rPr>
-        <w:t>【填写示例】</w:t>
+        <w:t>文档初始版本编制完成，暂无设计变更。</w:t>
       </w:r>
     </w:p>
     <w:p>
@@ -6316,15 +6003,7 @@
         </w:rPr>
       </w:pPr>
       <w:r>
-        <w:rPr>
-          <w:rFonts w:ascii="宋体" w:hAnsi="宋体" w:eastAsia="宋体" w:cs="宋体"/>
-          <w:color w:val="FF0000"/>
-          <w:kern w:val="0"/>
-          <w:sz w:val="19"/>
-          <w:szCs w:val="19"/>
-          <w:lang w:val="en-US" w:eastAsia="zh-CN" w:bidi="ar"/>
-        </w:rPr>
-        <w:t>【填写示例】</w:t>
+        <w:t>文档初始版本编制完成，暂无设计变更。</w:t>
       </w:r>
     </w:p>
     <w:p>
@@ -6587,15 +6266,7 @@
         </w:rPr>
       </w:pPr>
       <w:r>
-        <w:rPr>
-          <w:rFonts w:ascii="宋体" w:hAnsi="宋体" w:eastAsia="宋体" w:cs="宋体"/>
-          <w:color w:val="FF0000"/>
-          <w:kern w:val="0"/>
-          <w:sz w:val="19"/>
-          <w:szCs w:val="19"/>
-          <w:lang w:val="en-US" w:eastAsia="zh-CN" w:bidi="ar"/>
-        </w:rPr>
-        <w:t>【填写示例】</w:t>
+        <w:t>文档初始版本编制完成，暂无设计变更。</w:t>
       </w:r>
     </w:p>
     <w:p>
@@ -6659,15 +6330,7 @@
         </w:rPr>
       </w:pPr>
       <w:r>
-        <w:rPr>
-          <w:rFonts w:ascii="宋体" w:hAnsi="宋体" w:eastAsia="宋体" w:cs="宋体"/>
-          <w:color w:val="FF0000"/>
-          <w:kern w:val="0"/>
-          <w:sz w:val="19"/>
-          <w:szCs w:val="19"/>
-          <w:lang w:val="en-US" w:eastAsia="zh-CN" w:bidi="ar"/>
-        </w:rPr>
-        <w:t>数据存储：所有业务数据存储于 MySQL 数据库，核心表建立索引优化查询性能；敏感数据加密存储，操作日志永久留存 30 天。</w:t>
+        <w:t>数据存储：所有业务数据存储于 KingbaseES 数据库，核心表建立索引优化查询性能；敏感数据(密码)BCrypt加密存储，操作日志永久留存30天。</w:t>
       </w:r>
     </w:p>
     <w:p>
@@ -6767,15 +6430,7 @@
         </w:rPr>
       </w:pPr>
       <w:r>
-        <w:rPr>
-          <w:rFonts w:ascii="宋体" w:hAnsi="宋体" w:eastAsia="宋体" w:cs="宋体"/>
-          <w:color w:val="FF0000"/>
-          <w:kern w:val="0"/>
-          <w:sz w:val="19"/>
-          <w:szCs w:val="19"/>
-          <w:lang w:val="en-US" w:eastAsia="zh-CN" w:bidi="ar"/>
-        </w:rPr>
-        <w:t>【填写要求】国标强制章节，统一说明系统数据流转、存储约束与管理规则。</w:t>
+        <w:t>国标强制章节，统一说明系统数据流转、存储约束与管理规则。</w:t>
       </w:r>
     </w:p>
     <w:p/>
@@ -6822,15 +6477,7 @@
         </w:rPr>
       </w:pPr>
       <w:r>
-        <w:rPr>
-          <w:rFonts w:ascii="宋体" w:hAnsi="宋体" w:eastAsia="宋体" w:cs="宋体"/>
-          <w:color w:val="FF0000"/>
-          <w:kern w:val="0"/>
-          <w:sz w:val="19"/>
-          <w:szCs w:val="19"/>
-          <w:lang w:val="en-US" w:eastAsia="zh-CN" w:bidi="ar"/>
-        </w:rPr>
-        <w:t>【填写示例】 本章针对系统核心功能模块进行逐模块详细设计，覆盖业务逻辑、接口定义、页面交互、异常处理四个维度，作为开发人员编码实现的直接依据。所有模块设计严格对应需求文档中的功能需求，确保设计与需求一致。</w:t>
+        <w:t>本章针对智聘星图系统核心功能模块进行逐模块详细设计，覆盖业务逻辑、接口定义、页面交互、异常处理四个维度，作为开发人员编码实现的直接依据。</w:t>
       </w:r>
     </w:p>
     <w:p>
@@ -6875,7 +6522,7 @@
         <w:bidi w:val="0"/>
       </w:pPr>
       <w:r>
-        <w:t>3.2 图书检索功能详细设计</w:t>
+        <w:t>3.2 简历解析功能详细设计</w:t>
       </w:r>
     </w:p>
     <w:p>
@@ -6912,195 +6559,147 @@
         </w:rPr>
       </w:pPr>
       <w:r>
-        <w:rPr>
-          <w:rFonts w:ascii="宋体" w:hAnsi="宋体" w:eastAsia="宋体" w:cs="宋体"/>
-          <w:color w:val="FF0000"/>
-          <w:kern w:val="0"/>
-          <w:sz w:val="19"/>
-          <w:szCs w:val="19"/>
-          <w:lang w:val="en-US" w:eastAsia="zh-CN" w:bidi="ar"/>
-        </w:rPr>
-        <w:t>【填写示例】</w:t>
-      </w:r>
-    </w:p>
-    <w:p>
-      <w:pPr>
-        <w:keepNext w:val="0"/>
-        <w:keepLines w:val="0"/>
-        <w:widowControl/>
-        <w:suppressLineNumbers w:val="0"/>
-        <w:pBdr>
-          <w:top w:val="none" w:color="auto" w:sz="0" w:space="0"/>
-          <w:left w:val="none" w:color="auto" w:sz="0" w:space="0"/>
-          <w:bottom w:val="none" w:color="auto" w:sz="0" w:space="0"/>
-          <w:right w:val="none" w:color="auto" w:sz="0" w:space="0"/>
-        </w:pBdr>
-        <w:spacing w:before="0" w:beforeAutospacing="0" w:after="0" w:afterAutospacing="0" w:line="288" w:lineRule="atLeast"/>
-        <w:ind w:left="0" w:right="0"/>
-        <w:jc w:val="left"/>
-        <w:rPr>
-          <w:rFonts w:ascii="宋体" w:hAnsi="宋体" w:eastAsia="宋体" w:cs="宋体"/>
-          <w:color w:val="FF0000"/>
-          <w:kern w:val="0"/>
-          <w:sz w:val="19"/>
-          <w:szCs w:val="19"/>
-          <w:lang w:val="en-US" w:eastAsia="zh-CN" w:bidi="ar"/>
-        </w:rPr>
-      </w:pPr>
-      <w:r>
-        <w:rPr>
-          <w:rFonts w:ascii="宋体" w:hAnsi="宋体" w:eastAsia="宋体" w:cs="宋体"/>
-          <w:color w:val="FF0000"/>
-          <w:kern w:val="0"/>
-          <w:sz w:val="19"/>
-          <w:szCs w:val="19"/>
-          <w:lang w:val="en-US" w:eastAsia="zh-CN" w:bidi="ar"/>
-        </w:rPr>
-        <w:t>前端触发：用户点击搜索按钮，收集检索参数，发起 GET 请求；</w:t>
-      </w:r>
-    </w:p>
-    <w:p>
-      <w:pPr>
-        <w:keepNext w:val="0"/>
-        <w:keepLines w:val="0"/>
-        <w:widowControl/>
-        <w:suppressLineNumbers w:val="0"/>
-        <w:pBdr>
-          <w:top w:val="none" w:color="auto" w:sz="0" w:space="0"/>
-          <w:left w:val="none" w:color="auto" w:sz="0" w:space="0"/>
-          <w:bottom w:val="none" w:color="auto" w:sz="0" w:space="0"/>
-          <w:right w:val="none" w:color="auto" w:sz="0" w:space="0"/>
-        </w:pBdr>
-        <w:spacing w:before="0" w:beforeAutospacing="0" w:after="0" w:afterAutospacing="0" w:line="288" w:lineRule="atLeast"/>
-        <w:ind w:left="0" w:right="0"/>
-        <w:jc w:val="left"/>
-        <w:rPr>
-          <w:rFonts w:ascii="宋体" w:hAnsi="宋体" w:eastAsia="宋体" w:cs="宋体"/>
-          <w:color w:val="FF0000"/>
-          <w:kern w:val="0"/>
-          <w:sz w:val="19"/>
-          <w:szCs w:val="19"/>
-          <w:lang w:val="en-US" w:eastAsia="zh-CN" w:bidi="ar"/>
-        </w:rPr>
-      </w:pPr>
-      <w:r>
-        <w:rPr>
-          <w:rFonts w:ascii="宋体" w:hAnsi="宋体" w:eastAsia="宋体" w:cs="宋体"/>
-          <w:color w:val="FF0000"/>
-          <w:kern w:val="0"/>
-          <w:sz w:val="19"/>
-          <w:szCs w:val="19"/>
-          <w:lang w:val="en-US" w:eastAsia="zh-CN" w:bidi="ar"/>
-        </w:rPr>
-        <w:t>参数校验：前端先做非空、长度校验，不通过则本地提示；后端接收参数后二次校验；</w:t>
-      </w:r>
-    </w:p>
-    <w:p>
-      <w:pPr>
-        <w:keepNext w:val="0"/>
-        <w:keepLines w:val="0"/>
-        <w:widowControl/>
-        <w:suppressLineNumbers w:val="0"/>
-        <w:pBdr>
-          <w:top w:val="none" w:color="auto" w:sz="0" w:space="0"/>
-          <w:left w:val="none" w:color="auto" w:sz="0" w:space="0"/>
-          <w:bottom w:val="none" w:color="auto" w:sz="0" w:space="0"/>
-          <w:right w:val="none" w:color="auto" w:sz="0" w:space="0"/>
-        </w:pBdr>
-        <w:spacing w:before="0" w:beforeAutospacing="0" w:after="0" w:afterAutospacing="0" w:line="288" w:lineRule="atLeast"/>
-        <w:ind w:left="0" w:right="0"/>
-        <w:jc w:val="left"/>
-        <w:rPr>
-          <w:rFonts w:ascii="宋体" w:hAnsi="宋体" w:eastAsia="宋体" w:cs="宋体"/>
-          <w:color w:val="FF0000"/>
-          <w:kern w:val="0"/>
-          <w:sz w:val="19"/>
-          <w:szCs w:val="19"/>
-          <w:lang w:val="en-US" w:eastAsia="zh-CN" w:bidi="ar"/>
-        </w:rPr>
-      </w:pPr>
-      <w:r>
-        <w:rPr>
-          <w:rFonts w:ascii="宋体" w:hAnsi="宋体" w:eastAsia="宋体" w:cs="宋体"/>
-          <w:color w:val="FF0000"/>
-          <w:kern w:val="0"/>
-          <w:sz w:val="19"/>
-          <w:szCs w:val="19"/>
-          <w:lang w:val="en-US" w:eastAsia="zh-CN" w:bidi="ar"/>
-        </w:rPr>
-        <w:t>后端处理：Controller 层接收参数，调用 Service 层业务方法；</w:t>
-      </w:r>
-    </w:p>
-    <w:p>
-      <w:pPr>
-        <w:keepNext w:val="0"/>
-        <w:keepLines w:val="0"/>
-        <w:widowControl/>
-        <w:suppressLineNumbers w:val="0"/>
-        <w:pBdr>
-          <w:top w:val="none" w:color="auto" w:sz="0" w:space="0"/>
-          <w:left w:val="none" w:color="auto" w:sz="0" w:space="0"/>
-          <w:bottom w:val="none" w:color="auto" w:sz="0" w:space="0"/>
-          <w:right w:val="none" w:color="auto" w:sz="0" w:space="0"/>
-        </w:pBdr>
-        <w:spacing w:before="0" w:beforeAutospacing="0" w:after="0" w:afterAutospacing="0" w:line="288" w:lineRule="atLeast"/>
-        <w:ind w:left="0" w:right="0"/>
-        <w:jc w:val="left"/>
-        <w:rPr>
-          <w:rFonts w:ascii="宋体" w:hAnsi="宋体" w:eastAsia="宋体" w:cs="宋体"/>
-          <w:color w:val="FF0000"/>
-          <w:kern w:val="0"/>
-          <w:sz w:val="19"/>
-          <w:szCs w:val="19"/>
-          <w:lang w:val="en-US" w:eastAsia="zh-CN" w:bidi="ar"/>
-        </w:rPr>
-      </w:pPr>
-      <w:r>
-        <w:rPr>
-          <w:rFonts w:ascii="宋体" w:hAnsi="宋体" w:eastAsia="宋体" w:cs="宋体"/>
-          <w:color w:val="FF0000"/>
-          <w:kern w:val="0"/>
-          <w:sz w:val="19"/>
-          <w:szCs w:val="19"/>
-          <w:lang w:val="en-US" w:eastAsia="zh-CN" w:bidi="ar"/>
-        </w:rPr>
-        <w:t>数据查询：Service 层调用 Mapper 层，执行 SQL 模糊查询，按匹配度排序，PageHelper 分页；</w:t>
-      </w:r>
-    </w:p>
-    <w:p>
-      <w:pPr>
-        <w:keepNext w:val="0"/>
-        <w:keepLines w:val="0"/>
-        <w:widowControl/>
-        <w:suppressLineNumbers w:val="0"/>
-        <w:pBdr>
-          <w:top w:val="none" w:color="auto" w:sz="0" w:space="0"/>
-          <w:left w:val="none" w:color="auto" w:sz="0" w:space="0"/>
-          <w:bottom w:val="none" w:color="auto" w:sz="0" w:space="0"/>
-          <w:right w:val="none" w:color="auto" w:sz="0" w:space="0"/>
-        </w:pBdr>
-        <w:spacing w:before="0" w:beforeAutospacing="0" w:after="0" w:afterAutospacing="0" w:line="288" w:lineRule="atLeast"/>
-        <w:ind w:left="0" w:right="0"/>
-        <w:jc w:val="left"/>
-        <w:rPr>
-          <w:rFonts w:ascii="宋体" w:hAnsi="宋体" w:eastAsia="宋体" w:cs="宋体"/>
-          <w:color w:val="FF0000"/>
-          <w:kern w:val="0"/>
-          <w:sz w:val="19"/>
-          <w:szCs w:val="19"/>
-          <w:lang w:val="en-US" w:eastAsia="zh-CN" w:bidi="ar"/>
-        </w:rPr>
-      </w:pPr>
-      <w:r>
-        <w:rPr>
-          <w:rFonts w:ascii="宋体" w:hAnsi="宋体" w:eastAsia="宋体" w:cs="宋体"/>
-          <w:color w:val="FF0000"/>
-          <w:kern w:val="0"/>
-          <w:sz w:val="19"/>
-          <w:szCs w:val="19"/>
-          <w:lang w:val="en-US" w:eastAsia="zh-CN" w:bidi="ar"/>
-        </w:rPr>
-        <w:t>结果返回：封装统一响应结果，返回前端渲染列表。</w:t>
+        <w:t>文档初始版本编制完成，暂无设计变更。</w:t>
+      </w:r>
+    </w:p>
+    <w:p>
+      <w:pPr>
+        <w:keepNext w:val="0"/>
+        <w:keepLines w:val="0"/>
+        <w:widowControl/>
+        <w:suppressLineNumbers w:val="0"/>
+        <w:pBdr>
+          <w:top w:val="none" w:color="auto" w:sz="0" w:space="0"/>
+          <w:left w:val="none" w:color="auto" w:sz="0" w:space="0"/>
+          <w:bottom w:val="none" w:color="auto" w:sz="0" w:space="0"/>
+          <w:right w:val="none" w:color="auto" w:sz="0" w:space="0"/>
+        </w:pBdr>
+        <w:spacing w:before="0" w:beforeAutospacing="0" w:after="0" w:afterAutospacing="0" w:line="288" w:lineRule="atLeast"/>
+        <w:ind w:left="0" w:right="0"/>
+        <w:jc w:val="left"/>
+        <w:rPr>
+          <w:rFonts w:ascii="宋体" w:hAnsi="宋体" w:eastAsia="宋体" w:cs="宋体"/>
+          <w:color w:val="FF0000"/>
+          <w:kern w:val="0"/>
+          <w:sz w:val="19"/>
+          <w:szCs w:val="19"/>
+          <w:lang w:val="en-US" w:eastAsia="zh-CN" w:bidi="ar"/>
+        </w:rPr>
+      </w:pPr>
+      <w:r>
+        <w:t>前端触发：用户选择简历文件上传，收集文件数据，发起 POST 请求；</w:t>
+      </w:r>
+    </w:p>
+    <w:p>
+      <w:pPr>
+        <w:keepNext w:val="0"/>
+        <w:keepLines w:val="0"/>
+        <w:widowControl/>
+        <w:suppressLineNumbers w:val="0"/>
+        <w:pBdr>
+          <w:top w:val="none" w:color="auto" w:sz="0" w:space="0"/>
+          <w:left w:val="none" w:color="auto" w:sz="0" w:space="0"/>
+          <w:bottom w:val="none" w:color="auto" w:sz="0" w:space="0"/>
+          <w:right w:val="none" w:color="auto" w:sz="0" w:space="0"/>
+        </w:pBdr>
+        <w:spacing w:before="0" w:beforeAutospacing="0" w:after="0" w:afterAutospacing="0" w:line="288" w:lineRule="atLeast"/>
+        <w:ind w:left="0" w:right="0"/>
+        <w:jc w:val="left"/>
+        <w:rPr>
+          <w:rFonts w:ascii="宋体" w:hAnsi="宋体" w:eastAsia="宋体" w:cs="宋体"/>
+          <w:color w:val="FF0000"/>
+          <w:kern w:val="0"/>
+          <w:sz w:val="19"/>
+          <w:szCs w:val="19"/>
+          <w:lang w:val="en-US" w:eastAsia="zh-CN" w:bidi="ar"/>
+        </w:rPr>
+      </w:pPr>
+      <w:r>
+        <w:t>参数校验：前端做文件类型(.pdf/.doc/.docx)和大小(&lt;=10MB)校验，后端二次校验文件魔数(Magic Number)和大小；</w:t>
+      </w:r>
+    </w:p>
+    <w:p>
+      <w:pPr>
+        <w:keepNext w:val="0"/>
+        <w:keepLines w:val="0"/>
+        <w:widowControl/>
+        <w:suppressLineNumbers w:val="0"/>
+        <w:pBdr>
+          <w:top w:val="none" w:color="auto" w:sz="0" w:space="0"/>
+          <w:left w:val="none" w:color="auto" w:sz="0" w:space="0"/>
+          <w:bottom w:val="none" w:color="auto" w:sz="0" w:space="0"/>
+          <w:right w:val="none" w:color="auto" w:sz="0" w:space="0"/>
+        </w:pBdr>
+        <w:spacing w:before="0" w:beforeAutospacing="0" w:after="0" w:afterAutospacing="0" w:line="288" w:lineRule="atLeast"/>
+        <w:ind w:left="0" w:right="0"/>
+        <w:jc w:val="left"/>
+        <w:rPr>
+          <w:rFonts w:ascii="宋体" w:hAnsi="宋体" w:eastAsia="宋体" w:cs="宋体"/>
+          <w:color w:val="FF0000"/>
+          <w:kern w:val="0"/>
+          <w:sz w:val="19"/>
+          <w:szCs w:val="19"/>
+          <w:lang w:val="en-US" w:eastAsia="zh-CN" w:bidi="ar"/>
+        </w:rPr>
+      </w:pPr>
+      <w:r>
+        <w:t>后端处理：API路由层接收参数，通过依赖注入调用Service层业务方法；</w:t>
+      </w:r>
+    </w:p>
+    <w:p>
+      <w:pPr>
+        <w:keepNext w:val="0"/>
+        <w:keepLines w:val="0"/>
+        <w:widowControl/>
+        <w:suppressLineNumbers w:val="0"/>
+        <w:pBdr>
+          <w:top w:val="none" w:color="auto" w:sz="0" w:space="0"/>
+          <w:left w:val="none" w:color="auto" w:sz="0" w:space="0"/>
+          <w:bottom w:val="none" w:color="auto" w:sz="0" w:space="0"/>
+          <w:right w:val="none" w:color="auto" w:sz="0" w:space="0"/>
+        </w:pBdr>
+        <w:spacing w:before="0" w:beforeAutospacing="0" w:after="0" w:afterAutospacing="0" w:line="288" w:lineRule="atLeast"/>
+        <w:ind w:left="0" w:right="0"/>
+        <w:jc w:val="left"/>
+        <w:rPr>
+          <w:rFonts w:ascii="宋体" w:hAnsi="宋体" w:eastAsia="宋体" w:cs="宋体"/>
+          <w:color w:val="FF0000"/>
+          <w:kern w:val="0"/>
+          <w:sz w:val="19"/>
+          <w:szCs w:val="19"/>
+          <w:lang w:val="en-US" w:eastAsia="zh-CN" w:bidi="ar"/>
+        </w:rPr>
+      </w:pPr>
+      <w:r>
+        <w:t>解析流程：Service层编排解析任务，先将文件存储至本地，调用pdfplumber/python-docx提取文本，再调用DeepSeek API进行语义归一化；</w:t>
+      </w:r>
+    </w:p>
+    <w:p>
+      <w:pPr>
+        <w:keepNext w:val="0"/>
+        <w:keepLines w:val="0"/>
+        <w:widowControl/>
+        <w:suppressLineNumbers w:val="0"/>
+        <w:pBdr>
+          <w:top w:val="none" w:color="auto" w:sz="0" w:space="0"/>
+          <w:left w:val="none" w:color="auto" w:sz="0" w:space="0"/>
+          <w:bottom w:val="none" w:color="auto" w:sz="0" w:space="0"/>
+          <w:right w:val="none" w:color="auto" w:sz="0" w:space="0"/>
+        </w:pBdr>
+        <w:spacing w:before="0" w:beforeAutospacing="0" w:after="0" w:afterAutospacing="0" w:line="288" w:lineRule="atLeast"/>
+        <w:ind w:left="0" w:right="0"/>
+        <w:jc w:val="left"/>
+        <w:rPr>
+          <w:rFonts w:ascii="宋体" w:hAnsi="宋体" w:eastAsia="宋体" w:cs="宋体"/>
+          <w:color w:val="FF0000"/>
+          <w:kern w:val="0"/>
+          <w:sz w:val="19"/>
+          <w:szCs w:val="19"/>
+          <w:lang w:val="en-US" w:eastAsia="zh-CN" w:bidi="ar"/>
+        </w:rPr>
+      </w:pPr>
+      <w:r>
+        <w:t>结果返回：解析完成后将结构化数据(姓名、教育、工作经历、技能等)持久化至数据库，返回解析状态给前端。</w:t>
       </w:r>
     </w:p>
     <w:p>
@@ -7272,15 +6871,7 @@
         </w:rPr>
       </w:pPr>
       <w:r>
-        <w:rPr>
-          <w:rFonts w:ascii="宋体" w:hAnsi="宋体" w:eastAsia="宋体" w:cs="宋体"/>
-          <w:color w:val="FF0000"/>
-          <w:kern w:val="0"/>
-          <w:sz w:val="19"/>
-          <w:szCs w:val="19"/>
-          <w:lang w:val="en-US" w:eastAsia="zh-CN" w:bidi="ar"/>
-        </w:rPr>
-        <w:t>注意事项：分层清晰，体现 Controller/Service/Mapper 的调用关系。</w:t>
+        <w:t>注意事项：分层清晰，体现 api/services/core/infrastructure/repositories 的调用关系。</w:t>
       </w:r>
     </w:p>
     <w:p>
@@ -7317,87 +6908,63 @@
         </w:rPr>
       </w:pPr>
       <w:r>
-        <w:rPr>
-          <w:rFonts w:ascii="宋体" w:hAnsi="宋体" w:eastAsia="宋体" w:cs="宋体"/>
-          <w:color w:val="FF0000"/>
-          <w:kern w:val="0"/>
-          <w:sz w:val="19"/>
-          <w:szCs w:val="19"/>
-          <w:lang w:val="en-US" w:eastAsia="zh-CN" w:bidi="ar"/>
-        </w:rPr>
-        <w:t>【填写示例】</w:t>
-      </w:r>
-    </w:p>
-    <w:p>
-      <w:pPr>
-        <w:keepNext w:val="0"/>
-        <w:keepLines w:val="0"/>
-        <w:widowControl/>
-        <w:suppressLineNumbers w:val="0"/>
-        <w:pBdr>
-          <w:top w:val="none" w:color="auto" w:sz="0" w:space="0"/>
-          <w:left w:val="none" w:color="auto" w:sz="0" w:space="0"/>
-          <w:bottom w:val="none" w:color="auto" w:sz="0" w:space="0"/>
-          <w:right w:val="none" w:color="auto" w:sz="0" w:space="0"/>
-        </w:pBdr>
-        <w:spacing w:before="0" w:beforeAutospacing="0" w:after="0" w:afterAutospacing="0" w:line="288" w:lineRule="atLeast"/>
-        <w:ind w:left="0" w:right="0"/>
-        <w:jc w:val="left"/>
-        <w:rPr>
-          <w:rFonts w:ascii="宋体" w:hAnsi="宋体" w:eastAsia="宋体" w:cs="宋体"/>
-          <w:color w:val="FF0000"/>
-          <w:kern w:val="0"/>
-          <w:sz w:val="19"/>
-          <w:szCs w:val="19"/>
-          <w:lang w:val="en-US" w:eastAsia="zh-CN" w:bidi="ar"/>
-        </w:rPr>
-      </w:pPr>
-      <w:r>
-        <w:rPr>
-          <w:rFonts w:ascii="宋体" w:hAnsi="宋体" w:eastAsia="宋体" w:cs="宋体"/>
-          <w:color w:val="FF0000"/>
-          <w:kern w:val="0"/>
-          <w:sz w:val="19"/>
-          <w:szCs w:val="19"/>
-          <w:lang w:val="en-US" w:eastAsia="zh-CN" w:bidi="ar"/>
-        </w:rPr>
-        <w:t>接口地址：/api/book/search</w:t>
-      </w:r>
-    </w:p>
-    <w:p>
-      <w:pPr>
-        <w:keepNext w:val="0"/>
-        <w:keepLines w:val="0"/>
-        <w:widowControl/>
-        <w:suppressLineNumbers w:val="0"/>
-        <w:pBdr>
-          <w:top w:val="none" w:color="auto" w:sz="0" w:space="0"/>
-          <w:left w:val="none" w:color="auto" w:sz="0" w:space="0"/>
-          <w:bottom w:val="none" w:color="auto" w:sz="0" w:space="0"/>
-          <w:right w:val="none" w:color="auto" w:sz="0" w:space="0"/>
-        </w:pBdr>
-        <w:spacing w:before="0" w:beforeAutospacing="0" w:after="0" w:afterAutospacing="0" w:line="288" w:lineRule="atLeast"/>
-        <w:ind w:left="0" w:right="0"/>
-        <w:jc w:val="left"/>
-        <w:rPr>
-          <w:rFonts w:ascii="宋体" w:hAnsi="宋体" w:eastAsia="宋体" w:cs="宋体"/>
-          <w:color w:val="FF0000"/>
-          <w:kern w:val="0"/>
-          <w:sz w:val="19"/>
-          <w:szCs w:val="19"/>
-          <w:lang w:val="en-US" w:eastAsia="zh-CN" w:bidi="ar"/>
-        </w:rPr>
-      </w:pPr>
-      <w:r>
-        <w:rPr>
-          <w:rFonts w:ascii="宋体" w:hAnsi="宋体" w:eastAsia="宋体" w:cs="宋体"/>
-          <w:color w:val="FF0000"/>
-          <w:kern w:val="0"/>
-          <w:sz w:val="19"/>
-          <w:szCs w:val="19"/>
-          <w:lang w:val="en-US" w:eastAsia="zh-CN" w:bidi="ar"/>
-        </w:rPr>
-        <w:t>请求方式：GET</w:t>
+        <w:t>文档初始版本编制完成，暂无设计变更。</w:t>
+      </w:r>
+    </w:p>
+    <w:p>
+      <w:pPr>
+        <w:keepNext w:val="0"/>
+        <w:keepLines w:val="0"/>
+        <w:widowControl/>
+        <w:suppressLineNumbers w:val="0"/>
+        <w:pBdr>
+          <w:top w:val="none" w:color="auto" w:sz="0" w:space="0"/>
+          <w:left w:val="none" w:color="auto" w:sz="0" w:space="0"/>
+          <w:bottom w:val="none" w:color="auto" w:sz="0" w:space="0"/>
+          <w:right w:val="none" w:color="auto" w:sz="0" w:space="0"/>
+        </w:pBdr>
+        <w:spacing w:before="0" w:beforeAutospacing="0" w:after="0" w:afterAutospacing="0" w:line="288" w:lineRule="atLeast"/>
+        <w:ind w:left="0" w:right="0"/>
+        <w:jc w:val="left"/>
+        <w:rPr>
+          <w:rFonts w:ascii="宋体" w:hAnsi="宋体" w:eastAsia="宋体" w:cs="宋体"/>
+          <w:color w:val="FF0000"/>
+          <w:kern w:val="0"/>
+          <w:sz w:val="19"/>
+          <w:szCs w:val="19"/>
+          <w:lang w:val="en-US" w:eastAsia="zh-CN" w:bidi="ar"/>
+        </w:rPr>
+      </w:pPr>
+      <w:r>
+        <w:t>接口地址：POST /api/resume/upload</w:t>
+      </w:r>
+    </w:p>
+    <w:p>
+      <w:pPr>
+        <w:keepNext w:val="0"/>
+        <w:keepLines w:val="0"/>
+        <w:widowControl/>
+        <w:suppressLineNumbers w:val="0"/>
+        <w:pBdr>
+          <w:top w:val="none" w:color="auto" w:sz="0" w:space="0"/>
+          <w:left w:val="none" w:color="auto" w:sz="0" w:space="0"/>
+          <w:bottom w:val="none" w:color="auto" w:sz="0" w:space="0"/>
+          <w:right w:val="none" w:color="auto" w:sz="0" w:space="0"/>
+        </w:pBdr>
+        <w:spacing w:before="0" w:beforeAutospacing="0" w:after="0" w:afterAutospacing="0" w:line="288" w:lineRule="atLeast"/>
+        <w:ind w:left="0" w:right="0"/>
+        <w:jc w:val="left"/>
+        <w:rPr>
+          <w:rFonts w:ascii="宋体" w:hAnsi="宋体" w:eastAsia="宋体" w:cs="宋体"/>
+          <w:color w:val="FF0000"/>
+          <w:kern w:val="0"/>
+          <w:sz w:val="19"/>
+          <w:szCs w:val="19"/>
+          <w:lang w:val="en-US" w:eastAsia="zh-CN" w:bidi="ar"/>
+        </w:rPr>
+      </w:pPr>
+      <w:r>
+        <w:t>请求方式：POST (multipart/form-data)</w:t>
       </w:r>
     </w:p>
     <w:tbl>
@@ -7665,23 +7232,8 @@
             <w:vAlign w:val="center"/>
           </w:tcPr>
           <w:p>
-            <w:pPr>
-              <w:keepNext w:val="0"/>
-              <w:keepLines w:val="0"/>
-              <w:widowControl/>
-              <w:suppressLineNumbers w:val="0"/>
-              <w:jc w:val="left"/>
-            </w:pPr>
             <w:r>
-              <w:rPr>
-                <w:rFonts w:ascii="宋体" w:hAnsi="宋体" w:eastAsia="宋体" w:cs="宋体"/>
-                <w:kern w:val="0"/>
-                <w:sz w:val="24"/>
-                <w:szCs w:val="24"/>
-                <w:bdr w:val="none" w:color="auto" w:sz="0" w:space="0"/>
-                <w:lang w:val="en-US" w:eastAsia="zh-CN" w:bidi="ar"/>
-              </w:rPr>
-              <w:t>keyword</w:t>
+              <w:t>file</w:t>
             </w:r>
           </w:p>
         </w:tc>
@@ -7704,23 +7256,8 @@
             <w:vAlign w:val="center"/>
           </w:tcPr>
           <w:p>
-            <w:pPr>
-              <w:keepNext w:val="0"/>
-              <w:keepLines w:val="0"/>
-              <w:widowControl/>
-              <w:suppressLineNumbers w:val="0"/>
-              <w:jc w:val="left"/>
-            </w:pPr>
             <w:r>
-              <w:rPr>
-                <w:rFonts w:ascii="宋体" w:hAnsi="宋体" w:eastAsia="宋体" w:cs="宋体"/>
-                <w:kern w:val="0"/>
-                <w:sz w:val="24"/>
-                <w:szCs w:val="24"/>
-                <w:bdr w:val="none" w:color="auto" w:sz="0" w:space="0"/>
-                <w:lang w:val="en-US" w:eastAsia="zh-CN" w:bidi="ar"/>
-              </w:rPr>
-              <w:t>String</w:t>
+              <w:t>UploadFile</w:t>
             </w:r>
           </w:p>
         </w:tc>
@@ -7743,23 +7280,8 @@
             <w:vAlign w:val="center"/>
           </w:tcPr>
           <w:p>
-            <w:pPr>
-              <w:keepNext w:val="0"/>
-              <w:keepLines w:val="0"/>
-              <w:widowControl/>
-              <w:suppressLineNumbers w:val="0"/>
-              <w:jc w:val="left"/>
-            </w:pPr>
             <w:r>
-              <w:rPr>
-                <w:rFonts w:ascii="宋体" w:hAnsi="宋体" w:eastAsia="宋体" w:cs="宋体"/>
-                <w:kern w:val="0"/>
-                <w:sz w:val="24"/>
-                <w:szCs w:val="24"/>
-                <w:bdr w:val="none" w:color="auto" w:sz="0" w:space="0"/>
-                <w:lang w:val="en-US" w:eastAsia="zh-CN" w:bidi="ar"/>
-              </w:rPr>
-              <w:t>否</w:t>
+              <w:t>是</w:t>
             </w:r>
           </w:p>
         </w:tc>
@@ -7782,23 +7304,8 @@
             <w:vAlign w:val="center"/>
           </w:tcPr>
           <w:p>
-            <w:pPr>
-              <w:keepNext w:val="0"/>
-              <w:keepLines w:val="0"/>
-              <w:widowControl/>
-              <w:suppressLineNumbers w:val="0"/>
-              <w:jc w:val="left"/>
-            </w:pPr>
             <w:r>
-              <w:rPr>
-                <w:rFonts w:ascii="宋体" w:hAnsi="宋体" w:eastAsia="宋体" w:cs="宋体"/>
-                <w:kern w:val="0"/>
-                <w:sz w:val="24"/>
-                <w:szCs w:val="24"/>
-                <w:bdr w:val="none" w:color="auto" w:sz="0" w:space="0"/>
-                <w:lang w:val="en-US" w:eastAsia="zh-CN" w:bidi="ar"/>
-              </w:rPr>
-              <w:t>检索关键词</w:t>
+              <w:t>待解析的简历文件，仅.pdf/.doc/.docx</w:t>
             </w:r>
           </w:p>
         </w:tc>
@@ -7840,23 +7347,8 @@
             <w:vAlign w:val="center"/>
           </w:tcPr>
           <w:p>
-            <w:pPr>
-              <w:keepNext w:val="0"/>
-              <w:keepLines w:val="0"/>
-              <w:widowControl/>
-              <w:suppressLineNumbers w:val="0"/>
-              <w:jc w:val="left"/>
-            </w:pPr>
             <w:r>
-              <w:rPr>
-                <w:rFonts w:ascii="宋体" w:hAnsi="宋体" w:eastAsia="宋体" w:cs="宋体"/>
-                <w:kern w:val="0"/>
-                <w:sz w:val="24"/>
-                <w:szCs w:val="24"/>
-                <w:bdr w:val="none" w:color="auto" w:sz="0" w:space="0"/>
-                <w:lang w:val="en-US" w:eastAsia="zh-CN" w:bidi="ar"/>
-              </w:rPr>
-              <w:t>category</w:t>
+              <w:t>resume_id</w:t>
             </w:r>
           </w:p>
         </w:tc>
@@ -7879,23 +7371,8 @@
             <w:vAlign w:val="center"/>
           </w:tcPr>
           <w:p>
-            <w:pPr>
-              <w:keepNext w:val="0"/>
-              <w:keepLines w:val="0"/>
-              <w:widowControl/>
-              <w:suppressLineNumbers w:val="0"/>
-              <w:jc w:val="left"/>
-            </w:pPr>
             <w:r>
-              <w:rPr>
-                <w:rFonts w:ascii="宋体" w:hAnsi="宋体" w:eastAsia="宋体" w:cs="宋体"/>
-                <w:kern w:val="0"/>
-                <w:sz w:val="24"/>
-                <w:szCs w:val="24"/>
-                <w:bdr w:val="none" w:color="auto" w:sz="0" w:space="0"/>
-                <w:lang w:val="en-US" w:eastAsia="zh-CN" w:bidi="ar"/>
-              </w:rPr>
-              <w:t>String</w:t>
+              <w:t>Integer</w:t>
             </w:r>
           </w:p>
         </w:tc>
@@ -7918,23 +7395,8 @@
             <w:vAlign w:val="center"/>
           </w:tcPr>
           <w:p>
-            <w:pPr>
-              <w:keepNext w:val="0"/>
-              <w:keepLines w:val="0"/>
-              <w:widowControl/>
-              <w:suppressLineNumbers w:val="0"/>
-              <w:jc w:val="left"/>
-            </w:pPr>
             <w:r>
-              <w:rPr>
-                <w:rFonts w:ascii="宋体" w:hAnsi="宋体" w:eastAsia="宋体" w:cs="宋体"/>
-                <w:kern w:val="0"/>
-                <w:sz w:val="24"/>
-                <w:szCs w:val="24"/>
-                <w:bdr w:val="none" w:color="auto" w:sz="0" w:space="0"/>
-                <w:lang w:val="en-US" w:eastAsia="zh-CN" w:bidi="ar"/>
-              </w:rPr>
-              <w:t>否</w:t>
+              <w:t>是</w:t>
             </w:r>
           </w:p>
         </w:tc>
@@ -7957,23 +7419,8 @@
             <w:vAlign w:val="center"/>
           </w:tcPr>
           <w:p>
-            <w:pPr>
-              <w:keepNext w:val="0"/>
-              <w:keepLines w:val="0"/>
-              <w:widowControl/>
-              <w:suppressLineNumbers w:val="0"/>
-              <w:jc w:val="left"/>
-            </w:pPr>
             <w:r>
-              <w:rPr>
-                <w:rFonts w:ascii="宋体" w:hAnsi="宋体" w:eastAsia="宋体" w:cs="宋体"/>
-                <w:kern w:val="0"/>
-                <w:sz w:val="24"/>
-                <w:szCs w:val="24"/>
-                <w:bdr w:val="none" w:color="auto" w:sz="0" w:space="0"/>
-                <w:lang w:val="en-US" w:eastAsia="zh-CN" w:bidi="ar"/>
-              </w:rPr>
-              <w:t>图书分类</w:t>
+              <w:t>上传后返回的简历ID，用于查询解析结果</w:t>
             </w:r>
           </w:p>
         </w:tc>
@@ -8015,23 +7462,8 @@
             <w:vAlign w:val="center"/>
           </w:tcPr>
           <w:p>
-            <w:pPr>
-              <w:keepNext w:val="0"/>
-              <w:keepLines w:val="0"/>
-              <w:widowControl/>
-              <w:suppressLineNumbers w:val="0"/>
-              <w:jc w:val="left"/>
-            </w:pPr>
             <w:r>
-              <w:rPr>
-                <w:rFonts w:ascii="宋体" w:hAnsi="宋体" w:eastAsia="宋体" w:cs="宋体"/>
-                <w:kern w:val="0"/>
-                <w:sz w:val="24"/>
-                <w:szCs w:val="24"/>
-                <w:bdr w:val="none" w:color="auto" w:sz="0" w:space="0"/>
-                <w:lang w:val="en-US" w:eastAsia="zh-CN" w:bidi="ar"/>
-              </w:rPr>
-              <w:t>pageNum</w:t>
+              <w:t>task_id</w:t>
             </w:r>
           </w:p>
         </w:tc>
@@ -8054,22 +7486,7 @@
             <w:vAlign w:val="center"/>
           </w:tcPr>
           <w:p>
-            <w:pPr>
-              <w:keepNext w:val="0"/>
-              <w:keepLines w:val="0"/>
-              <w:widowControl/>
-              <w:suppressLineNumbers w:val="0"/>
-              <w:jc w:val="left"/>
-            </w:pPr>
             <w:r>
-              <w:rPr>
-                <w:rFonts w:ascii="宋体" w:hAnsi="宋体" w:eastAsia="宋体" w:cs="宋体"/>
-                <w:kern w:val="0"/>
-                <w:sz w:val="24"/>
-                <w:szCs w:val="24"/>
-                <w:bdr w:val="none" w:color="auto" w:sz="0" w:space="0"/>
-                <w:lang w:val="en-US" w:eastAsia="zh-CN" w:bidi="ar"/>
-              </w:rPr>
               <w:t>Integer</w:t>
             </w:r>
           </w:p>
@@ -8093,22 +7510,7 @@
             <w:vAlign w:val="center"/>
           </w:tcPr>
           <w:p>
-            <w:pPr>
-              <w:keepNext w:val="0"/>
-              <w:keepLines w:val="0"/>
-              <w:widowControl/>
-              <w:suppressLineNumbers w:val="0"/>
-              <w:jc w:val="left"/>
-            </w:pPr>
             <w:r>
-              <w:rPr>
-                <w:rFonts w:ascii="宋体" w:hAnsi="宋体" w:eastAsia="宋体" w:cs="宋体"/>
-                <w:kern w:val="0"/>
-                <w:sz w:val="24"/>
-                <w:szCs w:val="24"/>
-                <w:bdr w:val="none" w:color="auto" w:sz="0" w:space="0"/>
-                <w:lang w:val="en-US" w:eastAsia="zh-CN" w:bidi="ar"/>
-              </w:rPr>
               <w:t>否</w:t>
             </w:r>
           </w:p>
@@ -8132,23 +7534,8 @@
             <w:vAlign w:val="center"/>
           </w:tcPr>
           <w:p>
-            <w:pPr>
-              <w:keepNext w:val="0"/>
-              <w:keepLines w:val="0"/>
-              <w:widowControl/>
-              <w:suppressLineNumbers w:val="0"/>
-              <w:jc w:val="left"/>
-            </w:pPr>
             <w:r>
-              <w:rPr>
-                <w:rFonts w:ascii="宋体" w:hAnsi="宋体" w:eastAsia="宋体" w:cs="宋体"/>
-                <w:kern w:val="0"/>
-                <w:sz w:val="24"/>
-                <w:szCs w:val="24"/>
-                <w:bdr w:val="none" w:color="auto" w:sz="0" w:space="0"/>
-                <w:lang w:val="en-US" w:eastAsia="zh-CN" w:bidi="ar"/>
-              </w:rPr>
-              <w:t>页码，默认 1</w:t>
+              <w:t>异步解析任务ID(不传则同步解析)</w:t>
             </w:r>
           </w:p>
         </w:tc>
@@ -8410,22 +7797,7 @@
             <w:vAlign w:val="center"/>
           </w:tcPr>
           <w:p>
-            <w:pPr>
-              <w:keepNext w:val="0"/>
-              <w:keepLines w:val="0"/>
-              <w:widowControl/>
-              <w:suppressLineNumbers w:val="0"/>
-              <w:jc w:val="left"/>
-            </w:pPr>
             <w:r>
-              <w:rPr>
-                <w:rFonts w:ascii="宋体" w:hAnsi="宋体" w:eastAsia="宋体" w:cs="宋体"/>
-                <w:kern w:val="0"/>
-                <w:sz w:val="24"/>
-                <w:szCs w:val="24"/>
-                <w:bdr w:val="none" w:color="auto" w:sz="0" w:space="0"/>
-                <w:lang w:val="en-US" w:eastAsia="zh-CN" w:bidi="ar"/>
-              </w:rPr>
               <w:t>code</w:t>
             </w:r>
           </w:p>
@@ -8449,22 +7821,7 @@
             <w:vAlign w:val="center"/>
           </w:tcPr>
           <w:p>
-            <w:pPr>
-              <w:keepNext w:val="0"/>
-              <w:keepLines w:val="0"/>
-              <w:widowControl/>
-              <w:suppressLineNumbers w:val="0"/>
-              <w:jc w:val="left"/>
-            </w:pPr>
             <w:r>
-              <w:rPr>
-                <w:rFonts w:ascii="宋体" w:hAnsi="宋体" w:eastAsia="宋体" w:cs="宋体"/>
-                <w:kern w:val="0"/>
-                <w:sz w:val="24"/>
-                <w:szCs w:val="24"/>
-                <w:bdr w:val="none" w:color="auto" w:sz="0" w:space="0"/>
-                <w:lang w:val="en-US" w:eastAsia="zh-CN" w:bidi="ar"/>
-              </w:rPr>
               <w:t>Integer</w:t>
             </w:r>
           </w:p>
@@ -8488,23 +7845,8 @@
             <w:vAlign w:val="center"/>
           </w:tcPr>
           <w:p>
-            <w:pPr>
-              <w:keepNext w:val="0"/>
-              <w:keepLines w:val="0"/>
-              <w:widowControl/>
-              <w:suppressLineNumbers w:val="0"/>
-              <w:jc w:val="left"/>
-            </w:pPr>
             <w:r>
-              <w:rPr>
-                <w:rFonts w:ascii="宋体" w:hAnsi="宋体" w:eastAsia="宋体" w:cs="宋体"/>
-                <w:kern w:val="0"/>
-                <w:sz w:val="24"/>
-                <w:szCs w:val="24"/>
-                <w:bdr w:val="none" w:color="auto" w:sz="0" w:space="0"/>
-                <w:lang w:val="en-US" w:eastAsia="zh-CN" w:bidi="ar"/>
-              </w:rPr>
-              <w:t>响应状态码，200 成功</w:t>
+              <w:t>响应状态码，200成功</w:t>
             </w:r>
           </w:p>
         </w:tc>
@@ -8546,23 +7888,8 @@
             <w:vAlign w:val="center"/>
           </w:tcPr>
           <w:p>
-            <w:pPr>
-              <w:keepNext w:val="0"/>
-              <w:keepLines w:val="0"/>
-              <w:widowControl/>
-              <w:suppressLineNumbers w:val="0"/>
-              <w:jc w:val="left"/>
-            </w:pPr>
             <w:r>
-              <w:rPr>
-                <w:rFonts w:ascii="宋体" w:hAnsi="宋体" w:eastAsia="宋体" w:cs="宋体"/>
-                <w:kern w:val="0"/>
-                <w:sz w:val="24"/>
-                <w:szCs w:val="24"/>
-                <w:bdr w:val="none" w:color="auto" w:sz="0" w:space="0"/>
-                <w:lang w:val="en-US" w:eastAsia="zh-CN" w:bidi="ar"/>
-              </w:rPr>
-              <w:t>msg</w:t>
+              <w:t>message</w:t>
             </w:r>
           </w:p>
         </w:tc>
@@ -8585,22 +7912,7 @@
             <w:vAlign w:val="center"/>
           </w:tcPr>
           <w:p>
-            <w:pPr>
-              <w:keepNext w:val="0"/>
-              <w:keepLines w:val="0"/>
-              <w:widowControl/>
-              <w:suppressLineNumbers w:val="0"/>
-              <w:jc w:val="left"/>
-            </w:pPr>
             <w:r>
-              <w:rPr>
-                <w:rFonts w:ascii="宋体" w:hAnsi="宋体" w:eastAsia="宋体" w:cs="宋体"/>
-                <w:kern w:val="0"/>
-                <w:sz w:val="24"/>
-                <w:szCs w:val="24"/>
-                <w:bdr w:val="none" w:color="auto" w:sz="0" w:space="0"/>
-                <w:lang w:val="en-US" w:eastAsia="zh-CN" w:bidi="ar"/>
-              </w:rPr>
               <w:t>String</w:t>
             </w:r>
           </w:p>
@@ -8624,22 +7936,7 @@
             <w:vAlign w:val="center"/>
           </w:tcPr>
           <w:p>
-            <w:pPr>
-              <w:keepNext w:val="0"/>
-              <w:keepLines w:val="0"/>
-              <w:widowControl/>
-              <w:suppressLineNumbers w:val="0"/>
-              <w:jc w:val="left"/>
-            </w:pPr>
             <w:r>
-              <w:rPr>
-                <w:rFonts w:ascii="宋体" w:hAnsi="宋体" w:eastAsia="宋体" w:cs="宋体"/>
-                <w:kern w:val="0"/>
-                <w:sz w:val="24"/>
-                <w:szCs w:val="24"/>
-                <w:bdr w:val="none" w:color="auto" w:sz="0" w:space="0"/>
-                <w:lang w:val="en-US" w:eastAsia="zh-CN" w:bidi="ar"/>
-              </w:rPr>
               <w:t>响应提示信息</w:t>
             </w:r>
           </w:p>
@@ -8682,23 +7979,8 @@
             <w:vAlign w:val="center"/>
           </w:tcPr>
           <w:p>
-            <w:pPr>
-              <w:keepNext w:val="0"/>
-              <w:keepLines w:val="0"/>
-              <w:widowControl/>
-              <w:suppressLineNumbers w:val="0"/>
-              <w:jc w:val="left"/>
-            </w:pPr>
             <w:r>
-              <w:rPr>
-                <w:rFonts w:ascii="宋体" w:hAnsi="宋体" w:eastAsia="宋体" w:cs="宋体"/>
-                <w:kern w:val="0"/>
-                <w:sz w:val="24"/>
-                <w:szCs w:val="24"/>
-                <w:bdr w:val="none" w:color="auto" w:sz="0" w:space="0"/>
-                <w:lang w:val="en-US" w:eastAsia="zh-CN" w:bidi="ar"/>
-              </w:rPr>
-              <w:t>data.total</w:t>
+              <w:t>data.name</w:t>
             </w:r>
           </w:p>
         </w:tc>
@@ -8721,23 +8003,8 @@
             <w:vAlign w:val="center"/>
           </w:tcPr>
           <w:p>
-            <w:pPr>
-              <w:keepNext w:val="0"/>
-              <w:keepLines w:val="0"/>
-              <w:widowControl/>
-              <w:suppressLineNumbers w:val="0"/>
-              <w:jc w:val="left"/>
-            </w:pPr>
             <w:r>
-              <w:rPr>
-                <w:rFonts w:ascii="宋体" w:hAnsi="宋体" w:eastAsia="宋体" w:cs="宋体"/>
-                <w:kern w:val="0"/>
-                <w:sz w:val="24"/>
-                <w:szCs w:val="24"/>
-                <w:bdr w:val="none" w:color="auto" w:sz="0" w:space="0"/>
-                <w:lang w:val="en-US" w:eastAsia="zh-CN" w:bidi="ar"/>
-              </w:rPr>
-              <w:t>Long</w:t>
+              <w:t>String</w:t>
             </w:r>
           </w:p>
         </w:tc>
@@ -8760,23 +8027,8 @@
             <w:vAlign w:val="center"/>
           </w:tcPr>
           <w:p>
-            <w:pPr>
-              <w:keepNext w:val="0"/>
-              <w:keepLines w:val="0"/>
-              <w:widowControl/>
-              <w:suppressLineNumbers w:val="0"/>
-              <w:jc w:val="left"/>
-            </w:pPr>
             <w:r>
-              <w:rPr>
-                <w:rFonts w:ascii="宋体" w:hAnsi="宋体" w:eastAsia="宋体" w:cs="宋体"/>
-                <w:kern w:val="0"/>
-                <w:sz w:val="24"/>
-                <w:szCs w:val="24"/>
-                <w:bdr w:val="none" w:color="auto" w:sz="0" w:space="0"/>
-                <w:lang w:val="en-US" w:eastAsia="zh-CN" w:bidi="ar"/>
-              </w:rPr>
-              <w:t>总记录数</w:t>
+              <w:t>解析出的姓名</w:t>
             </w:r>
           </w:p>
         </w:tc>
@@ -8818,23 +8070,8 @@
             <w:vAlign w:val="center"/>
           </w:tcPr>
           <w:p>
-            <w:pPr>
-              <w:keepNext w:val="0"/>
-              <w:keepLines w:val="0"/>
-              <w:widowControl/>
-              <w:suppressLineNumbers w:val="0"/>
-              <w:jc w:val="left"/>
-            </w:pPr>
             <w:r>
-              <w:rPr>
-                <w:rFonts w:ascii="宋体" w:hAnsi="宋体" w:eastAsia="宋体" w:cs="宋体"/>
-                <w:kern w:val="0"/>
-                <w:sz w:val="24"/>
-                <w:szCs w:val="24"/>
-                <w:bdr w:val="none" w:color="auto" w:sz="0" w:space="0"/>
-                <w:lang w:val="en-US" w:eastAsia="zh-CN" w:bidi="ar"/>
-              </w:rPr>
-              <w:t>data.list</w:t>
+              <w:t>data.skills</w:t>
             </w:r>
           </w:p>
         </w:tc>
@@ -8857,23 +8094,8 @@
             <w:vAlign w:val="center"/>
           </w:tcPr>
           <w:p>
-            <w:pPr>
-              <w:keepNext w:val="0"/>
-              <w:keepLines w:val="0"/>
-              <w:widowControl/>
-              <w:suppressLineNumbers w:val="0"/>
-              <w:jc w:val="left"/>
-            </w:pPr>
             <w:r>
-              <w:rPr>
-                <w:rFonts w:ascii="宋体" w:hAnsi="宋体" w:eastAsia="宋体" w:cs="宋体"/>
-                <w:kern w:val="0"/>
-                <w:sz w:val="24"/>
-                <w:szCs w:val="24"/>
-                <w:bdr w:val="none" w:color="auto" w:sz="0" w:space="0"/>
-                <w:lang w:val="en-US" w:eastAsia="zh-CN" w:bidi="ar"/>
-              </w:rPr>
-              <w:t>Array</w:t>
+              <w:t>Array&lt;String&gt;</w:t>
             </w:r>
           </w:p>
         </w:tc>
@@ -8896,23 +8118,8 @@
             <w:vAlign w:val="center"/>
           </w:tcPr>
           <w:p>
-            <w:pPr>
-              <w:keepNext w:val="0"/>
-              <w:keepLines w:val="0"/>
-              <w:widowControl/>
-              <w:suppressLineNumbers w:val="0"/>
-              <w:jc w:val="left"/>
-            </w:pPr>
             <w:r>
-              <w:rPr>
-                <w:rFonts w:ascii="宋体" w:hAnsi="宋体" w:eastAsia="宋体" w:cs="宋体"/>
-                <w:kern w:val="0"/>
-                <w:sz w:val="24"/>
-                <w:szCs w:val="24"/>
-                <w:bdr w:val="none" w:color="auto" w:sz="0" w:space="0"/>
-                <w:lang w:val="en-US" w:eastAsia="zh-CN" w:bidi="ar"/>
-              </w:rPr>
-              <w:t>图书列表数据</w:t>
+              <w:t>解析出的技能列表(已归一化)</w:t>
             </w:r>
           </w:p>
         </w:tc>
@@ -9096,87 +8303,63 @@
         </w:rPr>
       </w:pPr>
       <w:r>
-        <w:rPr>
-          <w:rFonts w:ascii="宋体" w:hAnsi="宋体" w:eastAsia="宋体" w:cs="宋体"/>
-          <w:color w:val="FF0000"/>
-          <w:kern w:val="0"/>
-          <w:sz w:val="19"/>
-          <w:szCs w:val="19"/>
-          <w:lang w:val="en-US" w:eastAsia="zh-CN" w:bidi="ar"/>
-        </w:rPr>
-        <w:t>【填写示例】</w:t>
-      </w:r>
-    </w:p>
-    <w:p>
-      <w:pPr>
-        <w:keepNext w:val="0"/>
-        <w:keepLines w:val="0"/>
-        <w:widowControl/>
-        <w:suppressLineNumbers w:val="0"/>
-        <w:pBdr>
-          <w:top w:val="none" w:color="auto" w:sz="0" w:space="0"/>
-          <w:left w:val="none" w:color="auto" w:sz="0" w:space="0"/>
-          <w:bottom w:val="none" w:color="auto" w:sz="0" w:space="0"/>
-          <w:right w:val="none" w:color="auto" w:sz="0" w:space="0"/>
-        </w:pBdr>
-        <w:spacing w:before="0" w:beforeAutospacing="0" w:after="0" w:afterAutospacing="0" w:line="288" w:lineRule="atLeast"/>
-        <w:ind w:left="0" w:right="0"/>
-        <w:jc w:val="left"/>
-        <w:rPr>
-          <w:rFonts w:ascii="宋体" w:hAnsi="宋体" w:eastAsia="宋体" w:cs="宋体"/>
-          <w:color w:val="FF0000"/>
-          <w:kern w:val="0"/>
-          <w:sz w:val="19"/>
-          <w:szCs w:val="19"/>
-          <w:lang w:val="en-US" w:eastAsia="zh-CN" w:bidi="ar"/>
-        </w:rPr>
-      </w:pPr>
-      <w:r>
-        <w:rPr>
-          <w:rFonts w:ascii="宋体" w:hAnsi="宋体" w:eastAsia="宋体" w:cs="宋体"/>
-          <w:color w:val="FF0000"/>
-          <w:kern w:val="0"/>
-          <w:sz w:val="19"/>
-          <w:szCs w:val="19"/>
-          <w:lang w:val="en-US" w:eastAsia="zh-CN" w:bidi="ar"/>
-        </w:rPr>
-        <w:t>页面布局：顶部为检索栏（输入框 + 筛选下拉 + 搜索按钮），中部为图书卡片列表，底部为分页组件；</w:t>
-      </w:r>
-    </w:p>
-    <w:p>
-      <w:pPr>
-        <w:keepNext w:val="0"/>
-        <w:keepLines w:val="0"/>
-        <w:widowControl/>
-        <w:suppressLineNumbers w:val="0"/>
-        <w:pBdr>
-          <w:top w:val="none" w:color="auto" w:sz="0" w:space="0"/>
-          <w:left w:val="none" w:color="auto" w:sz="0" w:space="0"/>
-          <w:bottom w:val="none" w:color="auto" w:sz="0" w:space="0"/>
-          <w:right w:val="none" w:color="auto" w:sz="0" w:space="0"/>
-        </w:pBdr>
-        <w:spacing w:before="0" w:beforeAutospacing="0" w:after="0" w:afterAutospacing="0" w:line="288" w:lineRule="atLeast"/>
-        <w:ind w:left="0" w:right="0"/>
-        <w:jc w:val="left"/>
-        <w:rPr>
-          <w:rFonts w:ascii="宋体" w:hAnsi="宋体" w:eastAsia="宋体" w:cs="宋体"/>
-          <w:color w:val="FF0000"/>
-          <w:kern w:val="0"/>
-          <w:sz w:val="19"/>
-          <w:szCs w:val="19"/>
-          <w:lang w:val="en-US" w:eastAsia="zh-CN" w:bidi="ar"/>
-        </w:rPr>
-      </w:pPr>
-      <w:r>
-        <w:rPr>
-          <w:rFonts w:ascii="宋体" w:hAnsi="宋体" w:eastAsia="宋体" w:cs="宋体"/>
-          <w:color w:val="FF0000"/>
-          <w:kern w:val="0"/>
-          <w:sz w:val="19"/>
-          <w:szCs w:val="19"/>
-          <w:lang w:val="en-US" w:eastAsia="zh-CN" w:bidi="ar"/>
-        </w:rPr>
-        <w:t>交互规则：回车触发搜索，点击图书卡片跳转详情页，分页点击自动刷新列表；</w:t>
+        <w:t>文档初始版本编制完成，暂无设计变更。</w:t>
+      </w:r>
+    </w:p>
+    <w:p>
+      <w:pPr>
+        <w:keepNext w:val="0"/>
+        <w:keepLines w:val="0"/>
+        <w:widowControl/>
+        <w:suppressLineNumbers w:val="0"/>
+        <w:pBdr>
+          <w:top w:val="none" w:color="auto" w:sz="0" w:space="0"/>
+          <w:left w:val="none" w:color="auto" w:sz="0" w:space="0"/>
+          <w:bottom w:val="none" w:color="auto" w:sz="0" w:space="0"/>
+          <w:right w:val="none" w:color="auto" w:sz="0" w:space="0"/>
+        </w:pBdr>
+        <w:spacing w:before="0" w:beforeAutospacing="0" w:after="0" w:afterAutospacing="0" w:line="288" w:lineRule="atLeast"/>
+        <w:ind w:left="0" w:right="0"/>
+        <w:jc w:val="left"/>
+        <w:rPr>
+          <w:rFonts w:ascii="宋体" w:hAnsi="宋体" w:eastAsia="宋体" w:cs="宋体"/>
+          <w:color w:val="FF0000"/>
+          <w:kern w:val="0"/>
+          <w:sz w:val="19"/>
+          <w:szCs w:val="19"/>
+          <w:lang w:val="en-US" w:eastAsia="zh-CN" w:bidi="ar"/>
+        </w:rPr>
+      </w:pPr>
+      <w:r>
+        <w:t>页面布局：顶部为功能导航栏，中部为简历上传/解析结果展示区，底部为操作按钮组；</w:t>
+      </w:r>
+    </w:p>
+    <w:p>
+      <w:pPr>
+        <w:keepNext w:val="0"/>
+        <w:keepLines w:val="0"/>
+        <w:widowControl/>
+        <w:suppressLineNumbers w:val="0"/>
+        <w:pBdr>
+          <w:top w:val="none" w:color="auto" w:sz="0" w:space="0"/>
+          <w:left w:val="none" w:color="auto" w:sz="0" w:space="0"/>
+          <w:bottom w:val="none" w:color="auto" w:sz="0" w:space="0"/>
+          <w:right w:val="none" w:color="auto" w:sz="0" w:space="0"/>
+        </w:pBdr>
+        <w:spacing w:before="0" w:beforeAutospacing="0" w:after="0" w:afterAutospacing="0" w:line="288" w:lineRule="atLeast"/>
+        <w:ind w:left="0" w:right="0"/>
+        <w:jc w:val="left"/>
+        <w:rPr>
+          <w:rFonts w:ascii="宋体" w:hAnsi="宋体" w:eastAsia="宋体" w:cs="宋体"/>
+          <w:color w:val="FF0000"/>
+          <w:kern w:val="0"/>
+          <w:sz w:val="19"/>
+          <w:szCs w:val="19"/>
+          <w:lang w:val="en-US" w:eastAsia="zh-CN" w:bidi="ar"/>
+        </w:rPr>
+      </w:pPr>
+      <w:r>
+        <w:t>交互规则：选择文件后自动触发上传，解析完成后自动展示结构化结果，支持查看解析详情；</w:t>
       </w:r>
     </w:p>
     <w:p>
@@ -9429,15 +8612,7 @@
         </w:rPr>
       </w:pPr>
       <w:r>
-        <w:rPr>
-          <w:rFonts w:ascii="宋体" w:hAnsi="宋体" w:eastAsia="宋体" w:cs="宋体"/>
-          <w:color w:val="FF0000"/>
-          <w:kern w:val="0"/>
-          <w:sz w:val="19"/>
-          <w:szCs w:val="19"/>
-          <w:lang w:val="en-US" w:eastAsia="zh-CN" w:bidi="ar"/>
-        </w:rPr>
-        <w:t>【填写示例】</w:t>
+        <w:t>文档初始版本编制完成，暂无设计变更。</w:t>
       </w:r>
     </w:p>
     <w:p>
@@ -9501,15 +8676,7 @@
         </w:rPr>
       </w:pPr>
       <w:r>
-        <w:rPr>
-          <w:rFonts w:ascii="宋体" w:hAnsi="宋体" w:eastAsia="宋体" w:cs="宋体"/>
-          <w:color w:val="FF0000"/>
-          <w:kern w:val="0"/>
-          <w:sz w:val="19"/>
-          <w:szCs w:val="19"/>
-          <w:lang w:val="en-US" w:eastAsia="zh-CN" w:bidi="ar"/>
-        </w:rPr>
-        <w:t>业务异常：业务逻辑不满足时，返回自定义错误码 + 提示信息，如 “图书不存在”；</w:t>
+        <w:t>业务异常：业务逻辑不满足时，返回自定义错误码+提示信息，如文件格式不支持、解析超时等；</w:t>
       </w:r>
     </w:p>
     <w:p>
@@ -9808,15 +8975,7 @@
         </w:rPr>
       </w:pPr>
       <w:r>
-        <w:rPr>
-          <w:rFonts w:ascii="宋体" w:hAnsi="宋体" w:eastAsia="宋体" w:cs="宋体"/>
-          <w:color w:val="FF0000"/>
-          <w:kern w:val="0"/>
-          <w:sz w:val="19"/>
-          <w:szCs w:val="19"/>
-          <w:lang w:val="en-US" w:eastAsia="zh-CN" w:bidi="ar"/>
-        </w:rPr>
-        <w:t>【填写示例】图书检索匹配排序算法：采用关键词匹配度加权计算，书名完全匹配权重最高，作者匹配次之，ISBN 精确匹配优先置顶；匹配度相同的情况下，按馆藏可借数量降序排列，优先展示可借图书。</w:t>
+        <w:t>人岗匹配推荐算法：采用图算法计算技能匹配度，结合经验匹配度、学历匹配度等多维度加权评分。包括：(1)用户技能向量化与岗位技能对比；(2)知识图谱PYTHON前置技能关系加权；(3)综合评分计算与可解释依据生成。</w:t>
       </w:r>
     </w:p>
     <w:p>
@@ -9882,15 +9041,7 @@
         </w:rPr>
       </w:pPr>
       <w:r>
-        <w:rPr>
-          <w:rFonts w:ascii="宋体" w:hAnsi="宋体" w:eastAsia="宋体" w:cs="宋体"/>
-          <w:i/>
-          <w:iCs/>
-          <w:color w:val="C00000"/>
-          <w:sz w:val="24"/>
-          <w:szCs w:val="24"/>
-        </w:rPr>
-        <w:t>其余功能模块均按上述格式扩展，每个核心功能模块包含业务逻辑、接口定义、页面交互、异常处理、核心算法 5 部分。</w:t>
+        <w:t>其余功能模块(简历解析、能力图谱、岗位匹配、职业规划等)均按上述格式扩展，每个核心功能模块包含业务逻辑、接口定义、页面交互、异常处理、核心算法5部分。</w:t>
       </w:r>
     </w:p>
     <w:p>
@@ -9936,87 +9087,63 @@
         </w:rPr>
       </w:pPr>
       <w:r>
-        <w:rPr>
-          <w:rFonts w:ascii="宋体" w:hAnsi="宋体" w:eastAsia="宋体" w:cs="宋体"/>
-          <w:color w:val="FF0000"/>
-          <w:kern w:val="0"/>
-          <w:sz w:val="19"/>
-          <w:szCs w:val="19"/>
-          <w:lang w:val="en-US" w:eastAsia="zh-CN" w:bidi="ar"/>
-        </w:rPr>
-        <w:t>【填写示例】</w:t>
-      </w:r>
-    </w:p>
-    <w:p>
-      <w:pPr>
-        <w:keepNext w:val="0"/>
-        <w:keepLines w:val="0"/>
-        <w:widowControl/>
-        <w:suppressLineNumbers w:val="0"/>
-        <w:pBdr>
-          <w:top w:val="none" w:color="auto" w:sz="0" w:space="0"/>
-          <w:left w:val="none" w:color="auto" w:sz="0" w:space="0"/>
-          <w:bottom w:val="none" w:color="auto" w:sz="0" w:space="0"/>
-          <w:right w:val="none" w:color="auto" w:sz="0" w:space="0"/>
-        </w:pBdr>
-        <w:spacing w:before="0" w:beforeAutospacing="0" w:after="0" w:afterAutospacing="0" w:line="288" w:lineRule="atLeast"/>
-        <w:ind w:left="0" w:right="0"/>
-        <w:jc w:val="left"/>
-        <w:rPr>
-          <w:rFonts w:ascii="宋体" w:hAnsi="宋体" w:eastAsia="宋体" w:cs="宋体"/>
-          <w:color w:val="FF0000"/>
-          <w:kern w:val="0"/>
-          <w:sz w:val="19"/>
-          <w:szCs w:val="19"/>
-          <w:lang w:val="en-US" w:eastAsia="zh-CN" w:bidi="ar"/>
-        </w:rPr>
-      </w:pPr>
-      <w:r>
-        <w:rPr>
-          <w:rFonts w:ascii="宋体" w:hAnsi="宋体" w:eastAsia="宋体" w:cs="宋体"/>
-          <w:color w:val="FF0000"/>
-          <w:kern w:val="0"/>
-          <w:sz w:val="19"/>
-          <w:szCs w:val="19"/>
-          <w:lang w:val="en-US" w:eastAsia="zh-CN" w:bidi="ar"/>
-        </w:rPr>
-        <w:t>选型：采用 MySQL 8.0 关系型数据库，支持事务、索引，成熟稳定，适配中小型 Web 业务系统；</w:t>
-      </w:r>
-    </w:p>
-    <w:p>
-      <w:pPr>
-        <w:keepNext w:val="0"/>
-        <w:keepLines w:val="0"/>
-        <w:widowControl/>
-        <w:suppressLineNumbers w:val="0"/>
-        <w:pBdr>
-          <w:top w:val="none" w:color="auto" w:sz="0" w:space="0"/>
-          <w:left w:val="none" w:color="auto" w:sz="0" w:space="0"/>
-          <w:bottom w:val="none" w:color="auto" w:sz="0" w:space="0"/>
-          <w:right w:val="none" w:color="auto" w:sz="0" w:space="0"/>
-        </w:pBdr>
-        <w:spacing w:before="0" w:beforeAutospacing="0" w:after="0" w:afterAutospacing="0" w:line="288" w:lineRule="atLeast"/>
-        <w:ind w:left="0" w:right="0"/>
-        <w:jc w:val="left"/>
-        <w:rPr>
-          <w:rFonts w:ascii="宋体" w:hAnsi="宋体" w:eastAsia="宋体" w:cs="宋体"/>
-          <w:color w:val="FF0000"/>
-          <w:kern w:val="0"/>
-          <w:sz w:val="19"/>
-          <w:szCs w:val="19"/>
-          <w:lang w:val="en-US" w:eastAsia="zh-CN" w:bidi="ar"/>
-        </w:rPr>
-      </w:pPr>
-      <w:r>
-        <w:rPr>
-          <w:rFonts w:ascii="宋体" w:hAnsi="宋体" w:eastAsia="宋体" w:cs="宋体"/>
-          <w:color w:val="FF0000"/>
-          <w:kern w:val="0"/>
-          <w:sz w:val="19"/>
-          <w:szCs w:val="19"/>
-          <w:lang w:val="en-US" w:eastAsia="zh-CN" w:bidi="ar"/>
-        </w:rPr>
-        <w:t>核心配置：字符集 utf8mb4，存储引擎 InnoDB，开启事务支持、慢查询日志、自动备份。</w:t>
+        <w:t>文档初始版本编制完成，暂无设计变更。</w:t>
+      </w:r>
+    </w:p>
+    <w:p>
+      <w:pPr>
+        <w:keepNext w:val="0"/>
+        <w:keepLines w:val="0"/>
+        <w:widowControl/>
+        <w:suppressLineNumbers w:val="0"/>
+        <w:pBdr>
+          <w:top w:val="none" w:color="auto" w:sz="0" w:space="0"/>
+          <w:left w:val="none" w:color="auto" w:sz="0" w:space="0"/>
+          <w:bottom w:val="none" w:color="auto" w:sz="0" w:space="0"/>
+          <w:right w:val="none" w:color="auto" w:sz="0" w:space="0"/>
+        </w:pBdr>
+        <w:spacing w:before="0" w:beforeAutospacing="0" w:after="0" w:afterAutospacing="0" w:line="288" w:lineRule="atLeast"/>
+        <w:ind w:left="0" w:right="0"/>
+        <w:jc w:val="left"/>
+        <w:rPr>
+          <w:rFonts w:ascii="宋体" w:hAnsi="宋体" w:eastAsia="宋体" w:cs="宋体"/>
+          <w:color w:val="FF0000"/>
+          <w:kern w:val="0"/>
+          <w:sz w:val="19"/>
+          <w:szCs w:val="19"/>
+          <w:lang w:val="en-US" w:eastAsia="zh-CN" w:bidi="ar"/>
+        </w:rPr>
+      </w:pPr>
+      <w:r>
+        <w:t>选型：采用 KingbaseES V8 关系型数据库(兼容PostgreSQL模式)，支持事务、索引、JSONB，适配国产化环境需求；</w:t>
+      </w:r>
+    </w:p>
+    <w:p>
+      <w:pPr>
+        <w:keepNext w:val="0"/>
+        <w:keepLines w:val="0"/>
+        <w:widowControl/>
+        <w:suppressLineNumbers w:val="0"/>
+        <w:pBdr>
+          <w:top w:val="none" w:color="auto" w:sz="0" w:space="0"/>
+          <w:left w:val="none" w:color="auto" w:sz="0" w:space="0"/>
+          <w:bottom w:val="none" w:color="auto" w:sz="0" w:space="0"/>
+          <w:right w:val="none" w:color="auto" w:sz="0" w:space="0"/>
+        </w:pBdr>
+        <w:spacing w:before="0" w:beforeAutospacing="0" w:after="0" w:afterAutospacing="0" w:line="288" w:lineRule="atLeast"/>
+        <w:ind w:left="0" w:right="0"/>
+        <w:jc w:val="left"/>
+        <w:rPr>
+          <w:rFonts w:ascii="宋体" w:hAnsi="宋体" w:eastAsia="宋体" w:cs="宋体"/>
+          <w:color w:val="FF0000"/>
+          <w:kern w:val="0"/>
+          <w:sz w:val="19"/>
+          <w:szCs w:val="19"/>
+          <w:lang w:val="en-US" w:eastAsia="zh-CN" w:bidi="ar"/>
+        </w:rPr>
+      </w:pPr>
+      <w:r>
+        <w:t>核心配置：字符集 UTF8，开启事务支持、慢查询日志、自动备份，利用JSONB类型存储弹性结构化数据(如简历解析结果、面试记录)。</w:t>
       </w:r>
     </w:p>
     <w:p>
@@ -10233,15 +9360,7 @@
         </w:rPr>
       </w:pPr>
       <w:r>
-        <w:rPr>
-          <w:rFonts w:ascii="宋体" w:hAnsi="宋体" w:eastAsia="宋体" w:cs="宋体"/>
-          <w:color w:val="FF0000"/>
-          <w:kern w:val="0"/>
-          <w:sz w:val="19"/>
-          <w:szCs w:val="19"/>
-          <w:lang w:val="en-US" w:eastAsia="zh-CN" w:bidi="ar"/>
-        </w:rPr>
-        <w:t>【填写示例】 表名：book（图书信息表）</w:t>
+        <w:t>表名：user(用户表)、skill(技能字典)、job(岗位信息表)、resume(简历表)等共计34张表，详见数据库设计文档。</w:t>
       </w:r>
     </w:p>
     <w:tbl>
@@ -10509,23 +9628,8 @@
             <w:vAlign w:val="center"/>
           </w:tcPr>
           <w:p>
-            <w:pPr>
-              <w:keepNext w:val="0"/>
-              <w:keepLines w:val="0"/>
-              <w:widowControl/>
-              <w:suppressLineNumbers w:val="0"/>
-              <w:jc w:val="left"/>
-            </w:pPr>
             <w:r>
-              <w:rPr>
-                <w:rFonts w:ascii="宋体" w:hAnsi="宋体" w:eastAsia="宋体" w:cs="宋体"/>
-                <w:kern w:val="0"/>
-                <w:sz w:val="24"/>
-                <w:szCs w:val="24"/>
-                <w:bdr w:val="none" w:color="auto" w:sz="0" w:space="0"/>
-                <w:lang w:val="en-US" w:eastAsia="zh-CN" w:bidi="ar"/>
-              </w:rPr>
-              <w:t>book_id</w:t>
+              <w:t>user_id</w:t>
             </w:r>
           </w:p>
         </w:tc>
@@ -10548,22 +9652,7 @@
             <w:vAlign w:val="center"/>
           </w:tcPr>
           <w:p>
-            <w:pPr>
-              <w:keepNext w:val="0"/>
-              <w:keepLines w:val="0"/>
-              <w:widowControl/>
-              <w:suppressLineNumbers w:val="0"/>
-              <w:jc w:val="left"/>
-            </w:pPr>
             <w:r>
-              <w:rPr>
-                <w:rFonts w:ascii="宋体" w:hAnsi="宋体" w:eastAsia="宋体" w:cs="宋体"/>
-                <w:kern w:val="0"/>
-                <w:sz w:val="24"/>
-                <w:szCs w:val="24"/>
-                <w:bdr w:val="none" w:color="auto" w:sz="0" w:space="0"/>
-                <w:lang w:val="en-US" w:eastAsia="zh-CN" w:bidi="ar"/>
-              </w:rPr>
               <w:t>bigint</w:t>
             </w:r>
           </w:p>
@@ -10587,22 +9676,7 @@
             <w:vAlign w:val="center"/>
           </w:tcPr>
           <w:p>
-            <w:pPr>
-              <w:keepNext w:val="0"/>
-              <w:keepLines w:val="0"/>
-              <w:widowControl/>
-              <w:suppressLineNumbers w:val="0"/>
-              <w:jc w:val="left"/>
-            </w:pPr>
             <w:r>
-              <w:rPr>
-                <w:rFonts w:ascii="宋体" w:hAnsi="宋体" w:eastAsia="宋体" w:cs="宋体"/>
-                <w:kern w:val="0"/>
-                <w:sz w:val="24"/>
-                <w:szCs w:val="24"/>
-                <w:bdr w:val="none" w:color="auto" w:sz="0" w:space="0"/>
-                <w:lang w:val="en-US" w:eastAsia="zh-CN" w:bidi="ar"/>
-              </w:rPr>
               <w:t>主键、自增</w:t>
             </w:r>
           </w:p>
@@ -10626,23 +9700,8 @@
             <w:vAlign w:val="center"/>
           </w:tcPr>
           <w:p>
-            <w:pPr>
-              <w:keepNext w:val="0"/>
-              <w:keepLines w:val="0"/>
-              <w:widowControl/>
-              <w:suppressLineNumbers w:val="0"/>
-              <w:jc w:val="left"/>
-            </w:pPr>
             <w:r>
-              <w:rPr>
-                <w:rFonts w:ascii="宋体" w:hAnsi="宋体" w:eastAsia="宋体" w:cs="宋体"/>
-                <w:kern w:val="0"/>
-                <w:sz w:val="24"/>
-                <w:szCs w:val="24"/>
-                <w:bdr w:val="none" w:color="auto" w:sz="0" w:space="0"/>
-                <w:lang w:val="en-US" w:eastAsia="zh-CN" w:bidi="ar"/>
-              </w:rPr>
-              <w:t>图书唯一 ID</w:t>
+              <w:t>用户唯一ID</w:t>
             </w:r>
           </w:p>
         </w:tc>
@@ -10683,23 +9742,8 @@
             <w:vAlign w:val="center"/>
           </w:tcPr>
           <w:p>
-            <w:pPr>
-              <w:keepNext w:val="0"/>
-              <w:keepLines w:val="0"/>
-              <w:widowControl/>
-              <w:suppressLineNumbers w:val="0"/>
-              <w:jc w:val="left"/>
-            </w:pPr>
             <w:r>
-              <w:rPr>
-                <w:rFonts w:ascii="宋体" w:hAnsi="宋体" w:eastAsia="宋体" w:cs="宋体"/>
-                <w:kern w:val="0"/>
-                <w:sz w:val="24"/>
-                <w:szCs w:val="24"/>
-                <w:bdr w:val="none" w:color="auto" w:sz="0" w:space="0"/>
-                <w:lang w:val="en-US" w:eastAsia="zh-CN" w:bidi="ar"/>
-              </w:rPr>
-              <w:t>isbn</w:t>
+              <w:t>username</w:t>
             </w:r>
           </w:p>
         </w:tc>
@@ -10722,23 +9766,8 @@
             <w:vAlign w:val="center"/>
           </w:tcPr>
           <w:p>
-            <w:pPr>
-              <w:keepNext w:val="0"/>
-              <w:keepLines w:val="0"/>
-              <w:widowControl/>
-              <w:suppressLineNumbers w:val="0"/>
-              <w:jc w:val="left"/>
-            </w:pPr>
             <w:r>
-              <w:rPr>
-                <w:rFonts w:ascii="宋体" w:hAnsi="宋体" w:eastAsia="宋体" w:cs="宋体"/>
-                <w:kern w:val="0"/>
-                <w:sz w:val="24"/>
-                <w:szCs w:val="24"/>
-                <w:bdr w:val="none" w:color="auto" w:sz="0" w:space="0"/>
-                <w:lang w:val="en-US" w:eastAsia="zh-CN" w:bidi="ar"/>
-              </w:rPr>
-              <w:t>varchar(20)</w:t>
+              <w:t>varchar(32)</w:t>
             </w:r>
           </w:p>
         </w:tc>
@@ -10761,22 +9790,7 @@
             <w:vAlign w:val="center"/>
           </w:tcPr>
           <w:p>
-            <w:pPr>
-              <w:keepNext w:val="0"/>
-              <w:keepLines w:val="0"/>
-              <w:widowControl/>
-              <w:suppressLineNumbers w:val="0"/>
-              <w:jc w:val="left"/>
-            </w:pPr>
             <w:r>
-              <w:rPr>
-                <w:rFonts w:ascii="宋体" w:hAnsi="宋体" w:eastAsia="宋体" w:cs="宋体"/>
-                <w:kern w:val="0"/>
-                <w:sz w:val="24"/>
-                <w:szCs w:val="24"/>
-                <w:bdr w:val="none" w:color="auto" w:sz="0" w:space="0"/>
-                <w:lang w:val="en-US" w:eastAsia="zh-CN" w:bidi="ar"/>
-              </w:rPr>
               <w:t>非空、唯一索引</w:t>
             </w:r>
           </w:p>
@@ -10800,23 +9814,8 @@
             <w:vAlign w:val="center"/>
           </w:tcPr>
           <w:p>
-            <w:pPr>
-              <w:keepNext w:val="0"/>
-              <w:keepLines w:val="0"/>
-              <w:widowControl/>
-              <w:suppressLineNumbers w:val="0"/>
-              <w:jc w:val="left"/>
-            </w:pPr>
             <w:r>
-              <w:rPr>
-                <w:rFonts w:ascii="宋体" w:hAnsi="宋体" w:eastAsia="宋体" w:cs="宋体"/>
-                <w:kern w:val="0"/>
-                <w:sz w:val="24"/>
-                <w:szCs w:val="24"/>
-                <w:bdr w:val="none" w:color="auto" w:sz="0" w:space="0"/>
-                <w:lang w:val="en-US" w:eastAsia="zh-CN" w:bidi="ar"/>
-              </w:rPr>
-              <w:t>国际标准书号</w:t>
+              <w:t>用户名，4-32字符</w:t>
             </w:r>
           </w:p>
         </w:tc>
@@ -10858,23 +9857,8 @@
             <w:vAlign w:val="center"/>
           </w:tcPr>
           <w:p>
-            <w:pPr>
-              <w:keepNext w:val="0"/>
-              <w:keepLines w:val="0"/>
-              <w:widowControl/>
-              <w:suppressLineNumbers w:val="0"/>
-              <w:jc w:val="left"/>
-            </w:pPr>
             <w:r>
-              <w:rPr>
-                <w:rFonts w:ascii="宋体" w:hAnsi="宋体" w:eastAsia="宋体" w:cs="宋体"/>
-                <w:kern w:val="0"/>
-                <w:sz w:val="24"/>
-                <w:szCs w:val="24"/>
-                <w:bdr w:val="none" w:color="auto" w:sz="0" w:space="0"/>
-                <w:lang w:val="en-US" w:eastAsia="zh-CN" w:bidi="ar"/>
-              </w:rPr>
-              <w:t>book_name</w:t>
+              <w:t>password_hash</w:t>
             </w:r>
           </w:p>
         </w:tc>
@@ -10897,23 +9881,8 @@
             <w:vAlign w:val="center"/>
           </w:tcPr>
           <w:p>
-            <w:pPr>
-              <w:keepNext w:val="0"/>
-              <w:keepLines w:val="0"/>
-              <w:widowControl/>
-              <w:suppressLineNumbers w:val="0"/>
-              <w:jc w:val="left"/>
-            </w:pPr>
             <w:r>
-              <w:rPr>
-                <w:rFonts w:ascii="宋体" w:hAnsi="宋体" w:eastAsia="宋体" w:cs="宋体"/>
-                <w:kern w:val="0"/>
-                <w:sz w:val="24"/>
-                <w:szCs w:val="24"/>
-                <w:bdr w:val="none" w:color="auto" w:sz="0" w:space="0"/>
-                <w:lang w:val="en-US" w:eastAsia="zh-CN" w:bidi="ar"/>
-              </w:rPr>
-              <w:t>varchar(100)</w:t>
+              <w:t>varchar(128)</w:t>
             </w:r>
           </w:p>
         </w:tc>
@@ -10936,23 +9905,8 @@
             <w:vAlign w:val="center"/>
           </w:tcPr>
           <w:p>
-            <w:pPr>
-              <w:keepNext w:val="0"/>
-              <w:keepLines w:val="0"/>
-              <w:widowControl/>
-              <w:suppressLineNumbers w:val="0"/>
-              <w:jc w:val="left"/>
-            </w:pPr>
             <w:r>
-              <w:rPr>
-                <w:rFonts w:ascii="宋体" w:hAnsi="宋体" w:eastAsia="宋体" w:cs="宋体"/>
-                <w:kern w:val="0"/>
-                <w:sz w:val="24"/>
-                <w:szCs w:val="24"/>
-                <w:bdr w:val="none" w:color="auto" w:sz="0" w:space="0"/>
-                <w:lang w:val="en-US" w:eastAsia="zh-CN" w:bidi="ar"/>
-              </w:rPr>
-              <w:t>非空、普通索引</w:t>
+              <w:t>非空</w:t>
             </w:r>
           </w:p>
         </w:tc>
@@ -10975,23 +9929,8 @@
             <w:vAlign w:val="center"/>
           </w:tcPr>
           <w:p>
-            <w:pPr>
-              <w:keepNext w:val="0"/>
-              <w:keepLines w:val="0"/>
-              <w:widowControl/>
-              <w:suppressLineNumbers w:val="0"/>
-              <w:jc w:val="left"/>
-            </w:pPr>
             <w:r>
-              <w:rPr>
-                <w:rFonts w:ascii="宋体" w:hAnsi="宋体" w:eastAsia="宋体" w:cs="宋体"/>
-                <w:kern w:val="0"/>
-                <w:sz w:val="24"/>
-                <w:szCs w:val="24"/>
-                <w:bdr w:val="none" w:color="auto" w:sz="0" w:space="0"/>
-                <w:lang w:val="en-US" w:eastAsia="zh-CN" w:bidi="ar"/>
-              </w:rPr>
-              <w:t>图书名称</w:t>
+              <w:t>BCrypt加密密码</w:t>
             </w:r>
           </w:p>
         </w:tc>
@@ -11033,23 +9972,8 @@
             <w:vAlign w:val="center"/>
           </w:tcPr>
           <w:p>
-            <w:pPr>
-              <w:keepNext w:val="0"/>
-              <w:keepLines w:val="0"/>
-              <w:widowControl/>
-              <w:suppressLineNumbers w:val="0"/>
-              <w:jc w:val="left"/>
-            </w:pPr>
             <w:r>
-              <w:rPr>
-                <w:rFonts w:ascii="宋体" w:hAnsi="宋体" w:eastAsia="宋体" w:cs="宋体"/>
-                <w:kern w:val="0"/>
-                <w:sz w:val="24"/>
-                <w:szCs w:val="24"/>
-                <w:bdr w:val="none" w:color="auto" w:sz="0" w:space="0"/>
-                <w:lang w:val="en-US" w:eastAsia="zh-CN" w:bidi="ar"/>
-              </w:rPr>
-              <w:t>author</w:t>
+              <w:t>role</w:t>
             </w:r>
           </w:p>
         </w:tc>
@@ -11072,23 +9996,8 @@
             <w:vAlign w:val="center"/>
           </w:tcPr>
           <w:p>
-            <w:pPr>
-              <w:keepNext w:val="0"/>
-              <w:keepLines w:val="0"/>
-              <w:widowControl/>
-              <w:suppressLineNumbers w:val="0"/>
-              <w:jc w:val="left"/>
-            </w:pPr>
             <w:r>
-              <w:rPr>
-                <w:rFonts w:ascii="宋体" w:hAnsi="宋体" w:eastAsia="宋体" w:cs="宋体"/>
-                <w:kern w:val="0"/>
-                <w:sz w:val="24"/>
-                <w:szCs w:val="24"/>
-                <w:bdr w:val="none" w:color="auto" w:sz="0" w:space="0"/>
-                <w:lang w:val="en-US" w:eastAsia="zh-CN" w:bidi="ar"/>
-              </w:rPr>
-              <w:t>varchar(50)</w:t>
+              <w:t>varchar(20)</w:t>
             </w:r>
           </w:p>
         </w:tc>
@@ -11111,23 +10020,8 @@
             <w:vAlign w:val="center"/>
           </w:tcPr>
           <w:p>
-            <w:pPr>
-              <w:keepNext w:val="0"/>
-              <w:keepLines w:val="0"/>
-              <w:widowControl/>
-              <w:suppressLineNumbers w:val="0"/>
-              <w:jc w:val="left"/>
-            </w:pPr>
             <w:r>
-              <w:rPr>
-                <w:rFonts w:ascii="宋体" w:hAnsi="宋体" w:eastAsia="宋体" w:cs="宋体"/>
-                <w:kern w:val="0"/>
-                <w:sz w:val="24"/>
-                <w:szCs w:val="24"/>
-                <w:bdr w:val="none" w:color="auto" w:sz="0" w:space="0"/>
-                <w:lang w:val="en-US" w:eastAsia="zh-CN" w:bidi="ar"/>
-              </w:rPr>
-              <w:t>非空</w:t>
+              <w:t>非空、索引</w:t>
             </w:r>
           </w:p>
         </w:tc>
@@ -11150,23 +10044,8 @@
             <w:vAlign w:val="center"/>
           </w:tcPr>
           <w:p>
-            <w:pPr>
-              <w:keepNext w:val="0"/>
-              <w:keepLines w:val="0"/>
-              <w:widowControl/>
-              <w:suppressLineNumbers w:val="0"/>
-              <w:jc w:val="left"/>
-            </w:pPr>
             <w:r>
-              <w:rPr>
-                <w:rFonts w:ascii="宋体" w:hAnsi="宋体" w:eastAsia="宋体" w:cs="宋体"/>
-                <w:kern w:val="0"/>
-                <w:sz w:val="24"/>
-                <w:szCs w:val="24"/>
-                <w:bdr w:val="none" w:color="auto" w:sz="0" w:space="0"/>
-                <w:lang w:val="en-US" w:eastAsia="zh-CN" w:bidi="ar"/>
-              </w:rPr>
-              <w:t>作者</w:t>
+              <w:t>角色: USER/COMPANY/ADMIN</w:t>
             </w:r>
           </w:p>
         </w:tc>
@@ -11208,23 +10087,8 @@
             <w:vAlign w:val="center"/>
           </w:tcPr>
           <w:p>
-            <w:pPr>
-              <w:keepNext w:val="0"/>
-              <w:keepLines w:val="0"/>
-              <w:widowControl/>
-              <w:suppressLineNumbers w:val="0"/>
-              <w:jc w:val="left"/>
-            </w:pPr>
             <w:r>
-              <w:rPr>
-                <w:rFonts w:ascii="宋体" w:hAnsi="宋体" w:eastAsia="宋体" w:cs="宋体"/>
-                <w:kern w:val="0"/>
-                <w:sz w:val="24"/>
-                <w:szCs w:val="24"/>
-                <w:bdr w:val="none" w:color="auto" w:sz="0" w:space="0"/>
-                <w:lang w:val="en-US" w:eastAsia="zh-CN" w:bidi="ar"/>
-              </w:rPr>
-              <w:t>category</w:t>
+              <w:t>status</w:t>
             </w:r>
           </w:p>
         </w:tc>
@@ -11247,23 +10111,8 @@
             <w:vAlign w:val="center"/>
           </w:tcPr>
           <w:p>
-            <w:pPr>
-              <w:keepNext w:val="0"/>
-              <w:keepLines w:val="0"/>
-              <w:widowControl/>
-              <w:suppressLineNumbers w:val="0"/>
-              <w:jc w:val="left"/>
-            </w:pPr>
             <w:r>
-              <w:rPr>
-                <w:rFonts w:ascii="宋体" w:hAnsi="宋体" w:eastAsia="宋体" w:cs="宋体"/>
-                <w:kern w:val="0"/>
-                <w:sz w:val="24"/>
-                <w:szCs w:val="24"/>
-                <w:bdr w:val="none" w:color="auto" w:sz="0" w:space="0"/>
-                <w:lang w:val="en-US" w:eastAsia="zh-CN" w:bidi="ar"/>
-              </w:rPr>
-              <w:t>varchar(30)</w:t>
+              <w:t>varchar(20)</w:t>
             </w:r>
           </w:p>
         </w:tc>
@@ -11286,23 +10135,8 @@
             <w:vAlign w:val="center"/>
           </w:tcPr>
           <w:p>
-            <w:pPr>
-              <w:keepNext w:val="0"/>
-              <w:keepLines w:val="0"/>
-              <w:widowControl/>
-              <w:suppressLineNumbers w:val="0"/>
-              <w:jc w:val="left"/>
-            </w:pPr>
             <w:r>
-              <w:rPr>
-                <w:rFonts w:ascii="宋体" w:hAnsi="宋体" w:eastAsia="宋体" w:cs="宋体"/>
-                <w:kern w:val="0"/>
-                <w:sz w:val="24"/>
-                <w:szCs w:val="24"/>
-                <w:bdr w:val="none" w:color="auto" w:sz="0" w:space="0"/>
-                <w:lang w:val="en-US" w:eastAsia="zh-CN" w:bidi="ar"/>
-              </w:rPr>
-              <w:t>非空</w:t>
+              <w:t>非空、默认NORMAL</w:t>
             </w:r>
           </w:p>
         </w:tc>
@@ -11325,23 +10159,8 @@
             <w:vAlign w:val="center"/>
           </w:tcPr>
           <w:p>
-            <w:pPr>
-              <w:keepNext w:val="0"/>
-              <w:keepLines w:val="0"/>
-              <w:widowControl/>
-              <w:suppressLineNumbers w:val="0"/>
-              <w:jc w:val="left"/>
-            </w:pPr>
             <w:r>
-              <w:rPr>
-                <w:rFonts w:ascii="宋体" w:hAnsi="宋体" w:eastAsia="宋体" w:cs="宋体"/>
-                <w:kern w:val="0"/>
-                <w:sz w:val="24"/>
-                <w:szCs w:val="24"/>
-                <w:bdr w:val="none" w:color="auto" w:sz="0" w:space="0"/>
-                <w:lang w:val="en-US" w:eastAsia="zh-CN" w:bidi="ar"/>
-              </w:rPr>
-              <w:t>图书分类</w:t>
+              <w:t>状态: NORMAL/DISABLED/BANNED</w:t>
             </w:r>
           </w:p>
         </w:tc>
@@ -11383,23 +10202,8 @@
             <w:vAlign w:val="center"/>
           </w:tcPr>
           <w:p>
-            <w:pPr>
-              <w:keepNext w:val="0"/>
-              <w:keepLines w:val="0"/>
-              <w:widowControl/>
-              <w:suppressLineNumbers w:val="0"/>
-              <w:jc w:val="left"/>
-            </w:pPr>
             <w:r>
-              <w:rPr>
-                <w:rFonts w:ascii="宋体" w:hAnsi="宋体" w:eastAsia="宋体" w:cs="宋体"/>
-                <w:kern w:val="0"/>
-                <w:sz w:val="24"/>
-                <w:szCs w:val="24"/>
-                <w:bdr w:val="none" w:color="auto" w:sz="0" w:space="0"/>
-                <w:lang w:val="en-US" w:eastAsia="zh-CN" w:bidi="ar"/>
-              </w:rPr>
-              <w:t>total_num</w:t>
+              <w:t>email</w:t>
             </w:r>
           </w:p>
         </w:tc>
@@ -11422,23 +10226,8 @@
             <w:vAlign w:val="center"/>
           </w:tcPr>
           <w:p>
-            <w:pPr>
-              <w:keepNext w:val="0"/>
-              <w:keepLines w:val="0"/>
-              <w:widowControl/>
-              <w:suppressLineNumbers w:val="0"/>
-              <w:jc w:val="left"/>
-            </w:pPr>
             <w:r>
-              <w:rPr>
-                <w:rFonts w:ascii="宋体" w:hAnsi="宋体" w:eastAsia="宋体" w:cs="宋体"/>
-                <w:kern w:val="0"/>
-                <w:sz w:val="24"/>
-                <w:szCs w:val="24"/>
-                <w:bdr w:val="none" w:color="auto" w:sz="0" w:space="0"/>
-                <w:lang w:val="en-US" w:eastAsia="zh-CN" w:bidi="ar"/>
-              </w:rPr>
-              <w:t>int</w:t>
+              <w:t>varchar(100)</w:t>
             </w:r>
           </w:p>
         </w:tc>
@@ -11461,23 +10250,8 @@
             <w:vAlign w:val="center"/>
           </w:tcPr>
           <w:p>
-            <w:pPr>
-              <w:keepNext w:val="0"/>
-              <w:keepLines w:val="0"/>
-              <w:widowControl/>
-              <w:suppressLineNumbers w:val="0"/>
-              <w:jc w:val="left"/>
-            </w:pPr>
             <w:r>
-              <w:rPr>
-                <w:rFonts w:ascii="宋体" w:hAnsi="宋体" w:eastAsia="宋体" w:cs="宋体"/>
-                <w:kern w:val="0"/>
-                <w:sz w:val="24"/>
-                <w:szCs w:val="24"/>
-                <w:bdr w:val="none" w:color="auto" w:sz="0" w:space="0"/>
-                <w:lang w:val="en-US" w:eastAsia="zh-CN" w:bidi="ar"/>
-              </w:rPr>
-              <w:t>非空、默认 0</w:t>
+              <w:t>可空</w:t>
             </w:r>
           </w:p>
         </w:tc>
@@ -11500,23 +10274,8 @@
             <w:vAlign w:val="center"/>
           </w:tcPr>
           <w:p>
-            <w:pPr>
-              <w:keepNext w:val="0"/>
-              <w:keepLines w:val="0"/>
-              <w:widowControl/>
-              <w:suppressLineNumbers w:val="0"/>
-              <w:jc w:val="left"/>
-            </w:pPr>
             <w:r>
-              <w:rPr>
-                <w:rFonts w:ascii="宋体" w:hAnsi="宋体" w:eastAsia="宋体" w:cs="宋体"/>
-                <w:kern w:val="0"/>
-                <w:sz w:val="24"/>
-                <w:szCs w:val="24"/>
-                <w:bdr w:val="none" w:color="auto" w:sz="0" w:space="0"/>
-                <w:lang w:val="en-US" w:eastAsia="zh-CN" w:bidi="ar"/>
-              </w:rPr>
-              <w:t>馆藏总数量</w:t>
+              <w:t>电子邮箱</w:t>
             </w:r>
           </w:p>
         </w:tc>
@@ -11557,23 +10316,8 @@
             <w:vAlign w:val="center"/>
           </w:tcPr>
           <w:p>
-            <w:pPr>
-              <w:keepNext w:val="0"/>
-              <w:keepLines w:val="0"/>
-              <w:widowControl/>
-              <w:suppressLineNumbers w:val="0"/>
-              <w:jc w:val="left"/>
-            </w:pPr>
             <w:r>
-              <w:rPr>
-                <w:rFonts w:ascii="宋体" w:hAnsi="宋体" w:eastAsia="宋体" w:cs="宋体"/>
-                <w:kern w:val="0"/>
-                <w:sz w:val="24"/>
-                <w:szCs w:val="24"/>
-                <w:bdr w:val="none" w:color="auto" w:sz="0" w:space="0"/>
-                <w:lang w:val="en-US" w:eastAsia="zh-CN" w:bidi="ar"/>
-              </w:rPr>
-              <w:t>available_num</w:t>
+              <w:t>phone</w:t>
             </w:r>
           </w:p>
         </w:tc>
@@ -11596,23 +10340,8 @@
             <w:vAlign w:val="center"/>
           </w:tcPr>
           <w:p>
-            <w:pPr>
-              <w:keepNext w:val="0"/>
-              <w:keepLines w:val="0"/>
-              <w:widowControl/>
-              <w:suppressLineNumbers w:val="0"/>
-              <w:jc w:val="left"/>
-            </w:pPr>
             <w:r>
-              <w:rPr>
-                <w:rFonts w:ascii="宋体" w:hAnsi="宋体" w:eastAsia="宋体" w:cs="宋体"/>
-                <w:kern w:val="0"/>
-                <w:sz w:val="24"/>
-                <w:szCs w:val="24"/>
-                <w:bdr w:val="none" w:color="auto" w:sz="0" w:space="0"/>
-                <w:lang w:val="en-US" w:eastAsia="zh-CN" w:bidi="ar"/>
-              </w:rPr>
-              <w:t>int</w:t>
+              <w:t>varchar(20)</w:t>
             </w:r>
           </w:p>
         </w:tc>
@@ -11635,23 +10364,8 @@
             <w:vAlign w:val="center"/>
           </w:tcPr>
           <w:p>
-            <w:pPr>
-              <w:keepNext w:val="0"/>
-              <w:keepLines w:val="0"/>
-              <w:widowControl/>
-              <w:suppressLineNumbers w:val="0"/>
-              <w:jc w:val="left"/>
-            </w:pPr>
             <w:r>
-              <w:rPr>
-                <w:rFonts w:ascii="宋体" w:hAnsi="宋体" w:eastAsia="宋体" w:cs="宋体"/>
-                <w:kern w:val="0"/>
-                <w:sz w:val="24"/>
-                <w:szCs w:val="24"/>
-                <w:bdr w:val="none" w:color="auto" w:sz="0" w:space="0"/>
-                <w:lang w:val="en-US" w:eastAsia="zh-CN" w:bidi="ar"/>
-              </w:rPr>
-              <w:t>非空、默认 0</w:t>
+              <w:t>可空</w:t>
             </w:r>
           </w:p>
         </w:tc>
@@ -11674,23 +10388,8 @@
             <w:vAlign w:val="center"/>
           </w:tcPr>
           <w:p>
-            <w:pPr>
-              <w:keepNext w:val="0"/>
-              <w:keepLines w:val="0"/>
-              <w:widowControl/>
-              <w:suppressLineNumbers w:val="0"/>
-              <w:jc w:val="left"/>
-            </w:pPr>
             <w:r>
-              <w:rPr>
-                <w:rFonts w:ascii="宋体" w:hAnsi="宋体" w:eastAsia="宋体" w:cs="宋体"/>
-                <w:kern w:val="0"/>
-                <w:sz w:val="24"/>
-                <w:szCs w:val="24"/>
-                <w:bdr w:val="none" w:color="auto" w:sz="0" w:space="0"/>
-                <w:lang w:val="en-US" w:eastAsia="zh-CN" w:bidi="ar"/>
-              </w:rPr>
-              <w:t>可借数量</w:t>
+              <w:t>手机号码</w:t>
             </w:r>
           </w:p>
         </w:tc>
@@ -11732,23 +10431,8 @@
             <w:vAlign w:val="center"/>
           </w:tcPr>
           <w:p>
-            <w:pPr>
-              <w:keepNext w:val="0"/>
-              <w:keepLines w:val="0"/>
-              <w:widowControl/>
-              <w:suppressLineNumbers w:val="0"/>
-              <w:jc w:val="left"/>
-            </w:pPr>
             <w:r>
-              <w:rPr>
-                <w:rFonts w:ascii="宋体" w:hAnsi="宋体" w:eastAsia="宋体" w:cs="宋体"/>
-                <w:kern w:val="0"/>
-                <w:sz w:val="24"/>
-                <w:szCs w:val="24"/>
-                <w:bdr w:val="none" w:color="auto" w:sz="0" w:space="0"/>
-                <w:lang w:val="en-US" w:eastAsia="zh-CN" w:bidi="ar"/>
-              </w:rPr>
-              <w:t>location</w:t>
+              <w:t>nickname</w:t>
             </w:r>
           </w:p>
         </w:tc>
@@ -11771,22 +10455,7 @@
             <w:vAlign w:val="center"/>
           </w:tcPr>
           <w:p>
-            <w:pPr>
-              <w:keepNext w:val="0"/>
-              <w:keepLines w:val="0"/>
-              <w:widowControl/>
-              <w:suppressLineNumbers w:val="0"/>
-              <w:jc w:val="left"/>
-            </w:pPr>
             <w:r>
-              <w:rPr>
-                <w:rFonts w:ascii="宋体" w:hAnsi="宋体" w:eastAsia="宋体" w:cs="宋体"/>
-                <w:kern w:val="0"/>
-                <w:sz w:val="24"/>
-                <w:szCs w:val="24"/>
-                <w:bdr w:val="none" w:color="auto" w:sz="0" w:space="0"/>
-                <w:lang w:val="en-US" w:eastAsia="zh-CN" w:bidi="ar"/>
-              </w:rPr>
               <w:t>varchar(50)</w:t>
             </w:r>
           </w:p>
@@ -11810,23 +10479,8 @@
             <w:vAlign w:val="center"/>
           </w:tcPr>
           <w:p>
-            <w:pPr>
-              <w:keepNext w:val="0"/>
-              <w:keepLines w:val="0"/>
-              <w:widowControl/>
-              <w:suppressLineNumbers w:val="0"/>
-              <w:jc w:val="left"/>
-            </w:pPr>
             <w:r>
-              <w:rPr>
-                <w:rFonts w:ascii="宋体" w:hAnsi="宋体" w:eastAsia="宋体" w:cs="宋体"/>
-                <w:kern w:val="0"/>
-                <w:sz w:val="24"/>
-                <w:szCs w:val="24"/>
-                <w:bdr w:val="none" w:color="auto" w:sz="0" w:space="0"/>
-                <w:lang w:val="en-US" w:eastAsia="zh-CN" w:bidi="ar"/>
-              </w:rPr>
-              <w:t>非空</w:t>
+              <w:t>可空</w:t>
             </w:r>
           </w:p>
         </w:tc>
@@ -11849,23 +10503,8 @@
             <w:vAlign w:val="center"/>
           </w:tcPr>
           <w:p>
-            <w:pPr>
-              <w:keepNext w:val="0"/>
-              <w:keepLines w:val="0"/>
-              <w:widowControl/>
-              <w:suppressLineNumbers w:val="0"/>
-              <w:jc w:val="left"/>
-            </w:pPr>
             <w:r>
-              <w:rPr>
-                <w:rFonts w:ascii="宋体" w:hAnsi="宋体" w:eastAsia="宋体" w:cs="宋体"/>
-                <w:kern w:val="0"/>
-                <w:sz w:val="24"/>
-                <w:szCs w:val="24"/>
-                <w:bdr w:val="none" w:color="auto" w:sz="0" w:space="0"/>
-                <w:lang w:val="en-US" w:eastAsia="zh-CN" w:bidi="ar"/>
-              </w:rPr>
-              <w:t>馆藏位置</w:t>
+              <w:t>用户昵称</w:t>
             </w:r>
           </w:p>
         </w:tc>
@@ -11907,23 +10546,8 @@
             <w:vAlign w:val="center"/>
           </w:tcPr>
           <w:p>
-            <w:pPr>
-              <w:keepNext w:val="0"/>
-              <w:keepLines w:val="0"/>
-              <w:widowControl/>
-              <w:suppressLineNumbers w:val="0"/>
-              <w:jc w:val="left"/>
-            </w:pPr>
             <w:r>
-              <w:rPr>
-                <w:rFonts w:ascii="宋体" w:hAnsi="宋体" w:eastAsia="宋体" w:cs="宋体"/>
-                <w:kern w:val="0"/>
-                <w:sz w:val="24"/>
-                <w:szCs w:val="24"/>
-                <w:bdr w:val="none" w:color="auto" w:sz="0" w:space="0"/>
-                <w:lang w:val="en-US" w:eastAsia="zh-CN" w:bidi="ar"/>
-              </w:rPr>
-              <w:t>create_time</w:t>
+              <w:t>created_at</w:t>
             </w:r>
           </w:p>
         </w:tc>
@@ -11946,22 +10570,7 @@
             <w:vAlign w:val="center"/>
           </w:tcPr>
           <w:p>
-            <w:pPr>
-              <w:keepNext w:val="0"/>
-              <w:keepLines w:val="0"/>
-              <w:widowControl/>
-              <w:suppressLineNumbers w:val="0"/>
-              <w:jc w:val="left"/>
-            </w:pPr>
             <w:r>
-              <w:rPr>
-                <w:rFonts w:ascii="宋体" w:hAnsi="宋体" w:eastAsia="宋体" w:cs="宋体"/>
-                <w:kern w:val="0"/>
-                <w:sz w:val="24"/>
-                <w:szCs w:val="24"/>
-                <w:bdr w:val="none" w:color="auto" w:sz="0" w:space="0"/>
-                <w:lang w:val="en-US" w:eastAsia="zh-CN" w:bidi="ar"/>
-              </w:rPr>
               <w:t>datetime</w:t>
             </w:r>
           </w:p>
@@ -11985,22 +10594,7 @@
             <w:vAlign w:val="center"/>
           </w:tcPr>
           <w:p>
-            <w:pPr>
-              <w:keepNext w:val="0"/>
-              <w:keepLines w:val="0"/>
-              <w:widowControl/>
-              <w:suppressLineNumbers w:val="0"/>
-              <w:jc w:val="left"/>
-            </w:pPr>
             <w:r>
-              <w:rPr>
-                <w:rFonts w:ascii="宋体" w:hAnsi="宋体" w:eastAsia="宋体" w:cs="宋体"/>
-                <w:kern w:val="0"/>
-                <w:sz w:val="24"/>
-                <w:szCs w:val="24"/>
-                <w:bdr w:val="none" w:color="auto" w:sz="0" w:space="0"/>
-                <w:lang w:val="en-US" w:eastAsia="zh-CN" w:bidi="ar"/>
-              </w:rPr>
               <w:t>非空</w:t>
             </w:r>
           </w:p>
@@ -12024,22 +10618,7 @@
             <w:vAlign w:val="center"/>
           </w:tcPr>
           <w:p>
-            <w:pPr>
-              <w:keepNext w:val="0"/>
-              <w:keepLines w:val="0"/>
-              <w:widowControl/>
-              <w:suppressLineNumbers w:val="0"/>
-              <w:jc w:val="left"/>
-            </w:pPr>
             <w:r>
-              <w:rPr>
-                <w:rFonts w:ascii="宋体" w:hAnsi="宋体" w:eastAsia="宋体" w:cs="宋体"/>
-                <w:kern w:val="0"/>
-                <w:sz w:val="24"/>
-                <w:szCs w:val="24"/>
-                <w:bdr w:val="none" w:color="auto" w:sz="0" w:space="0"/>
-                <w:lang w:val="en-US" w:eastAsia="zh-CN" w:bidi="ar"/>
-              </w:rPr>
               <w:t>创建时间</w:t>
             </w:r>
           </w:p>
@@ -12081,23 +10660,8 @@
             <w:vAlign w:val="center"/>
           </w:tcPr>
           <w:p>
-            <w:pPr>
-              <w:keepNext w:val="0"/>
-              <w:keepLines w:val="0"/>
-              <w:widowControl/>
-              <w:suppressLineNumbers w:val="0"/>
-              <w:jc w:val="left"/>
-            </w:pPr>
             <w:r>
-              <w:rPr>
-                <w:rFonts w:ascii="宋体" w:hAnsi="宋体" w:eastAsia="宋体" w:cs="宋体"/>
-                <w:kern w:val="0"/>
-                <w:sz w:val="24"/>
-                <w:szCs w:val="24"/>
-                <w:bdr w:val="none" w:color="auto" w:sz="0" w:space="0"/>
-                <w:lang w:val="en-US" w:eastAsia="zh-CN" w:bidi="ar"/>
-              </w:rPr>
-              <w:t>update_time</w:t>
+              <w:t>updated_at</w:t>
             </w:r>
           </w:p>
         </w:tc>
@@ -12120,22 +10684,7 @@
             <w:vAlign w:val="center"/>
           </w:tcPr>
           <w:p>
-            <w:pPr>
-              <w:keepNext w:val="0"/>
-              <w:keepLines w:val="0"/>
-              <w:widowControl/>
-              <w:suppressLineNumbers w:val="0"/>
-              <w:jc w:val="left"/>
-            </w:pPr>
             <w:r>
-              <w:rPr>
-                <w:rFonts w:ascii="宋体" w:hAnsi="宋体" w:eastAsia="宋体" w:cs="宋体"/>
-                <w:kern w:val="0"/>
-                <w:sz w:val="24"/>
-                <w:szCs w:val="24"/>
-                <w:bdr w:val="none" w:color="auto" w:sz="0" w:space="0"/>
-                <w:lang w:val="en-US" w:eastAsia="zh-CN" w:bidi="ar"/>
-              </w:rPr>
               <w:t>datetime</w:t>
             </w:r>
           </w:p>
@@ -12159,22 +10708,7 @@
             <w:vAlign w:val="center"/>
           </w:tcPr>
           <w:p>
-            <w:pPr>
-              <w:keepNext w:val="0"/>
-              <w:keepLines w:val="0"/>
-              <w:widowControl/>
-              <w:suppressLineNumbers w:val="0"/>
-              <w:jc w:val="left"/>
-            </w:pPr>
             <w:r>
-              <w:rPr>
-                <w:rFonts w:ascii="宋体" w:hAnsi="宋体" w:eastAsia="宋体" w:cs="宋体"/>
-                <w:kern w:val="0"/>
-                <w:sz w:val="24"/>
-                <w:szCs w:val="24"/>
-                <w:bdr w:val="none" w:color="auto" w:sz="0" w:space="0"/>
-                <w:lang w:val="en-US" w:eastAsia="zh-CN" w:bidi="ar"/>
-              </w:rPr>
               <w:t>非空</w:t>
             </w:r>
           </w:p>
@@ -12198,22 +10732,7 @@
             <w:vAlign w:val="center"/>
           </w:tcPr>
           <w:p>
-            <w:pPr>
-              <w:keepNext w:val="0"/>
-              <w:keepLines w:val="0"/>
-              <w:widowControl/>
-              <w:suppressLineNumbers w:val="0"/>
-              <w:jc w:val="left"/>
-            </w:pPr>
             <w:r>
-              <w:rPr>
-                <w:rFonts w:ascii="宋体" w:hAnsi="宋体" w:eastAsia="宋体" w:cs="宋体"/>
-                <w:kern w:val="0"/>
-                <w:sz w:val="24"/>
-                <w:szCs w:val="24"/>
-                <w:bdr w:val="none" w:color="auto" w:sz="0" w:space="0"/>
-                <w:lang w:val="en-US" w:eastAsia="zh-CN" w:bidi="ar"/>
-              </w:rPr>
               <w:t>更新时间</w:t>
             </w:r>
           </w:p>
@@ -12245,15 +10764,7 @@
         </w:rPr>
       </w:pPr>
       <w:r>
-        <w:rPr>
-          <w:rFonts w:hint="eastAsia" w:ascii="宋体" w:hAnsi="宋体" w:eastAsia="宋体" w:cs="宋体"/>
-          <w:color w:val="FF0000"/>
-          <w:kern w:val="0"/>
-          <w:sz w:val="19"/>
-          <w:szCs w:val="19"/>
-          <w:lang w:val="en-US" w:eastAsia="zh-CN" w:bidi="ar"/>
-        </w:rPr>
-        <w:t>读者表、借阅记录表、用户表等按相同格式补充。</w:t>
+        <w:t>系统共34张表，涵盖用户、简历、岗位、技能字典、能力图谱、匹配推荐、面试、通知、日志等模块。</w:t>
       </w:r>
     </w:p>
     <w:p>
@@ -12434,123 +10945,91 @@
         </w:rPr>
       </w:pPr>
       <w:r>
-        <w:rPr>
-          <w:rFonts w:ascii="宋体" w:hAnsi="宋体" w:eastAsia="宋体" w:cs="宋体"/>
-          <w:color w:val="FF0000"/>
-          <w:kern w:val="0"/>
-          <w:sz w:val="19"/>
-          <w:szCs w:val="19"/>
-          <w:lang w:val="en-US" w:eastAsia="zh-CN" w:bidi="ar"/>
-        </w:rPr>
-        <w:t>【填写示例】</w:t>
-      </w:r>
-    </w:p>
-    <w:p>
-      <w:pPr>
-        <w:keepNext w:val="0"/>
-        <w:keepLines w:val="0"/>
-        <w:widowControl/>
-        <w:suppressLineNumbers w:val="0"/>
-        <w:pBdr>
-          <w:top w:val="none" w:color="auto" w:sz="0" w:space="0"/>
-          <w:left w:val="none" w:color="auto" w:sz="0" w:space="0"/>
-          <w:bottom w:val="none" w:color="auto" w:sz="0" w:space="0"/>
-          <w:right w:val="none" w:color="auto" w:sz="0" w:space="0"/>
-        </w:pBdr>
-        <w:spacing w:before="0" w:beforeAutospacing="0" w:after="0" w:afterAutospacing="0" w:line="288" w:lineRule="atLeast"/>
-        <w:ind w:left="0" w:right="0"/>
-        <w:jc w:val="left"/>
-        <w:rPr>
-          <w:rFonts w:ascii="宋体" w:hAnsi="宋体" w:eastAsia="宋体" w:cs="宋体"/>
-          <w:color w:val="FF0000"/>
-          <w:kern w:val="0"/>
-          <w:sz w:val="19"/>
-          <w:szCs w:val="19"/>
-          <w:lang w:val="en-US" w:eastAsia="zh-CN" w:bidi="ar"/>
-        </w:rPr>
-      </w:pPr>
-      <w:r>
-        <w:rPr>
-          <w:rFonts w:ascii="宋体" w:hAnsi="宋体" w:eastAsia="宋体" w:cs="宋体"/>
-          <w:color w:val="FF0000"/>
-          <w:kern w:val="0"/>
-          <w:sz w:val="19"/>
-          <w:szCs w:val="19"/>
-          <w:lang w:val="en-US" w:eastAsia="zh-CN" w:bidi="ar"/>
-        </w:rPr>
-        <w:t>表关联关系：借阅记录表 borrow_record 通过 book_id 关联图书表，通过 reader_id 关联读者表，一对多关系；</w:t>
-      </w:r>
-    </w:p>
-    <w:p>
-      <w:pPr>
-        <w:keepNext w:val="0"/>
-        <w:keepLines w:val="0"/>
-        <w:widowControl/>
-        <w:suppressLineNumbers w:val="0"/>
-        <w:pBdr>
-          <w:top w:val="none" w:color="auto" w:sz="0" w:space="0"/>
-          <w:left w:val="none" w:color="auto" w:sz="0" w:space="0"/>
-          <w:bottom w:val="none" w:color="auto" w:sz="0" w:space="0"/>
-          <w:right w:val="none" w:color="auto" w:sz="0" w:space="0"/>
-        </w:pBdr>
-        <w:spacing w:before="0" w:beforeAutospacing="0" w:after="0" w:afterAutospacing="0" w:line="288" w:lineRule="atLeast"/>
-        <w:ind w:left="0" w:right="0"/>
-        <w:jc w:val="left"/>
-        <w:rPr>
-          <w:rFonts w:ascii="宋体" w:hAnsi="宋体" w:eastAsia="宋体" w:cs="宋体"/>
-          <w:color w:val="FF0000"/>
-          <w:kern w:val="0"/>
-          <w:sz w:val="19"/>
-          <w:szCs w:val="19"/>
-          <w:lang w:val="en-US" w:eastAsia="zh-CN" w:bidi="ar"/>
-        </w:rPr>
-      </w:pPr>
-      <w:r>
-        <w:rPr>
-          <w:rFonts w:ascii="宋体" w:hAnsi="宋体" w:eastAsia="宋体" w:cs="宋体"/>
-          <w:color w:val="FF0000"/>
-          <w:kern w:val="0"/>
-          <w:sz w:val="19"/>
-          <w:szCs w:val="19"/>
-          <w:lang w:val="en-US" w:eastAsia="zh-CN" w:bidi="ar"/>
-        </w:rPr>
-        <w:t>数据一致性约束：借阅成功时，图书表 available_num 字段扣减，通过数据库事务保证原子性；</w:t>
-      </w:r>
-    </w:p>
-    <w:p>
-      <w:pPr>
-        <w:keepNext w:val="0"/>
-        <w:keepLines w:val="0"/>
-        <w:widowControl/>
-        <w:suppressLineNumbers w:val="0"/>
-        <w:pBdr>
-          <w:top w:val="none" w:color="auto" w:sz="0" w:space="0"/>
-          <w:left w:val="none" w:color="auto" w:sz="0" w:space="0"/>
-          <w:bottom w:val="none" w:color="auto" w:sz="0" w:space="0"/>
-          <w:right w:val="none" w:color="auto" w:sz="0" w:space="0"/>
-        </w:pBdr>
-        <w:spacing w:before="0" w:beforeAutospacing="0" w:after="0" w:afterAutospacing="0" w:line="288" w:lineRule="atLeast"/>
-        <w:ind w:left="0" w:right="0"/>
-        <w:jc w:val="left"/>
-        <w:rPr>
-          <w:rFonts w:ascii="宋体" w:hAnsi="宋体" w:eastAsia="宋体" w:cs="宋体"/>
-          <w:color w:val="FF0000"/>
-          <w:kern w:val="0"/>
-          <w:sz w:val="19"/>
-          <w:szCs w:val="19"/>
-          <w:lang w:val="en-US" w:eastAsia="zh-CN" w:bidi="ar"/>
-        </w:rPr>
-      </w:pPr>
-      <w:r>
-        <w:rPr>
-          <w:rFonts w:ascii="宋体" w:hAnsi="宋体" w:eastAsia="宋体" w:cs="宋体"/>
-          <w:color w:val="FF0000"/>
-          <w:kern w:val="0"/>
-          <w:sz w:val="19"/>
-          <w:szCs w:val="19"/>
-          <w:lang w:val="en-US" w:eastAsia="zh-CN" w:bidi="ar"/>
-        </w:rPr>
-        <w:t>业务规则约束：读者表学号 student_no 全局唯一，图书表 available_num ≤ total_num，由业务逻辑保证。</w:t>
+        <w:t>文档初始版本编制完成，暂无设计变更。</w:t>
+      </w:r>
+    </w:p>
+    <w:p>
+      <w:pPr>
+        <w:keepNext w:val="0"/>
+        <w:keepLines w:val="0"/>
+        <w:widowControl/>
+        <w:suppressLineNumbers w:val="0"/>
+        <w:pBdr>
+          <w:top w:val="none" w:color="auto" w:sz="0" w:space="0"/>
+          <w:left w:val="none" w:color="auto" w:sz="0" w:space="0"/>
+          <w:bottom w:val="none" w:color="auto" w:sz="0" w:space="0"/>
+          <w:right w:val="none" w:color="auto" w:sz="0" w:space="0"/>
+        </w:pBdr>
+        <w:spacing w:before="0" w:beforeAutospacing="0" w:after="0" w:afterAutospacing="0" w:line="288" w:lineRule="atLeast"/>
+        <w:ind w:left="0" w:right="0"/>
+        <w:jc w:val="left"/>
+        <w:rPr>
+          <w:rFonts w:ascii="宋体" w:hAnsi="宋体" w:eastAsia="宋体" w:cs="宋体"/>
+          <w:color w:val="FF0000"/>
+          <w:kern w:val="0"/>
+          <w:sz w:val="19"/>
+          <w:szCs w:val="19"/>
+          <w:lang w:val="en-US" w:eastAsia="zh-CN" w:bidi="ar"/>
+        </w:rPr>
+      </w:pPr>
+      <w:r>
+        <w:t>简历表(resume)通过user_id关联用户表；岗位技能表(job_skill)关联岗位表和技能字典表；匹配结果表(match_result)关联用户、岗位和简历；</w:t>
+      </w:r>
+    </w:p>
+    <w:p>
+      <w:pPr>
+        <w:keepNext w:val="0"/>
+        <w:keepLines w:val="0"/>
+        <w:widowControl/>
+        <w:suppressLineNumbers w:val="0"/>
+        <w:pBdr>
+          <w:top w:val="none" w:color="auto" w:sz="0" w:space="0"/>
+          <w:left w:val="none" w:color="auto" w:sz="0" w:space="0"/>
+          <w:bottom w:val="none" w:color="auto" w:sz="0" w:space="0"/>
+          <w:right w:val="none" w:color="auto" w:sz="0" w:space="0"/>
+        </w:pBdr>
+        <w:spacing w:before="0" w:beforeAutospacing="0" w:after="0" w:afterAutospacing="0" w:line="288" w:lineRule="atLeast"/>
+        <w:ind w:left="0" w:right="0"/>
+        <w:jc w:val="left"/>
+        <w:rPr>
+          <w:rFonts w:ascii="宋体" w:hAnsi="宋体" w:eastAsia="宋体" w:cs="宋体"/>
+          <w:color w:val="FF0000"/>
+          <w:kern w:val="0"/>
+          <w:sz w:val="19"/>
+          <w:szCs w:val="19"/>
+          <w:lang w:val="en-US" w:eastAsia="zh-CN" w:bidi="ar"/>
+        </w:rPr>
+      </w:pPr>
+      <w:r>
+        <w:t>简历解析状态与任务状态一致性通过状态机保证；岗位下架时已投递申请记录不受影响；</w:t>
+      </w:r>
+    </w:p>
+    <w:p>
+      <w:pPr>
+        <w:keepNext w:val="0"/>
+        <w:keepLines w:val="0"/>
+        <w:widowControl/>
+        <w:suppressLineNumbers w:val="0"/>
+        <w:pBdr>
+          <w:top w:val="none" w:color="auto" w:sz="0" w:space="0"/>
+          <w:left w:val="none" w:color="auto" w:sz="0" w:space="0"/>
+          <w:bottom w:val="none" w:color="auto" w:sz="0" w:space="0"/>
+          <w:right w:val="none" w:color="auto" w:sz="0" w:space="0"/>
+        </w:pBdr>
+        <w:spacing w:before="0" w:beforeAutospacing="0" w:after="0" w:afterAutospacing="0" w:line="288" w:lineRule="atLeast"/>
+        <w:ind w:left="0" w:right="0"/>
+        <w:jc w:val="left"/>
+        <w:rPr>
+          <w:rFonts w:ascii="宋体" w:hAnsi="宋体" w:eastAsia="宋体" w:cs="宋体"/>
+          <w:color w:val="FF0000"/>
+          <w:kern w:val="0"/>
+          <w:sz w:val="19"/>
+          <w:szCs w:val="19"/>
+          <w:lang w:val="en-US" w:eastAsia="zh-CN" w:bidi="ar"/>
+        </w:rPr>
+      </w:pPr>
+      <w:r>
+        <w:t>用户名全局唯一；技能字典名称全局唯一；BCrypt加密存储密码；状态字段使用VARCHAR语义化枚举。</w:t>
       </w:r>
     </w:p>
     <w:p>
@@ -12767,51 +11246,35 @@
         </w:rPr>
       </w:pPr>
       <w:r>
-        <w:rPr>
-          <w:rFonts w:ascii="宋体" w:hAnsi="宋体" w:eastAsia="宋体" w:cs="宋体"/>
-          <w:color w:val="FF0000"/>
-          <w:kern w:val="0"/>
-          <w:sz w:val="19"/>
-          <w:szCs w:val="19"/>
-          <w:lang w:val="en-US" w:eastAsia="zh-CN" w:bidi="ar"/>
-        </w:rPr>
-        <w:t>【填写示例】</w:t>
-      </w:r>
-    </w:p>
-    <w:p>
-      <w:pPr>
-        <w:keepNext w:val="0"/>
-        <w:keepLines w:val="0"/>
-        <w:widowControl/>
-        <w:suppressLineNumbers w:val="0"/>
-        <w:pBdr>
-          <w:top w:val="none" w:color="auto" w:sz="0" w:space="0"/>
-          <w:left w:val="none" w:color="auto" w:sz="0" w:space="0"/>
-          <w:bottom w:val="none" w:color="auto" w:sz="0" w:space="0"/>
-          <w:right w:val="none" w:color="auto" w:sz="0" w:space="0"/>
-        </w:pBdr>
-        <w:spacing w:before="0" w:beforeAutospacing="0" w:after="0" w:afterAutospacing="0" w:line="288" w:lineRule="atLeast"/>
-        <w:ind w:left="0" w:right="0"/>
-        <w:jc w:val="left"/>
-        <w:rPr>
-          <w:rFonts w:ascii="宋体" w:hAnsi="宋体" w:eastAsia="宋体" w:cs="宋体"/>
-          <w:color w:val="FF0000"/>
-          <w:kern w:val="0"/>
-          <w:sz w:val="19"/>
-          <w:szCs w:val="19"/>
-          <w:lang w:val="en-US" w:eastAsia="zh-CN" w:bidi="ar"/>
-        </w:rPr>
-      </w:pPr>
-      <w:r>
-        <w:rPr>
-          <w:rFonts w:ascii="宋体" w:hAnsi="宋体" w:eastAsia="宋体" w:cs="宋体"/>
-          <w:color w:val="FF0000"/>
-          <w:kern w:val="0"/>
-          <w:sz w:val="19"/>
-          <w:szCs w:val="19"/>
-          <w:lang w:val="en-US" w:eastAsia="zh-CN" w:bidi="ar"/>
-        </w:rPr>
-        <w:t>备份方式：使用 MySQL 自带 mysqldump 工具执行全量备份；</w:t>
+        <w:t>文档初始版本编制完成，暂无设计变更。</w:t>
+      </w:r>
+    </w:p>
+    <w:p>
+      <w:pPr>
+        <w:keepNext w:val="0"/>
+        <w:keepLines w:val="0"/>
+        <w:widowControl/>
+        <w:suppressLineNumbers w:val="0"/>
+        <w:pBdr>
+          <w:top w:val="none" w:color="auto" w:sz="0" w:space="0"/>
+          <w:left w:val="none" w:color="auto" w:sz="0" w:space="0"/>
+          <w:bottom w:val="none" w:color="auto" w:sz="0" w:space="0"/>
+          <w:right w:val="none" w:color="auto" w:sz="0" w:space="0"/>
+        </w:pBdr>
+        <w:spacing w:before="0" w:beforeAutospacing="0" w:after="0" w:afterAutospacing="0" w:line="288" w:lineRule="atLeast"/>
+        <w:ind w:left="0" w:right="0"/>
+        <w:jc w:val="left"/>
+        <w:rPr>
+          <w:rFonts w:ascii="宋体" w:hAnsi="宋体" w:eastAsia="宋体" w:cs="宋体"/>
+          <w:color w:val="FF0000"/>
+          <w:kern w:val="0"/>
+          <w:sz w:val="19"/>
+          <w:szCs w:val="19"/>
+          <w:lang w:val="en-US" w:eastAsia="zh-CN" w:bidi="ar"/>
+        </w:rPr>
+      </w:pPr>
+      <w:r>
+        <w:t>备份方式：使用 KingbaseES 自带备份工具(兼容 pg_dump)执行全量备份；</w:t>
       </w:r>
     </w:p>
     <w:p>
@@ -13137,15 +11600,7 @@
         </w:rPr>
       </w:pPr>
       <w:r>
-        <w:rPr>
-          <w:rFonts w:ascii="宋体" w:hAnsi="宋体" w:eastAsia="宋体" w:cs="宋体"/>
-          <w:color w:val="FF0000"/>
-          <w:kern w:val="0"/>
-          <w:sz w:val="19"/>
-          <w:szCs w:val="19"/>
-          <w:lang w:val="en-US" w:eastAsia="zh-CN" w:bidi="ar"/>
-        </w:rPr>
-        <w:t>【填写示例】</w:t>
+        <w:t>文档初始版本编制完成，暂无设计变更。</w:t>
       </w:r>
     </w:p>
     <w:p>
@@ -13470,123 +11925,91 @@
         </w:rPr>
       </w:pPr>
       <w:r>
-        <w:rPr>
-          <w:rFonts w:ascii="宋体" w:hAnsi="宋体" w:eastAsia="宋体" w:cs="宋体"/>
-          <w:color w:val="FF0000"/>
-          <w:kern w:val="0"/>
-          <w:sz w:val="19"/>
-          <w:szCs w:val="19"/>
-          <w:lang w:val="en-US" w:eastAsia="zh-CN" w:bidi="ar"/>
-        </w:rPr>
-        <w:t>【填写示例】</w:t>
-      </w:r>
-    </w:p>
-    <w:p>
-      <w:pPr>
-        <w:keepNext w:val="0"/>
-        <w:keepLines w:val="0"/>
-        <w:widowControl/>
-        <w:suppressLineNumbers w:val="0"/>
-        <w:pBdr>
-          <w:top w:val="none" w:color="auto" w:sz="0" w:space="0"/>
-          <w:left w:val="none" w:color="auto" w:sz="0" w:space="0"/>
-          <w:bottom w:val="none" w:color="auto" w:sz="0" w:space="0"/>
-          <w:right w:val="none" w:color="auto" w:sz="0" w:space="0"/>
-        </w:pBdr>
-        <w:spacing w:before="0" w:beforeAutospacing="0" w:after="0" w:afterAutospacing="0" w:line="288" w:lineRule="atLeast"/>
-        <w:ind w:left="0" w:right="0"/>
-        <w:jc w:val="left"/>
-        <w:rPr>
-          <w:rFonts w:ascii="宋体" w:hAnsi="宋体" w:eastAsia="宋体" w:cs="宋体"/>
-          <w:color w:val="FF0000"/>
-          <w:kern w:val="0"/>
-          <w:sz w:val="19"/>
-          <w:szCs w:val="19"/>
-          <w:lang w:val="en-US" w:eastAsia="zh-CN" w:bidi="ar"/>
-        </w:rPr>
-      </w:pPr>
-      <w:r>
-        <w:rPr>
-          <w:rFonts w:ascii="宋体" w:hAnsi="宋体" w:eastAsia="宋体" w:cs="宋体"/>
-          <w:color w:val="FF0000"/>
-          <w:kern w:val="0"/>
-          <w:sz w:val="19"/>
-          <w:szCs w:val="19"/>
-          <w:lang w:val="en-US" w:eastAsia="zh-CN" w:bidi="ar"/>
-        </w:rPr>
-        <w:t>SQL 注入防护：MyBatis 使用 #{} 预编译 SQL，禁止字符串拼接 SQL；</w:t>
-      </w:r>
-    </w:p>
-    <w:p>
-      <w:pPr>
-        <w:keepNext w:val="0"/>
-        <w:keepLines w:val="0"/>
-        <w:widowControl/>
-        <w:suppressLineNumbers w:val="0"/>
-        <w:pBdr>
-          <w:top w:val="none" w:color="auto" w:sz="0" w:space="0"/>
-          <w:left w:val="none" w:color="auto" w:sz="0" w:space="0"/>
-          <w:bottom w:val="none" w:color="auto" w:sz="0" w:space="0"/>
-          <w:right w:val="none" w:color="auto" w:sz="0" w:space="0"/>
-        </w:pBdr>
-        <w:spacing w:before="0" w:beforeAutospacing="0" w:after="0" w:afterAutospacing="0" w:line="288" w:lineRule="atLeast"/>
-        <w:ind w:left="0" w:right="0"/>
-        <w:jc w:val="left"/>
-        <w:rPr>
-          <w:rFonts w:ascii="宋体" w:hAnsi="宋体" w:eastAsia="宋体" w:cs="宋体"/>
-          <w:color w:val="FF0000"/>
-          <w:kern w:val="0"/>
-          <w:sz w:val="19"/>
-          <w:szCs w:val="19"/>
-          <w:lang w:val="en-US" w:eastAsia="zh-CN" w:bidi="ar"/>
-        </w:rPr>
-      </w:pPr>
-      <w:r>
-        <w:rPr>
-          <w:rFonts w:ascii="宋体" w:hAnsi="宋体" w:eastAsia="宋体" w:cs="宋体"/>
-          <w:color w:val="FF0000"/>
-          <w:kern w:val="0"/>
-          <w:sz w:val="19"/>
-          <w:szCs w:val="19"/>
-          <w:lang w:val="en-US" w:eastAsia="zh-CN" w:bidi="ar"/>
-        </w:rPr>
-        <w:t>XSS 攻击防护：前端对用户输入内容进行 HTML 转义过滤，后端统一校验；</w:t>
-      </w:r>
-    </w:p>
-    <w:p>
-      <w:pPr>
-        <w:keepNext w:val="0"/>
-        <w:keepLines w:val="0"/>
-        <w:widowControl/>
-        <w:suppressLineNumbers w:val="0"/>
-        <w:pBdr>
-          <w:top w:val="none" w:color="auto" w:sz="0" w:space="0"/>
-          <w:left w:val="none" w:color="auto" w:sz="0" w:space="0"/>
-          <w:bottom w:val="none" w:color="auto" w:sz="0" w:space="0"/>
-          <w:right w:val="none" w:color="auto" w:sz="0" w:space="0"/>
-        </w:pBdr>
-        <w:spacing w:before="0" w:beforeAutospacing="0" w:after="0" w:afterAutospacing="0" w:line="288" w:lineRule="atLeast"/>
-        <w:ind w:left="0" w:right="0"/>
-        <w:jc w:val="left"/>
-        <w:rPr>
-          <w:rFonts w:ascii="宋体" w:hAnsi="宋体" w:eastAsia="宋体" w:cs="宋体"/>
-          <w:color w:val="FF0000"/>
-          <w:kern w:val="0"/>
-          <w:sz w:val="19"/>
-          <w:szCs w:val="19"/>
-          <w:lang w:val="en-US" w:eastAsia="zh-CN" w:bidi="ar"/>
-        </w:rPr>
-      </w:pPr>
-      <w:r>
-        <w:rPr>
-          <w:rFonts w:ascii="宋体" w:hAnsi="宋体" w:eastAsia="宋体" w:cs="宋体"/>
-          <w:color w:val="FF0000"/>
-          <w:kern w:val="0"/>
-          <w:sz w:val="19"/>
-          <w:szCs w:val="19"/>
-          <w:lang w:val="en-US" w:eastAsia="zh-CN" w:bidi="ar"/>
-        </w:rPr>
-        <w:t>CSRF 防护：接口请求携带 Token 校验，验证请求来源合法性；</w:t>
+        <w:t>文档初始版本编制完成，暂无设计变更。</w:t>
+      </w:r>
+    </w:p>
+    <w:p>
+      <w:pPr>
+        <w:keepNext w:val="0"/>
+        <w:keepLines w:val="0"/>
+        <w:widowControl/>
+        <w:suppressLineNumbers w:val="0"/>
+        <w:pBdr>
+          <w:top w:val="none" w:color="auto" w:sz="0" w:space="0"/>
+          <w:left w:val="none" w:color="auto" w:sz="0" w:space="0"/>
+          <w:bottom w:val="none" w:color="auto" w:sz="0" w:space="0"/>
+          <w:right w:val="none" w:color="auto" w:sz="0" w:space="0"/>
+        </w:pBdr>
+        <w:spacing w:before="0" w:beforeAutospacing="0" w:after="0" w:afterAutospacing="0" w:line="288" w:lineRule="atLeast"/>
+        <w:ind w:left="0" w:right="0"/>
+        <w:jc w:val="left"/>
+        <w:rPr>
+          <w:rFonts w:ascii="宋体" w:hAnsi="宋体" w:eastAsia="宋体" w:cs="宋体"/>
+          <w:color w:val="FF0000"/>
+          <w:kern w:val="0"/>
+          <w:sz w:val="19"/>
+          <w:szCs w:val="19"/>
+          <w:lang w:val="en-US" w:eastAsia="zh-CN" w:bidi="ar"/>
+        </w:rPr>
+      </w:pPr>
+      <w:r>
+        <w:t>SQL 注入防护：SQLAlchemy 使用参数化查询(ORM方式)，天然避免SQL注入，禁止使用 raw SQL 拼接；</w:t>
+      </w:r>
+    </w:p>
+    <w:p>
+      <w:pPr>
+        <w:keepNext w:val="0"/>
+        <w:keepLines w:val="0"/>
+        <w:widowControl/>
+        <w:suppressLineNumbers w:val="0"/>
+        <w:pBdr>
+          <w:top w:val="none" w:color="auto" w:sz="0" w:space="0"/>
+          <w:left w:val="none" w:color="auto" w:sz="0" w:space="0"/>
+          <w:bottom w:val="none" w:color="auto" w:sz="0" w:space="0"/>
+          <w:right w:val="none" w:color="auto" w:sz="0" w:space="0"/>
+        </w:pBdr>
+        <w:spacing w:before="0" w:beforeAutospacing="0" w:after="0" w:afterAutospacing="0" w:line="288" w:lineRule="atLeast"/>
+        <w:ind w:left="0" w:right="0"/>
+        <w:jc w:val="left"/>
+        <w:rPr>
+          <w:rFonts w:ascii="宋体" w:hAnsi="宋体" w:eastAsia="宋体" w:cs="宋体"/>
+          <w:color w:val="FF0000"/>
+          <w:kern w:val="0"/>
+          <w:sz w:val="19"/>
+          <w:szCs w:val="19"/>
+          <w:lang w:val="en-US" w:eastAsia="zh-CN" w:bidi="ar"/>
+        </w:rPr>
+      </w:pPr>
+      <w:r>
+        <w:t>XSS 攻击防护：前端(Vue3)模板引擎自动转义，结合后端校验与HTML实体编码，双重防护；</w:t>
+      </w:r>
+    </w:p>
+    <w:p>
+      <w:pPr>
+        <w:keepNext w:val="0"/>
+        <w:keepLines w:val="0"/>
+        <w:widowControl/>
+        <w:suppressLineNumbers w:val="0"/>
+        <w:pBdr>
+          <w:top w:val="none" w:color="auto" w:sz="0" w:space="0"/>
+          <w:left w:val="none" w:color="auto" w:sz="0" w:space="0"/>
+          <w:bottom w:val="none" w:color="auto" w:sz="0" w:space="0"/>
+          <w:right w:val="none" w:color="auto" w:sz="0" w:space="0"/>
+        </w:pBdr>
+        <w:spacing w:before="0" w:beforeAutospacing="0" w:after="0" w:afterAutospacing="0" w:line="288" w:lineRule="atLeast"/>
+        <w:ind w:left="0" w:right="0"/>
+        <w:jc w:val="left"/>
+        <w:rPr>
+          <w:rFonts w:ascii="宋体" w:hAnsi="宋体" w:eastAsia="宋体" w:cs="宋体"/>
+          <w:color w:val="FF0000"/>
+          <w:kern w:val="0"/>
+          <w:sz w:val="19"/>
+          <w:szCs w:val="19"/>
+          <w:lang w:val="en-US" w:eastAsia="zh-CN" w:bidi="ar"/>
+        </w:rPr>
+      </w:pPr>
+      <w:r>
+        <w:t>CSRF 防护：通过 JWT Token 验证请求来源，配合 CORS 中间件只允许白名单域名访问；</w:t>
       </w:r>
     </w:p>
     <w:p>
@@ -13840,159 +12263,119 @@
         </w:rPr>
       </w:pPr>
       <w:r>
-        <w:rPr>
-          <w:rFonts w:ascii="宋体" w:hAnsi="宋体" w:eastAsia="宋体" w:cs="宋体"/>
-          <w:color w:val="FF0000"/>
-          <w:kern w:val="0"/>
-          <w:sz w:val="19"/>
-          <w:szCs w:val="19"/>
-          <w:lang w:val="en-US" w:eastAsia="zh-CN" w:bidi="ar"/>
-        </w:rPr>
-        <w:t>图 1：系统总体架构图</w:t>
-      </w:r>
-    </w:p>
-    <w:p>
-      <w:pPr>
-        <w:keepNext w:val="0"/>
-        <w:keepLines w:val="0"/>
-        <w:widowControl/>
-        <w:suppressLineNumbers w:val="0"/>
-        <w:pBdr>
-          <w:top w:val="none" w:color="auto" w:sz="0" w:space="0"/>
-          <w:left w:val="none" w:color="auto" w:sz="0" w:space="0"/>
-          <w:bottom w:val="none" w:color="auto" w:sz="0" w:space="0"/>
-          <w:right w:val="none" w:color="auto" w:sz="0" w:space="0"/>
-        </w:pBdr>
-        <w:spacing w:before="0" w:beforeAutospacing="0" w:after="0" w:afterAutospacing="0" w:line="288" w:lineRule="atLeast"/>
-        <w:ind w:left="0" w:right="0"/>
-        <w:jc w:val="left"/>
-        <w:rPr>
-          <w:rFonts w:ascii="宋体" w:hAnsi="宋体" w:eastAsia="宋体" w:cs="宋体"/>
-          <w:color w:val="FF0000"/>
-          <w:kern w:val="0"/>
-          <w:sz w:val="19"/>
-          <w:szCs w:val="19"/>
-          <w:lang w:val="en-US" w:eastAsia="zh-CN" w:bidi="ar"/>
-        </w:rPr>
-      </w:pPr>
-      <w:r>
-        <w:rPr>
-          <w:rFonts w:ascii="宋体" w:hAnsi="宋体" w:eastAsia="宋体" w:cs="宋体"/>
-          <w:color w:val="FF0000"/>
-          <w:kern w:val="0"/>
-          <w:sz w:val="19"/>
-          <w:szCs w:val="19"/>
-          <w:lang w:val="en-US" w:eastAsia="zh-CN" w:bidi="ar"/>
-        </w:rPr>
-        <w:t>图 2：系统部署架构图</w:t>
-      </w:r>
-    </w:p>
-    <w:p>
-      <w:pPr>
-        <w:keepNext w:val="0"/>
-        <w:keepLines w:val="0"/>
-        <w:widowControl/>
-        <w:suppressLineNumbers w:val="0"/>
-        <w:pBdr>
-          <w:top w:val="none" w:color="auto" w:sz="0" w:space="0"/>
-          <w:left w:val="none" w:color="auto" w:sz="0" w:space="0"/>
-          <w:bottom w:val="none" w:color="auto" w:sz="0" w:space="0"/>
-          <w:right w:val="none" w:color="auto" w:sz="0" w:space="0"/>
-        </w:pBdr>
-        <w:spacing w:before="0" w:beforeAutospacing="0" w:after="0" w:afterAutospacing="0" w:line="288" w:lineRule="atLeast"/>
-        <w:ind w:left="0" w:right="0"/>
-        <w:jc w:val="left"/>
-        <w:rPr>
-          <w:rFonts w:ascii="宋体" w:hAnsi="宋体" w:eastAsia="宋体" w:cs="宋体"/>
-          <w:color w:val="FF0000"/>
-          <w:kern w:val="0"/>
-          <w:sz w:val="19"/>
-          <w:szCs w:val="19"/>
-          <w:lang w:val="en-US" w:eastAsia="zh-CN" w:bidi="ar"/>
-        </w:rPr>
-      </w:pPr>
-      <w:r>
-        <w:rPr>
-          <w:rFonts w:ascii="宋体" w:hAnsi="宋体" w:eastAsia="宋体" w:cs="宋体"/>
-          <w:color w:val="FF0000"/>
-          <w:kern w:val="0"/>
-          <w:sz w:val="19"/>
-          <w:szCs w:val="19"/>
-          <w:lang w:val="en-US" w:eastAsia="zh-CN" w:bidi="ar"/>
-        </w:rPr>
-        <w:t>图 3：核心业务流程图</w:t>
-      </w:r>
-    </w:p>
-    <w:p>
-      <w:pPr>
-        <w:keepNext w:val="0"/>
-        <w:keepLines w:val="0"/>
-        <w:widowControl/>
-        <w:suppressLineNumbers w:val="0"/>
-        <w:pBdr>
-          <w:top w:val="none" w:color="auto" w:sz="0" w:space="0"/>
-          <w:left w:val="none" w:color="auto" w:sz="0" w:space="0"/>
-          <w:bottom w:val="none" w:color="auto" w:sz="0" w:space="0"/>
-          <w:right w:val="none" w:color="auto" w:sz="0" w:space="0"/>
-        </w:pBdr>
-        <w:spacing w:before="0" w:beforeAutospacing="0" w:after="0" w:afterAutospacing="0" w:line="288" w:lineRule="atLeast"/>
-        <w:ind w:left="0" w:right="0"/>
-        <w:jc w:val="left"/>
-        <w:rPr>
-          <w:rFonts w:ascii="宋体" w:hAnsi="宋体" w:eastAsia="宋体" w:cs="宋体"/>
-          <w:color w:val="FF0000"/>
-          <w:kern w:val="0"/>
-          <w:sz w:val="19"/>
-          <w:szCs w:val="19"/>
-          <w:lang w:val="en-US" w:eastAsia="zh-CN" w:bidi="ar"/>
-        </w:rPr>
-      </w:pPr>
-      <w:r>
-        <w:rPr>
-          <w:rFonts w:ascii="宋体" w:hAnsi="宋体" w:eastAsia="宋体" w:cs="宋体"/>
-          <w:color w:val="FF0000"/>
-          <w:kern w:val="0"/>
-          <w:sz w:val="19"/>
-          <w:szCs w:val="19"/>
-          <w:lang w:val="en-US" w:eastAsia="zh-CN" w:bidi="ar"/>
-        </w:rPr>
-        <w:t>图 4：数据库 ER 图</w:t>
-      </w:r>
-    </w:p>
-    <w:p>
-      <w:pPr>
-        <w:keepNext w:val="0"/>
-        <w:keepLines w:val="0"/>
-        <w:widowControl/>
-        <w:suppressLineNumbers w:val="0"/>
-        <w:pBdr>
-          <w:top w:val="none" w:color="auto" w:sz="0" w:space="0"/>
-          <w:left w:val="none" w:color="auto" w:sz="0" w:space="0"/>
-          <w:bottom w:val="none" w:color="auto" w:sz="0" w:space="0"/>
-          <w:right w:val="none" w:color="auto" w:sz="0" w:space="0"/>
-        </w:pBdr>
-        <w:spacing w:before="0" w:beforeAutospacing="0" w:after="0" w:afterAutospacing="0" w:line="288" w:lineRule="atLeast"/>
-        <w:ind w:left="0" w:right="0"/>
-        <w:jc w:val="left"/>
-        <w:rPr>
-          <w:rFonts w:ascii="宋体" w:hAnsi="宋体" w:eastAsia="宋体" w:cs="宋体"/>
-          <w:color w:val="FF0000"/>
-          <w:kern w:val="0"/>
-          <w:sz w:val="19"/>
-          <w:szCs w:val="19"/>
-          <w:lang w:val="en-US" w:eastAsia="zh-CN" w:bidi="ar"/>
-        </w:rPr>
-      </w:pPr>
-      <w:r>
-        <w:rPr>
-          <w:rFonts w:ascii="宋体" w:hAnsi="宋体" w:eastAsia="宋体" w:cs="宋体"/>
-          <w:color w:val="FF0000"/>
-          <w:kern w:val="0"/>
-          <w:sz w:val="19"/>
-          <w:szCs w:val="19"/>
-          <w:lang w:val="en-US" w:eastAsia="zh-CN" w:bidi="ar"/>
-        </w:rPr>
-        <w:t>图 5：核心接口时序图</w:t>
+        <w:t>图1：系统总体架构图(见docs/images/architecture.png)</w:t>
+      </w:r>
+    </w:p>
+    <w:p>
+      <w:pPr>
+        <w:keepNext w:val="0"/>
+        <w:keepLines w:val="0"/>
+        <w:widowControl/>
+        <w:suppressLineNumbers w:val="0"/>
+        <w:pBdr>
+          <w:top w:val="none" w:color="auto" w:sz="0" w:space="0"/>
+          <w:left w:val="none" w:color="auto" w:sz="0" w:space="0"/>
+          <w:bottom w:val="none" w:color="auto" w:sz="0" w:space="0"/>
+          <w:right w:val="none" w:color="auto" w:sz="0" w:space="0"/>
+        </w:pBdr>
+        <w:spacing w:before="0" w:beforeAutospacing="0" w:after="0" w:afterAutospacing="0" w:line="288" w:lineRule="atLeast"/>
+        <w:ind w:left="0" w:right="0"/>
+        <w:jc w:val="left"/>
+        <w:rPr>
+          <w:rFonts w:ascii="宋体" w:hAnsi="宋体" w:eastAsia="宋体" w:cs="宋体"/>
+          <w:color w:val="FF0000"/>
+          <w:kern w:val="0"/>
+          <w:sz w:val="19"/>
+          <w:szCs w:val="19"/>
+          <w:lang w:val="en-US" w:eastAsia="zh-CN" w:bidi="ar"/>
+        </w:rPr>
+      </w:pPr>
+      <w:r>
+        <w:t>图2：系统部署架构图(单节点Nginx+uvicorn+KingbaseES)</w:t>
+      </w:r>
+    </w:p>
+    <w:p>
+      <w:pPr>
+        <w:keepNext w:val="0"/>
+        <w:keepLines w:val="0"/>
+        <w:widowControl/>
+        <w:suppressLineNumbers w:val="0"/>
+        <w:pBdr>
+          <w:top w:val="none" w:color="auto" w:sz="0" w:space="0"/>
+          <w:left w:val="none" w:color="auto" w:sz="0" w:space="0"/>
+          <w:bottom w:val="none" w:color="auto" w:sz="0" w:space="0"/>
+          <w:right w:val="none" w:color="auto" w:sz="0" w:space="0"/>
+        </w:pBdr>
+        <w:spacing w:before="0" w:beforeAutospacing="0" w:after="0" w:afterAutospacing="0" w:line="288" w:lineRule="atLeast"/>
+        <w:ind w:left="0" w:right="0"/>
+        <w:jc w:val="left"/>
+        <w:rPr>
+          <w:rFonts w:ascii="宋体" w:hAnsi="宋体" w:eastAsia="宋体" w:cs="宋体"/>
+          <w:color w:val="FF0000"/>
+          <w:kern w:val="0"/>
+          <w:sz w:val="19"/>
+          <w:szCs w:val="19"/>
+          <w:lang w:val="en-US" w:eastAsia="zh-CN" w:bidi="ar"/>
+        </w:rPr>
+      </w:pPr>
+      <w:r>
+        <w:t>图3：简历解析业务流程图</w:t>
+      </w:r>
+    </w:p>
+    <w:p>
+      <w:pPr>
+        <w:keepNext w:val="0"/>
+        <w:keepLines w:val="0"/>
+        <w:widowControl/>
+        <w:suppressLineNumbers w:val="0"/>
+        <w:pBdr>
+          <w:top w:val="none" w:color="auto" w:sz="0" w:space="0"/>
+          <w:left w:val="none" w:color="auto" w:sz="0" w:space="0"/>
+          <w:bottom w:val="none" w:color="auto" w:sz="0" w:space="0"/>
+          <w:right w:val="none" w:color="auto" w:sz="0" w:space="0"/>
+        </w:pBdr>
+        <w:spacing w:before="0" w:beforeAutospacing="0" w:after="0" w:afterAutospacing="0" w:line="288" w:lineRule="atLeast"/>
+        <w:ind w:left="0" w:right="0"/>
+        <w:jc w:val="left"/>
+        <w:rPr>
+          <w:rFonts w:ascii="宋体" w:hAnsi="宋体" w:eastAsia="宋体" w:cs="宋体"/>
+          <w:color w:val="FF0000"/>
+          <w:kern w:val="0"/>
+          <w:sz w:val="19"/>
+          <w:szCs w:val="19"/>
+          <w:lang w:val="en-US" w:eastAsia="zh-CN" w:bidi="ar"/>
+        </w:rPr>
+      </w:pPr>
+      <w:r>
+        <w:t>图4：数据库ER图(34张表关系)</w:t>
+      </w:r>
+    </w:p>
+    <w:p>
+      <w:pPr>
+        <w:keepNext w:val="0"/>
+        <w:keepLines w:val="0"/>
+        <w:widowControl/>
+        <w:suppressLineNumbers w:val="0"/>
+        <w:pBdr>
+          <w:top w:val="none" w:color="auto" w:sz="0" w:space="0"/>
+          <w:left w:val="none" w:color="auto" w:sz="0" w:space="0"/>
+          <w:bottom w:val="none" w:color="auto" w:sz="0" w:space="0"/>
+          <w:right w:val="none" w:color="auto" w:sz="0" w:space="0"/>
+        </w:pBdr>
+        <w:spacing w:before="0" w:beforeAutospacing="0" w:after="0" w:afterAutospacing="0" w:line="288" w:lineRule="atLeast"/>
+        <w:ind w:left="0" w:right="0"/>
+        <w:jc w:val="left"/>
+        <w:rPr>
+          <w:rFonts w:ascii="宋体" w:hAnsi="宋体" w:eastAsia="宋体" w:cs="宋体"/>
+          <w:color w:val="FF0000"/>
+          <w:kern w:val="0"/>
+          <w:sz w:val="19"/>
+          <w:szCs w:val="19"/>
+          <w:lang w:val="en-US" w:eastAsia="zh-CN" w:bidi="ar"/>
+        </w:rPr>
+      </w:pPr>
+      <w:r>
+        <w:t>图5：AI面试接口时序图</w:t>
       </w:r>
     </w:p>
     <w:p>
@@ -14029,15 +12412,7 @@
         </w:rPr>
       </w:pPr>
       <w:r>
-        <w:rPr>
-          <w:rFonts w:ascii="宋体" w:hAnsi="宋体" w:eastAsia="宋体" w:cs="宋体"/>
-          <w:color w:val="FF0000"/>
-          <w:kern w:val="0"/>
-          <w:sz w:val="19"/>
-          <w:szCs w:val="19"/>
-          <w:lang w:val="en-US" w:eastAsia="zh-CN" w:bidi="ar"/>
-        </w:rPr>
-        <w:t>【填写示例】</w:t>
+        <w:t>文档初始版本编制完成，暂无设计变更。</w:t>
       </w:r>
     </w:p>
     <w:tbl>
@@ -14391,23 +12766,8 @@
             <w:vAlign w:val="center"/>
           </w:tcPr>
           <w:p>
-            <w:pPr>
-              <w:keepNext w:val="0"/>
-              <w:keepLines w:val="0"/>
-              <w:widowControl/>
-              <w:suppressLineNumbers w:val="0"/>
-              <w:jc w:val="left"/>
-            </w:pPr>
             <w:r>
-              <w:rPr>
-                <w:rFonts w:ascii="宋体" w:hAnsi="宋体" w:eastAsia="宋体" w:cs="宋体"/>
-                <w:kern w:val="0"/>
-                <w:sz w:val="24"/>
-                <w:szCs w:val="24"/>
-                <w:bdr w:val="none" w:color="auto" w:sz="0" w:space="0"/>
-                <w:lang w:val="en-US" w:eastAsia="zh-CN" w:bidi="ar"/>
-              </w:rPr>
-              <w:t>2026-07-05</w:t>
+              <w:t>2026-07-10</w:t>
             </w:r>
           </w:p>
         </w:tc>
@@ -14438,15 +12798,7 @@
               <w:jc w:val="left"/>
             </w:pPr>
             <w:r>
-              <w:rPr>
-                <w:rFonts w:ascii="宋体" w:hAnsi="宋体" w:eastAsia="宋体" w:cs="宋体"/>
-                <w:kern w:val="0"/>
-                <w:sz w:val="24"/>
-                <w:szCs w:val="24"/>
-                <w:bdr w:val="none" w:color="auto" w:sz="0" w:space="0"/>
-                <w:lang w:val="en-US" w:eastAsia="zh-CN" w:bidi="ar"/>
-              </w:rPr>
-              <w:t>新增短信对接接口设计</w:t>
+              <w:t>新增AI面试模块接口设计</w:t>
             </w:r>
           </w:p>
         </w:tc>
@@ -14477,15 +12829,7 @@
               <w:jc w:val="left"/>
             </w:pPr>
             <w:r>
-              <w:rPr>
-                <w:rFonts w:ascii="宋体" w:hAnsi="宋体" w:eastAsia="宋体" w:cs="宋体"/>
-                <w:kern w:val="0"/>
-                <w:sz w:val="24"/>
-                <w:szCs w:val="24"/>
-                <w:bdr w:val="none" w:color="auto" w:sz="0" w:space="0"/>
-                <w:lang w:val="en-US" w:eastAsia="zh-CN" w:bidi="ar"/>
-              </w:rPr>
-              <w:t>需求文档新增到期提醒功能</w:t>
+              <w:t>ADR-0011面试模块新增</w:t>
             </w:r>
           </w:p>
         </w:tc>
